--- a/Guide/USER_GUIDE_English.docx
+++ b/Guide/USER_GUIDE_English.docx
@@ -172,21 +172,116 @@
     </w:p>
     <w:p>
       <w:pPr>
-        <w:ind w:left="220" w:hangingChars="100" w:hanging="220"/>
-        <w:rPr>
-          <w:rFonts w:hint="eastAsia"/>
-        </w:rPr>
-      </w:pPr>
-      <w:r>
-        <w:rPr>
-          <w:rFonts w:hint="eastAsia"/>
-        </w:rPr>
-        <w:t>1. Installation</w:t>
+        <w:pStyle w:val="a9"/>
+        <w:numPr>
+          <w:ilvl w:val="0"/>
+          <w:numId w:val="3"/>
+        </w:numPr>
+      </w:pPr>
+      <w:r>
+        <w:rPr>
+          <w:rFonts w:hint="eastAsia"/>
+        </w:rPr>
+        <w:t>Installation</w:t>
       </w:r>
     </w:p>
     <w:p>
       <w:pPr>
         <w:ind w:firstLineChars="200" w:firstLine="440"/>
+      </w:pPr>
+      <w:r>
+        <w:rPr>
+          <w:b/>
+          <w:bCs/>
+        </w:rPr>
+        <w:t>Download the installation file:</w:t>
+      </w:r>
+      <w:r>
+        <w:t> Open the site at </w:t>
+      </w:r>
+      <w:hyperlink r:id="rId8" w:tgtFrame="_blank" w:history="1">
+        <w:r>
+          <w:rPr>
+            <w:rStyle w:val="af2"/>
+          </w:rPr>
+          <w:t>https://github.com/TakeTopITS/TakeTopDSHTeam</w:t>
+        </w:r>
+      </w:hyperlink>
+      <w:r>
+        <w:rPr>
+          <w:rFonts w:hint="eastAsia"/>
+        </w:rPr>
+        <w:t xml:space="preserve"> </w:t>
+      </w:r>
+      <w:r>
+        <w:t>, click the download button as shown in the figure below, and then extract the installation package.</w:t>
+      </w:r>
+    </w:p>
+    <w:p>
+      <w:pPr>
+        <w:pStyle w:val="a9"/>
+        <w:ind w:left="360"/>
+        <w:rPr>
+          <w:rFonts w:hint="eastAsia"/>
+        </w:rPr>
+      </w:pPr>
+      <w:r>
+        <w:rPr>
+          <w:noProof/>
+        </w:rPr>
+        <w:drawing>
+          <wp:inline distT="0" distB="0" distL="0" distR="0" wp14:anchorId="0647FF98" wp14:editId="13250F3D">
+            <wp:extent cx="4872038" cy="2258875"/>
+            <wp:effectExtent l="0" t="0" r="5080" b="8255"/>
+            <wp:docPr id="2063848126" name="图片 1"/>
+            <wp:cNvGraphicFramePr>
+              <a:graphicFrameLocks xmlns:a="http://schemas.openxmlformats.org/drawingml/2006/main" noChangeAspect="1"/>
+            </wp:cNvGraphicFramePr>
+            <a:graphic xmlns:a="http://schemas.openxmlformats.org/drawingml/2006/main">
+              <a:graphicData uri="http://schemas.openxmlformats.org/drawingml/2006/picture">
+                <pic:pic xmlns:pic="http://schemas.openxmlformats.org/drawingml/2006/picture">
+                  <pic:nvPicPr>
+                    <pic:cNvPr id="0" name="Picture 1"/>
+                    <pic:cNvPicPr>
+                      <a:picLocks noChangeAspect="1" noChangeArrowheads="1"/>
+                    </pic:cNvPicPr>
+                  </pic:nvPicPr>
+                  <pic:blipFill>
+                    <a:blip r:embed="rId9" cstate="print">
+                      <a:extLst>
+                        <a:ext uri="{28A0092B-C50C-407E-A947-70E740481C1C}">
+                          <a14:useLocalDpi xmlns:a14="http://schemas.microsoft.com/office/drawing/2010/main" val="0"/>
+                        </a:ext>
+                      </a:extLst>
+                    </a:blip>
+                    <a:srcRect/>
+                    <a:stretch>
+                      <a:fillRect/>
+                    </a:stretch>
+                  </pic:blipFill>
+                  <pic:spPr bwMode="auto">
+                    <a:xfrm>
+                      <a:off x="0" y="0"/>
+                      <a:ext cx="4876542" cy="2260963"/>
+                    </a:xfrm>
+                    <a:prstGeom prst="rect">
+                      <a:avLst/>
+                    </a:prstGeom>
+                    <a:noFill/>
+                    <a:ln>
+                      <a:noFill/>
+                    </a:ln>
+                  </pic:spPr>
+                </pic:pic>
+              </a:graphicData>
+            </a:graphic>
+          </wp:inline>
+        </w:drawing>
+      </w:r>
+    </w:p>
+    <w:p>
+      <w:pPr>
+        <w:ind w:firstLineChars="200" w:firstLine="440"/>
         <w:rPr>
           <w:rFonts w:hint="eastAsia"/>
         </w:rPr>
@@ -217,35 +312,14 @@
         <w:rPr>
           <w:rFonts w:hint="eastAsia"/>
         </w:rPr>
-        <w:t xml:space="preserve">` folder to the target machine → on Windows double-click `start.bat`, on macOS/Linux run </w:t>
-      </w:r>
-      <w:proofErr w:type="gramStart"/>
-      <w:r>
-        <w:rPr>
-          <w:rFonts w:hint="eastAsia"/>
-        </w:rPr>
-        <w:t>`.</w:t>
-      </w:r>
-      <w:proofErr w:type="gramEnd"/>
-      <w:r>
-        <w:rPr>
-          <w:rFonts w:hint="eastAsia"/>
-        </w:rPr>
-        <w:t>/start.sh</w:t>
-      </w:r>
-      <w:proofErr w:type="gramStart"/>
-      <w:r>
-        <w:rPr>
-          <w:rFonts w:hint="eastAsia"/>
-        </w:rPr>
-        <w:t xml:space="preserve">` → </w:t>
-      </w:r>
-      <w:proofErr w:type="gramEnd"/>
-      <w:r>
-        <w:rPr>
-          <w:rFonts w:hint="eastAsia"/>
-        </w:rPr>
-        <w:t>open `http://127.0.0.1:46001` in the browser → click **"Open DSH"** to start using it. Detailed instructions below:</w:t>
+        <w:t xml:space="preserve">` folder to the target machine → on Windows double-click </w:t>
+      </w:r>
+      <w:r>
+        <w:rPr>
+          <w:rFonts w:hint="eastAsia"/>
+        </w:rPr>
+        <w:lastRenderedPageBreak/>
+        <w:t>`start.bat`, on macOS/Linux run `./start.sh` → open `http://127.0.0.1:46001` in the browser → click **"Open DSH"** to start using it. Detailed instructions below:</w:t>
       </w:r>
       <w:r>
         <w:t xml:space="preserve">         </w:t>
@@ -322,21 +396,7 @@
         <w:rPr>
           <w:rFonts w:hint="eastAsia"/>
         </w:rPr>
-        <w:t>1-1-2. Double-click **`start.bat`*</w:t>
-      </w:r>
-      <w:proofErr w:type="gramStart"/>
-      <w:r>
-        <w:rPr>
-          <w:rFonts w:hint="eastAsia"/>
-        </w:rPr>
-        <w:t>* (</w:t>
-      </w:r>
-      <w:proofErr w:type="gramEnd"/>
-      <w:r>
-        <w:rPr>
-          <w:rFonts w:hint="eastAsia"/>
-        </w:rPr>
-        <w:t>or right-click → Run as administrator, if the port is occupied).</w:t>
+        <w:t>1-1-2. Double-click **`start.bat`** (or right-click → Run as administrator, if the port is occupied).</w:t>
       </w:r>
       <w:r>
         <w:t xml:space="preserve">         </w:t>
@@ -423,250 +483,256 @@
         <w:rPr>
           <w:rFonts w:hint="eastAsia"/>
         </w:rPr>
+        <w:t>1-2-2. Open Terminal and go to the folder:</w:t>
+      </w:r>
+    </w:p>
+    <w:p>
+      <w:pPr>
+        <w:ind w:firstLineChars="200" w:firstLine="440"/>
+        <w:rPr>
+          <w:rFonts w:hint="eastAsia"/>
+        </w:rPr>
+      </w:pPr>
+      <w:r>
+        <w:t xml:space="preserve">   bash cd /path/to/</w:t>
+      </w:r>
+      <w:proofErr w:type="spellStart"/>
+      <w:r>
+        <w:t>TakeTopDshTeam</w:t>
+      </w:r>
+      <w:proofErr w:type="spellEnd"/>
+      <w:r>
+        <w:t xml:space="preserve"> </w:t>
+      </w:r>
+      <w:proofErr w:type="spellStart"/>
+      <w:r>
+        <w:t>chmod</w:t>
+      </w:r>
+      <w:proofErr w:type="spellEnd"/>
+      <w:r>
+        <w:t xml:space="preserve"> +x start.sh ./start.sh</w:t>
+      </w:r>
+      <w:r>
+        <w:t xml:space="preserve">         </w:t>
+      </w:r>
+    </w:p>
+    <w:p>
+      <w:pPr>
+        <w:ind w:firstLineChars="200" w:firstLine="440"/>
+        <w:rPr>
+          <w:rFonts w:hint="eastAsia"/>
+        </w:rPr>
+      </w:pPr>
+    </w:p>
+    <w:p>
+      <w:pPr>
+        <w:ind w:firstLineChars="200" w:firstLine="440"/>
+        <w:rPr>
+          <w:rFonts w:hint="eastAsia"/>
+        </w:rPr>
+      </w:pPr>
+      <w:r>
+        <w:rPr>
+          <w:rFonts w:hint="eastAsia"/>
+        </w:rPr>
+        <w:t>1-2-3. On first run it automatically unpacks Node and installs `@deepseek-ai/dsh` (**requires internet once**).</w:t>
+      </w:r>
+    </w:p>
+    <w:p>
+      <w:pPr>
+        <w:ind w:firstLineChars="200" w:firstLine="440"/>
+        <w:rPr>
+          <w:rFonts w:hint="eastAsia"/>
+        </w:rPr>
+      </w:pPr>
+      <w:r>
+        <w:rPr>
+          <w:rFonts w:hint="eastAsia"/>
+        </w:rPr>
+        <w:t>1-2-4. The browser automatically opens the login page `http://127.0.0.1:46001`.</w:t>
+      </w:r>
+      <w:r>
+        <w:t xml:space="preserve">         </w:t>
+      </w:r>
+    </w:p>
+    <w:p>
+      <w:pPr>
+        <w:ind w:firstLineChars="200" w:firstLine="440"/>
+        <w:rPr>
+          <w:rFonts w:hint="eastAsia"/>
+        </w:rPr>
+      </w:pPr>
+    </w:p>
+    <w:p>
+      <w:pPr>
+        <w:ind w:firstLineChars="200" w:firstLine="440"/>
+        <w:rPr>
+          <w:rFonts w:hint="eastAsia"/>
+        </w:rPr>
+      </w:pPr>
+      <w:r>
+        <w:rPr>
+          <w:rFonts w:hint="eastAsia"/>
+        </w:rPr>
+        <w:t>1-3. Linux (x64 / arm64)</w:t>
+      </w:r>
+      <w:r>
+        <w:t xml:space="preserve">         </w:t>
+      </w:r>
+    </w:p>
+    <w:p>
+      <w:pPr>
+        <w:ind w:firstLineChars="200" w:firstLine="440"/>
+        <w:rPr>
+          <w:rFonts w:hint="eastAsia"/>
+        </w:rPr>
+      </w:pPr>
+      <w:r>
+        <w:rPr>
+          <w:rFonts w:hint="eastAsia"/>
+        </w:rPr>
+        <w:t>1-3-1. Copy the entire `</w:t>
+      </w:r>
+      <w:proofErr w:type="spellStart"/>
+      <w:r>
+        <w:rPr>
+          <w:rFonts w:hint="eastAsia"/>
+        </w:rPr>
+        <w:t>TakeTopDshTeam</w:t>
+      </w:r>
+      <w:proofErr w:type="spellEnd"/>
+      <w:r>
+        <w:rPr>
+          <w:rFonts w:hint="eastAsia"/>
+        </w:rPr>
+        <w:t>` folder to the target machine.</w:t>
+      </w:r>
+    </w:p>
+    <w:p>
+      <w:pPr>
+        <w:ind w:firstLineChars="200" w:firstLine="440"/>
+        <w:rPr>
+          <w:rFonts w:hint="eastAsia"/>
+        </w:rPr>
+      </w:pPr>
+      <w:r>
+        <w:rPr>
+          <w:rFonts w:hint="eastAsia"/>
+        </w:rPr>
+        <w:t>1-3-2. Open a terminal and go to the folder:</w:t>
+      </w:r>
+    </w:p>
+    <w:p>
+      <w:pPr>
+        <w:ind w:firstLineChars="200" w:firstLine="440"/>
+        <w:rPr>
+          <w:rFonts w:hint="eastAsia"/>
+        </w:rPr>
+      </w:pPr>
+      <w:r>
+        <w:t xml:space="preserve">  bash cd /path/to/</w:t>
+      </w:r>
+      <w:proofErr w:type="spellStart"/>
+      <w:r>
+        <w:t>TakeTopDshTeam</w:t>
+      </w:r>
+      <w:proofErr w:type="spellEnd"/>
+      <w:r>
+        <w:t xml:space="preserve"> </w:t>
+      </w:r>
+      <w:proofErr w:type="spellStart"/>
+      <w:r>
+        <w:t>chmod</w:t>
+      </w:r>
+      <w:proofErr w:type="spellEnd"/>
+      <w:r>
+        <w:t xml:space="preserve"> +x start.sh ./start.sh</w:t>
+      </w:r>
+    </w:p>
+    <w:p>
+      <w:pPr>
+        <w:ind w:firstLineChars="200" w:firstLine="440"/>
+        <w:rPr>
+          <w:rFonts w:hint="eastAsia"/>
+        </w:rPr>
+      </w:pPr>
+      <w:r>
+        <w:rPr>
+          <w:rFonts w:hint="eastAsia"/>
+        </w:rPr>
+        <w:t>1-3-3. On first run it automatically unpacks Node (**already bundled, no download needed**); only `@deepseek-ai/dsh`'s native dependencies need **internet once**, after which it works offline.</w:t>
+      </w:r>
+    </w:p>
+    <w:p>
+      <w:pPr>
+        <w:ind w:firstLineChars="200" w:firstLine="440"/>
+        <w:rPr>
+          <w:rFonts w:hint="eastAsia"/>
+        </w:rPr>
+      </w:pPr>
+      <w:r>
+        <w:rPr>
+          <w:rFonts w:hint="eastAsia"/>
+        </w:rPr>
+        <w:t>1-3-4. The browser automatically opens the login page `http://127.0.0.1:46001`.</w:t>
+      </w:r>
+      <w:r>
+        <w:t xml:space="preserve">         </w:t>
+      </w:r>
+    </w:p>
+    <w:p>
+      <w:pPr>
+        <w:rPr>
+          <w:rFonts w:hint="eastAsia"/>
+        </w:rPr>
+      </w:pPr>
+    </w:p>
+    <w:p>
+      <w:pPr>
+        <w:rPr>
+          <w:rFonts w:hint="eastAsia"/>
+        </w:rPr>
+      </w:pPr>
+      <w:r>
+        <w:rPr>
+          <w:rFonts w:hint="eastAsia"/>
+        </w:rPr>
+        <w:t>2. Platform Login</w:t>
+      </w:r>
+    </w:p>
+    <w:p>
+      <w:pPr>
+        <w:ind w:firstLineChars="200" w:firstLine="440"/>
+        <w:rPr>
+          <w:rFonts w:hint="eastAsia"/>
+        </w:rPr>
+      </w:pPr>
+      <w:r>
+        <w:rPr>
+          <w:rFonts w:hint="eastAsia"/>
+        </w:rPr>
+        <w:t xml:space="preserve">After each reboot, open the </w:t>
+      </w:r>
+      <w:proofErr w:type="spellStart"/>
+      <w:r>
+        <w:rPr>
+          <w:rFonts w:hint="eastAsia"/>
+        </w:rPr>
+        <w:t>TakeTopDshTeam</w:t>
+      </w:r>
+      <w:proofErr w:type="spellEnd"/>
+      <w:r>
+        <w:rPr>
+          <w:rFonts w:hint="eastAsia"/>
+        </w:rPr>
+        <w:t xml:space="preserve"> folder. You will see the two files </w:t>
+      </w:r>
+      <w:r>
+        <w:rPr>
+          <w:rFonts w:hint="eastAsia"/>
+        </w:rPr>
         <w:lastRenderedPageBreak/>
-        <w:t>1-2-2. Open Terminal and go to the folder:</w:t>
-      </w:r>
-    </w:p>
-    <w:p>
-      <w:pPr>
-        <w:ind w:firstLineChars="200" w:firstLine="440"/>
-        <w:rPr>
-          <w:rFonts w:hint="eastAsia"/>
-        </w:rPr>
-      </w:pPr>
-      <w:r>
-        <w:t xml:space="preserve">   bash cd /path/to/</w:t>
-      </w:r>
-      <w:proofErr w:type="spellStart"/>
-      <w:r>
-        <w:t>TakeTopDshTeam</w:t>
-      </w:r>
-      <w:proofErr w:type="spellEnd"/>
-      <w:r>
-        <w:t xml:space="preserve"> </w:t>
-      </w:r>
-      <w:proofErr w:type="spellStart"/>
-      <w:r>
-        <w:t>chmod</w:t>
-      </w:r>
-      <w:proofErr w:type="spellEnd"/>
-      <w:r>
-        <w:t xml:space="preserve"> +x start.sh ./start.sh</w:t>
-      </w:r>
-      <w:r>
-        <w:t xml:space="preserve">         </w:t>
-      </w:r>
-    </w:p>
-    <w:p>
-      <w:pPr>
-        <w:ind w:firstLineChars="200" w:firstLine="440"/>
-        <w:rPr>
-          <w:rFonts w:hint="eastAsia"/>
-        </w:rPr>
-      </w:pPr>
-    </w:p>
-    <w:p>
-      <w:pPr>
-        <w:ind w:firstLineChars="200" w:firstLine="440"/>
-        <w:rPr>
-          <w:rFonts w:hint="eastAsia"/>
-        </w:rPr>
-      </w:pPr>
-      <w:r>
-        <w:rPr>
-          <w:rFonts w:hint="eastAsia"/>
-        </w:rPr>
-        <w:t>1-2-3. On first run it automatically unpacks Node and installs `@deepseek-ai/dsh` (**requires internet once**).</w:t>
-      </w:r>
-    </w:p>
-    <w:p>
-      <w:pPr>
-        <w:ind w:firstLineChars="200" w:firstLine="440"/>
-        <w:rPr>
-          <w:rFonts w:hint="eastAsia"/>
-        </w:rPr>
-      </w:pPr>
-      <w:r>
-        <w:rPr>
-          <w:rFonts w:hint="eastAsia"/>
-        </w:rPr>
-        <w:t>1-2-4. The browser automatically opens the login page `http://127.0.0.1:46001`.</w:t>
-      </w:r>
-      <w:r>
-        <w:t xml:space="preserve">         </w:t>
-      </w:r>
-    </w:p>
-    <w:p>
-      <w:pPr>
-        <w:ind w:firstLineChars="200" w:firstLine="440"/>
-        <w:rPr>
-          <w:rFonts w:hint="eastAsia"/>
-        </w:rPr>
-      </w:pPr>
-    </w:p>
-    <w:p>
-      <w:pPr>
-        <w:ind w:firstLineChars="200" w:firstLine="440"/>
-        <w:rPr>
-          <w:rFonts w:hint="eastAsia"/>
-        </w:rPr>
-      </w:pPr>
-      <w:r>
-        <w:rPr>
-          <w:rFonts w:hint="eastAsia"/>
-        </w:rPr>
-        <w:t>1-3. Linux (x64 / arm64)</w:t>
-      </w:r>
-      <w:r>
-        <w:t xml:space="preserve">         </w:t>
-      </w:r>
-    </w:p>
-    <w:p>
-      <w:pPr>
-        <w:ind w:firstLineChars="200" w:firstLine="440"/>
-        <w:rPr>
-          <w:rFonts w:hint="eastAsia"/>
-        </w:rPr>
-      </w:pPr>
-      <w:r>
-        <w:rPr>
-          <w:rFonts w:hint="eastAsia"/>
-        </w:rPr>
-        <w:t>1-3-1. Copy the entire `</w:t>
-      </w:r>
-      <w:proofErr w:type="spellStart"/>
-      <w:r>
-        <w:rPr>
-          <w:rFonts w:hint="eastAsia"/>
-        </w:rPr>
-        <w:t>TakeTopDshTeam</w:t>
-      </w:r>
-      <w:proofErr w:type="spellEnd"/>
-      <w:r>
-        <w:rPr>
-          <w:rFonts w:hint="eastAsia"/>
-        </w:rPr>
-        <w:t>` folder to the target machine.</w:t>
-      </w:r>
-    </w:p>
-    <w:p>
-      <w:pPr>
-        <w:ind w:firstLineChars="200" w:firstLine="440"/>
-        <w:rPr>
-          <w:rFonts w:hint="eastAsia"/>
-        </w:rPr>
-      </w:pPr>
-      <w:r>
-        <w:rPr>
-          <w:rFonts w:hint="eastAsia"/>
-        </w:rPr>
-        <w:t>1-3-2. Open a terminal and go to the folder:</w:t>
-      </w:r>
-    </w:p>
-    <w:p>
-      <w:pPr>
-        <w:ind w:firstLineChars="200" w:firstLine="440"/>
-        <w:rPr>
-          <w:rFonts w:hint="eastAsia"/>
-        </w:rPr>
-      </w:pPr>
-      <w:r>
-        <w:t xml:space="preserve">  bash cd /path/to/</w:t>
-      </w:r>
-      <w:proofErr w:type="spellStart"/>
-      <w:r>
-        <w:t>TakeTopDshTeam</w:t>
-      </w:r>
-      <w:proofErr w:type="spellEnd"/>
-      <w:r>
-        <w:t xml:space="preserve"> </w:t>
-      </w:r>
-      <w:proofErr w:type="spellStart"/>
-      <w:r>
-        <w:t>chmod</w:t>
-      </w:r>
-      <w:proofErr w:type="spellEnd"/>
-      <w:r>
-        <w:t xml:space="preserve"> +x start.sh ./start.sh</w:t>
-      </w:r>
-    </w:p>
-    <w:p>
-      <w:pPr>
-        <w:ind w:firstLineChars="200" w:firstLine="440"/>
-        <w:rPr>
-          <w:rFonts w:hint="eastAsia"/>
-        </w:rPr>
-      </w:pPr>
-      <w:r>
-        <w:rPr>
-          <w:rFonts w:hint="eastAsia"/>
-        </w:rPr>
-        <w:t>1-3-3. On first run it automatically unpacks Node (**already bundled, no download needed**); only `@deepseek-ai/dsh`'s native dependencies need **internet once**, after which it works offline.</w:t>
-      </w:r>
-    </w:p>
-    <w:p>
-      <w:pPr>
-        <w:ind w:firstLineChars="200" w:firstLine="440"/>
-        <w:rPr>
-          <w:rFonts w:hint="eastAsia"/>
-        </w:rPr>
-      </w:pPr>
-      <w:r>
-        <w:rPr>
-          <w:rFonts w:hint="eastAsia"/>
-        </w:rPr>
-        <w:t>1-3-4. The browser automatically opens the login page `http://127.0.0.1:46001`.</w:t>
-      </w:r>
-      <w:r>
-        <w:t xml:space="preserve">         </w:t>
-      </w:r>
-    </w:p>
-    <w:p>
-      <w:pPr>
-        <w:rPr>
-          <w:rFonts w:hint="eastAsia"/>
-        </w:rPr>
-      </w:pPr>
-    </w:p>
-    <w:p>
-      <w:pPr>
-        <w:rPr>
-          <w:rFonts w:hint="eastAsia"/>
-        </w:rPr>
-      </w:pPr>
-      <w:r>
-        <w:rPr>
-          <w:rFonts w:hint="eastAsia"/>
-        </w:rPr>
-        <w:t>2. Platform Login</w:t>
-      </w:r>
-    </w:p>
-    <w:p>
-      <w:pPr>
-        <w:ind w:firstLineChars="200" w:firstLine="440"/>
-        <w:rPr>
-          <w:rFonts w:hint="eastAsia"/>
-        </w:rPr>
-      </w:pPr>
-      <w:r>
-        <w:rPr>
-          <w:rFonts w:hint="eastAsia"/>
-        </w:rPr>
-        <w:t xml:space="preserve">After each reboot, open the </w:t>
-      </w:r>
-      <w:proofErr w:type="spellStart"/>
-      <w:r>
-        <w:rPr>
-          <w:rFonts w:hint="eastAsia"/>
-        </w:rPr>
-        <w:t>TakeTopDshTeam</w:t>
-      </w:r>
-      <w:proofErr w:type="spellEnd"/>
-      <w:r>
-        <w:rPr>
-          <w:rFonts w:hint="eastAsia"/>
-        </w:rPr>
-        <w:t xml:space="preserve"> folder. You will see the two files below. Run the appropriate one for your system to open the login page:</w:t>
+        <w:t>below. Run the appropriate one for your system to open the login page:</w:t>
       </w:r>
     </w:p>
     <w:p>
@@ -680,7 +746,7 @@
           <w:noProof/>
         </w:rPr>
         <w:drawing>
-          <wp:inline distT="0" distB="0" distL="0" distR="0" wp14:anchorId="78E1C3EA" wp14:editId="7BD9E8F7">
+          <wp:inline distT="0" distB="0" distL="0" distR="0" wp14:anchorId="78E1C3EA" wp14:editId="7D5816F6">
             <wp:extent cx="5274310" cy="465455"/>
             <wp:effectExtent l="0" t="0" r="2540" b="0"/>
             <wp:docPr id="286631104" name="图片 1"/>
@@ -697,7 +763,7 @@
                     </pic:cNvPicPr>
                   </pic:nvPicPr>
                   <pic:blipFill>
-                    <a:blip r:embed="rId8" cstate="print">
+                    <a:blip r:embed="rId10" cstate="print">
                       <a:extLst>
                         <a:ext uri="{28A0092B-C50C-407E-A947-70E740481C1C}">
                           <a14:useLocalDpi xmlns:a14="http://schemas.microsoft.com/office/drawing/2010/main" val="0"/>
@@ -765,7 +831,6 @@
         <w:rPr>
           <w:noProof/>
         </w:rPr>
-        <w:lastRenderedPageBreak/>
         <w:drawing>
           <wp:inline distT="0" distB="0" distL="0" distR="0" wp14:anchorId="3BCED0BE" wp14:editId="743BBE0B">
             <wp:extent cx="5274310" cy="2830195"/>
@@ -784,7 +849,7 @@
                     </pic:cNvPicPr>
                   </pic:nvPicPr>
                   <pic:blipFill>
-                    <a:blip r:embed="rId9" cstate="print">
+                    <a:blip r:embed="rId11" cstate="print">
                       <a:extLst>
                         <a:ext uri="{28A0092B-C50C-407E-A947-70E740481C1C}">
                           <a14:useLocalDpi xmlns:a14="http://schemas.microsoft.com/office/drawing/2010/main" val="0"/>
@@ -854,21 +919,7 @@
         <w:rPr>
           <w:rFonts w:hint="eastAsia"/>
         </w:rPr>
-        <w:t xml:space="preserve"> keeps running in the background. </w:t>
-      </w:r>
-      <w:proofErr w:type="gramStart"/>
-      <w:r>
-        <w:rPr>
-          <w:rFonts w:hint="eastAsia"/>
-        </w:rPr>
-        <w:t>As long as</w:t>
-      </w:r>
-      <w:proofErr w:type="gramEnd"/>
-      <w:r>
-        <w:rPr>
-          <w:rFonts w:hint="eastAsia"/>
-        </w:rPr>
-        <w:t xml:space="preserve"> you have not rebooted, just open `http://127.0.0.1:46001` in the browser to return to the login page. If the launcher has been closed (e.g., after a reboot), you need to run the start program above again.</w:t>
+        <w:t xml:space="preserve"> keeps running in the background. As long as you have not rebooted, just open `http://127.0.0.1:46001` in the browser to return to the login page. If the launcher has been closed (e.g., after a reboot), you need to run the start program above again.</w:t>
       </w:r>
       <w:r>
         <w:rPr>
@@ -882,7 +933,7 @@
         </w:rPr>
         <w:t xml:space="preserve">         </w:t>
       </w:r>
-      <w:hyperlink r:id="rId10" w:history="1">
+      <w:hyperlink r:id="rId12" w:history="1">
         <w:r>
           <w:rPr>
             <w:rStyle w:val="af2"/>
@@ -959,7 +1010,7 @@
                     </pic:cNvPicPr>
                   </pic:nvPicPr>
                   <pic:blipFill>
-                    <a:blip r:embed="rId11" cstate="print">
+                    <a:blip r:embed="rId13" cstate="print">
                       <a:extLst>
                         <a:ext uri="{28A0092B-C50C-407E-A947-70E740481C1C}">
                           <a14:useLocalDpi xmlns:a14="http://schemas.microsoft.com/office/drawing/2010/main" val="0"/>
@@ -1019,7 +1070,7 @@
                     </pic:cNvPicPr>
                   </pic:nvPicPr>
                   <pic:blipFill>
-                    <a:blip r:embed="rId12" cstate="print">
+                    <a:blip r:embed="rId14" cstate="print">
                       <a:extLst>
                         <a:ext uri="{28A0092B-C50C-407E-A947-70E740481C1C}">
                           <a14:useLocalDpi xmlns:a14="http://schemas.microsoft.com/office/drawing/2010/main" val="0"/>
@@ -1061,8 +1112,14 @@
         <w:rPr>
           <w:rFonts w:hint="eastAsia"/>
         </w:rPr>
+        <w:t xml:space="preserve">You can: Start/Stop, Open DSH, Configure, Manage Instances, Change Password. The </w:t>
+      </w:r>
+      <w:r>
+        <w:rPr>
+          <w:rFonts w:hint="eastAsia"/>
+        </w:rPr>
         <w:lastRenderedPageBreak/>
-        <w:t>You can: Start/Stop, Open DSH, Configure, Manage Instances, Change Password. The key parts are described below; the rest is self-explanatory.</w:t>
+        <w:t>key parts are described below; the rest is self-explanatory.</w:t>
       </w:r>
     </w:p>
     <w:p>
@@ -1096,7 +1153,7 @@
           <w:noProof/>
         </w:rPr>
         <w:drawing>
-          <wp:inline distT="0" distB="0" distL="0" distR="0" wp14:anchorId="2044E27F" wp14:editId="61A1161B">
+          <wp:inline distT="0" distB="0" distL="0" distR="0" wp14:anchorId="2044E27F" wp14:editId="126D11FF">
             <wp:extent cx="5274310" cy="2002155"/>
             <wp:effectExtent l="0" t="0" r="2540" b="0"/>
             <wp:docPr id="5370857" name="图片 5"/>
@@ -1113,7 +1170,7 @@
                     </pic:cNvPicPr>
                   </pic:nvPicPr>
                   <pic:blipFill>
-                    <a:blip r:embed="rId13" cstate="print">
+                    <a:blip r:embed="rId15" cstate="print">
                       <a:extLst>
                         <a:ext uri="{28A0092B-C50C-407E-A947-70E740481C1C}">
                           <a14:useLocalDpi xmlns:a14="http://schemas.microsoft.com/office/drawing/2010/main" val="0"/>
@@ -1172,21 +1229,7 @@
         <w:rPr>
           <w:rFonts w:hint="eastAsia"/>
         </w:rPr>
-        <w:t xml:space="preserve">Setting the Workspace path defines the platform's workspace directory. Note that this directory can be on any drive on the </w:t>
-      </w:r>
-      <w:proofErr w:type="gramStart"/>
-      <w:r>
-        <w:rPr>
-          <w:rFonts w:hint="eastAsia"/>
-        </w:rPr>
-        <w:t>computer, but</w:t>
-      </w:r>
-      <w:proofErr w:type="gramEnd"/>
-      <w:r>
-        <w:rPr>
-          <w:rFonts w:hint="eastAsia"/>
-        </w:rPr>
-        <w:t xml:space="preserve"> plan it well and ensure it has enough capacity, because all data you enter and all files you upload in </w:t>
+        <w:t xml:space="preserve">Setting the Workspace path defines the platform's workspace directory. Note that this directory can be on any drive on the computer, but plan it well and ensure it has enough capacity, because all data you enter and all files you upload in </w:t>
       </w:r>
       <w:proofErr w:type="spellStart"/>
       <w:r>
@@ -1248,7 +1291,7 @@
         </w:rPr>
         <w:t>correctly.</w:t>
       </w:r>
-      <w:hyperlink r:id="rId14" w:history="1">
+      <w:hyperlink r:id="rId16" w:history="1">
         <w:r>
           <w:rPr>
             <w:rStyle w:val="af2"/>
@@ -1321,7 +1364,7 @@
                     </pic:cNvPicPr>
                   </pic:nvPicPr>
                   <pic:blipFill>
-                    <a:blip r:embed="rId15" cstate="print">
+                    <a:blip r:embed="rId17" cstate="print">
                       <a:extLst>
                         <a:ext uri="{28A0092B-C50C-407E-A947-70E740481C1C}">
                           <a14:useLocalDpi xmlns:a14="http://schemas.microsoft.com/office/drawing/2010/main" val="0"/>
@@ -1365,28 +1408,7 @@
         <w:rPr>
           <w:rFonts w:hint="eastAsia"/>
         </w:rPr>
-        <w:t xml:space="preserve">You can add member users here. Note that usernames should use English letters, not Chinese. Remember the password you set for a user, for </w:t>
-      </w:r>
-      <w:proofErr w:type="gramStart"/>
-      <w:r>
-        <w:rPr>
-          <w:rFonts w:hint="eastAsia"/>
-        </w:rPr>
-        <w:t>example</w:t>
-      </w:r>
-      <w:proofErr w:type="gramEnd"/>
-      <w:r>
-        <w:rPr>
-          <w:rFonts w:hint="eastAsia"/>
-        </w:rPr>
-        <w:t xml:space="preserve"> set it to `12345678`. After a member user logs in, they can change it themselves. You do </w:t>
-      </w:r>
-      <w:r>
-        <w:rPr>
-          <w:rFonts w:hint="eastAsia"/>
-        </w:rPr>
-        <w:lastRenderedPageBreak/>
-        <w:t>not need to set this member's workspace directory — it is generated automatically from the main workspace directory + username.</w:t>
+        <w:t>You can add member users here. Note that usernames should use English letters, not Chinese. Remember the password you set for a user, for example set it to `12345678`. After a member user logs in, they can change it themselves. You do not need to set this member's workspace directory — it is generated automatically from the main workspace directory + username.</w:t>
       </w:r>
     </w:p>
     <w:p>
@@ -1440,7 +1462,7 @@
                     </pic:cNvPicPr>
                   </pic:nvPicPr>
                   <pic:blipFill>
-                    <a:blip r:embed="rId16" cstate="print">
+                    <a:blip r:embed="rId18" cstate="print">
                       <a:extLst>
                         <a:ext uri="{28A0092B-C50C-407E-A947-70E740481C1C}">
                           <a14:useLocalDpi xmlns:a14="http://schemas.microsoft.com/office/drawing/2010/main" val="0"/>
@@ -1561,7 +1583,7 @@
           <w:noProof/>
         </w:rPr>
         <w:drawing>
-          <wp:inline distT="0" distB="0" distL="0" distR="0" wp14:anchorId="39F15B5B" wp14:editId="4125C91C">
+          <wp:inline distT="0" distB="0" distL="0" distR="0" wp14:anchorId="39F15B5B" wp14:editId="015E1C37">
             <wp:extent cx="5274310" cy="1233805"/>
             <wp:effectExtent l="0" t="0" r="2540" b="4445"/>
             <wp:docPr id="1833294711" name="图片 8"/>
@@ -1578,7 +1600,7 @@
                     </pic:cNvPicPr>
                   </pic:nvPicPr>
                   <pic:blipFill>
-                    <a:blip r:embed="rId17" cstate="print">
+                    <a:blip r:embed="rId19" cstate="print">
                       <a:extLst>
                         <a:ext uri="{28A0092B-C50C-407E-A947-70E740481C1C}">
                           <a14:useLocalDpi xmlns:a14="http://schemas.microsoft.com/office/drawing/2010/main" val="0"/>
@@ -1629,7 +1651,6 @@
         <w:rPr>
           <w:noProof/>
         </w:rPr>
-        <w:lastRenderedPageBreak/>
         <w:drawing>
           <wp:inline distT="0" distB="0" distL="0" distR="0" wp14:anchorId="61CE37F1" wp14:editId="59181A46">
             <wp:extent cx="5274310" cy="2934335"/>
@@ -1648,7 +1669,7 @@
                     </pic:cNvPicPr>
                   </pic:nvPicPr>
                   <pic:blipFill>
-                    <a:blip r:embed="rId18" cstate="print">
+                    <a:blip r:embed="rId20" cstate="print">
                       <a:extLst>
                         <a:ext uri="{28A0092B-C50C-407E-A947-70E740481C1C}">
                           <a14:useLocalDpi xmlns:a14="http://schemas.microsoft.com/office/drawing/2010/main" val="0"/>
@@ -1704,6 +1725,7 @@
         <w:rPr>
           <w:rFonts w:hint="eastAsia"/>
         </w:rPr>
+        <w:lastRenderedPageBreak/>
         <w:t xml:space="preserve">Although </w:t>
       </w:r>
       <w:proofErr w:type="spellStart"/>
@@ -1756,7 +1778,7 @@
                     </pic:cNvPicPr>
                   </pic:nvPicPr>
                   <pic:blipFill>
-                    <a:blip r:embed="rId19" cstate="print">
+                    <a:blip r:embed="rId21" cstate="print">
                       <a:extLst>
                         <a:ext uri="{28A0092B-C50C-407E-A947-70E740481C1C}">
                           <a14:useLocalDpi xmlns:a14="http://schemas.microsoft.com/office/drawing/2010/main" val="0"/>
@@ -1817,7 +1839,7 @@
                     </pic:cNvPicPr>
                   </pic:nvPicPr>
                   <pic:blipFill>
-                    <a:blip r:embed="rId20" cstate="print">
+                    <a:blip r:embed="rId22" cstate="print">
                       <a:extLst>
                         <a:ext uri="{28A0092B-C50C-407E-A947-70E740481C1C}">
                           <a14:useLocalDpi xmlns:a14="http://schemas.microsoft.com/office/drawing/2010/main" val="0"/>
@@ -1859,36 +1881,16 @@
         <w:rPr>
           <w:rFonts w:hint="eastAsia"/>
         </w:rPr>
-        <w:t xml:space="preserve">Click the Edit button, as shown below. You can choose from the listed </w:t>
-      </w:r>
-      <w:proofErr w:type="gramStart"/>
-      <w:r>
-        <w:rPr>
-          <w:rFonts w:hint="eastAsia"/>
-        </w:rPr>
-        <w:t>models, or</w:t>
-      </w:r>
-      <w:proofErr w:type="gramEnd"/>
-      <w:r>
-        <w:rPr>
-          <w:rFonts w:hint="eastAsia"/>
-        </w:rPr>
-        <w:t xml:space="preserve"> click </w:t>
-      </w:r>
-      <w:r>
-        <w:rPr>
-          <w:rFonts w:hint="eastAsia"/>
+        <w:t>Click the Edit button, as shown below. You can choose from the listed models, or click Add model to add one. After selecting, enter the API Key you obtained. You can learn how to set it up on the website of the LLM you plan to connect.</w:t>
+      </w:r>
+      <w:r>
+        <w:br/>
+      </w:r>
+      <w:r>
+        <w:rPr>
+          <w:noProof/>
         </w:rPr>
         <w:lastRenderedPageBreak/>
-        <w:t>Add model to add one. After selecting, enter the API Key you obtained. You can learn how to set it up on the website of the LLM you plan to connect.</w:t>
-      </w:r>
-      <w:r>
-        <w:br/>
-      </w:r>
-      <w:r>
-        <w:rPr>
-          <w:noProof/>
-        </w:rPr>
         <w:drawing>
           <wp:inline distT="0" distB="0" distL="0" distR="0" wp14:anchorId="7AD44E72" wp14:editId="4164ABA8">
             <wp:extent cx="5274310" cy="4333875"/>
@@ -1907,7 +1909,7 @@
                     </pic:cNvPicPr>
                   </pic:nvPicPr>
                   <pic:blipFill>
-                    <a:blip r:embed="rId21" cstate="print">
+                    <a:blip r:embed="rId23" cstate="print">
                       <a:extLst>
                         <a:ext uri="{28A0092B-C50C-407E-A947-70E740481C1C}">
                           <a14:useLocalDpi xmlns:a14="http://schemas.microsoft.com/office/drawing/2010/main" val="0"/>
@@ -1958,7 +1960,6 @@
         <w:rPr>
           <w:noProof/>
         </w:rPr>
-        <w:lastRenderedPageBreak/>
         <w:drawing>
           <wp:inline distT="0" distB="0" distL="0" distR="0" wp14:anchorId="637077FD" wp14:editId="2843857C">
             <wp:extent cx="5274310" cy="3797300"/>
@@ -1977,7 +1978,7 @@
                     </pic:cNvPicPr>
                   </pic:nvPicPr>
                   <pic:blipFill>
-                    <a:blip r:embed="rId22" cstate="print">
+                    <a:blip r:embed="rId24" cstate="print">
                       <a:extLst>
                         <a:ext uri="{28A0092B-C50C-407E-A947-70E740481C1C}">
                           <a14:useLocalDpi xmlns:a14="http://schemas.microsoft.com/office/drawing/2010/main" val="0"/>
@@ -2019,6 +2020,7 @@
         <w:rPr>
           <w:rFonts w:hint="eastAsia"/>
         </w:rPr>
+        <w:lastRenderedPageBreak/>
         <w:t>4-2. File Manager</w:t>
       </w:r>
     </w:p>
@@ -2073,7 +2075,7 @@
                     </pic:cNvPicPr>
                   </pic:nvPicPr>
                   <pic:blipFill>
-                    <a:blip r:embed="rId23" cstate="print">
+                    <a:blip r:embed="rId25" cstate="print">
                       <a:extLst>
                         <a:ext uri="{28A0092B-C50C-407E-A947-70E740481C1C}">
                           <a14:useLocalDpi xmlns:a14="http://schemas.microsoft.com/office/drawing/2010/main" val="0"/>
@@ -2115,22 +2117,7 @@
         <w:rPr>
           <w:rFonts w:hint="eastAsia"/>
         </w:rPr>
-        <w:lastRenderedPageBreak/>
-        <w:t xml:space="preserve">4-3. Task Management. Click the task management tab, as shown below. It shows the list of tasks assigned to you by other members. You can click a task name to preview its </w:t>
-      </w:r>
-      <w:proofErr w:type="gramStart"/>
-      <w:r>
-        <w:rPr>
-          <w:rFonts w:hint="eastAsia"/>
-        </w:rPr>
-        <w:t>details, or</w:t>
-      </w:r>
-      <w:proofErr w:type="gramEnd"/>
-      <w:r>
-        <w:rPr>
-          <w:rFonts w:hint="eastAsia"/>
-        </w:rPr>
-        <w:t xml:space="preserve"> click the Feedback button to give feedback on how you handled the task. </w:t>
+        <w:t xml:space="preserve">4-3. Task Management. Click the task management tab, as shown below. It shows the list of tasks assigned to you by other members. You can click a task name to preview its details, or click the Feedback button to give feedback on how you handled the task. </w:t>
       </w:r>
       <w:r>
         <w:rPr>
@@ -2197,7 +2184,7 @@
                     </pic:cNvPicPr>
                   </pic:nvPicPr>
                   <pic:blipFill>
-                    <a:blip r:embed="rId24" cstate="print">
+                    <a:blip r:embed="rId26" cstate="print">
                       <a:extLst>
                         <a:ext uri="{28A0092B-C50C-407E-A947-70E740481C1C}">
                           <a14:useLocalDpi xmlns:a14="http://schemas.microsoft.com/office/drawing/2010/main" val="0"/>
@@ -2239,6 +2226,7 @@
         <w:rPr>
           <w:noProof/>
         </w:rPr>
+        <w:lastRenderedPageBreak/>
         <w:drawing>
           <wp:inline distT="0" distB="0" distL="0" distR="0" wp14:anchorId="7D592ADE" wp14:editId="1C661E71">
             <wp:extent cx="5274310" cy="3773170"/>
@@ -2257,7 +2245,7 @@
                     </pic:cNvPicPr>
                   </pic:nvPicPr>
                   <pic:blipFill>
-                    <a:blip r:embed="rId25" cstate="print">
+                    <a:blip r:embed="rId27" cstate="print">
                       <a:extLst>
                         <a:ext uri="{28A0092B-C50C-407E-A947-70E740481C1C}">
                           <a14:useLocalDpi xmlns:a14="http://schemas.microsoft.com/office/drawing/2010/main" val="0"/>
@@ -2312,33 +2300,33 @@
         <w:rPr>
           <w:rFonts w:hint="eastAsia"/>
         </w:rPr>
+        <w:t>4-4. Task Assignment. Click the "Task Assignment" button at the top-right of the page to open the task assignment page, as shown below.</w:t>
+      </w:r>
+    </w:p>
+    <w:p>
+      <w:pPr>
+        <w:rPr>
+          <w:rFonts w:hint="eastAsia"/>
+        </w:rPr>
+      </w:pPr>
+      <w:r>
+        <w:rPr>
+          <w:rFonts w:hint="eastAsia"/>
+        </w:rPr>
+        <w:t>It shows all the tasks you have created. Select the member you want to assign a task to in the member list on the left, then click the Add Task button to assign the task to that member.</w:t>
+      </w:r>
+    </w:p>
+    <w:p>
+      <w:pPr>
+        <w:rPr>
+          <w:rFonts w:hint="eastAsia"/>
+        </w:rPr>
+      </w:pPr>
+      <w:r>
+        <w:rPr>
+          <w:noProof/>
+        </w:rPr>
         <w:lastRenderedPageBreak/>
-        <w:t>4-4. Task Assignment. Click the "Task Assignment" button at the top-right of the page to open the task assignment page, as shown below.</w:t>
-      </w:r>
-    </w:p>
-    <w:p>
-      <w:pPr>
-        <w:rPr>
-          <w:rFonts w:hint="eastAsia"/>
-        </w:rPr>
-      </w:pPr>
-      <w:r>
-        <w:rPr>
-          <w:rFonts w:hint="eastAsia"/>
-        </w:rPr>
-        <w:t>It shows all the tasks you have created. Select the member you want to assign a task to in the member list on the left, then click the Add Task button to assign the task to that member.</w:t>
-      </w:r>
-    </w:p>
-    <w:p>
-      <w:pPr>
-        <w:rPr>
-          <w:rFonts w:hint="eastAsia"/>
-        </w:rPr>
-      </w:pPr>
-      <w:r>
-        <w:rPr>
-          <w:noProof/>
-        </w:rPr>
         <w:drawing>
           <wp:inline distT="0" distB="0" distL="0" distR="0" wp14:anchorId="087D58B5" wp14:editId="18B2B305">
             <wp:extent cx="5274310" cy="2854325"/>
@@ -2357,7 +2345,7 @@
                     </pic:cNvPicPr>
                   </pic:nvPicPr>
                   <pic:blipFill>
-                    <a:blip r:embed="rId26" cstate="print">
+                    <a:blip r:embed="rId28" cstate="print">
                       <a:extLst>
                         <a:ext uri="{28A0092B-C50C-407E-A947-70E740481C1C}">
                           <a14:useLocalDpi xmlns:a14="http://schemas.microsoft.com/office/drawing/2010/main" val="0"/>
@@ -2417,7 +2405,7 @@
                     </pic:cNvPicPr>
                   </pic:nvPicPr>
                   <pic:blipFill>
-                    <a:blip r:embed="rId27" cstate="print">
+                    <a:blip r:embed="rId29" cstate="print">
                       <a:extLst>
                         <a:ext uri="{28A0092B-C50C-407E-A947-70E740481C1C}">
                           <a14:useLocalDpi xmlns:a14="http://schemas.microsoft.com/office/drawing/2010/main" val="0"/>
@@ -2472,7 +2460,6 @@
         <w:rPr>
           <w:noProof/>
         </w:rPr>
-        <w:lastRenderedPageBreak/>
         <w:drawing>
           <wp:inline distT="0" distB="0" distL="0" distR="0" wp14:anchorId="0AA394D6" wp14:editId="45CB7509">
             <wp:extent cx="5274310" cy="2892425"/>
@@ -2491,7 +2478,7 @@
                     </pic:cNvPicPr>
                   </pic:nvPicPr>
                   <pic:blipFill>
-                    <a:blip r:embed="rId28" cstate="print">
+                    <a:blip r:embed="rId30" cstate="print">
                       <a:extLst>
                         <a:ext uri="{28A0092B-C50C-407E-A947-70E740481C1C}">
                           <a14:useLocalDpi xmlns:a14="http://schemas.microsoft.com/office/drawing/2010/main" val="0"/>
@@ -2524,6 +2511,11 @@
       </w:r>
     </w:p>
     <w:p>
+      <w:pPr>
+        <w:rPr>
+          <w:rFonts w:hint="eastAsia"/>
+        </w:rPr>
+      </w:pPr>
       <w:r>
         <w:rPr>
           <w:rFonts w:hint="eastAsia"/>
@@ -2541,6 +2533,7 @@
         <w:rPr>
           <w:noProof/>
         </w:rPr>
+        <w:lastRenderedPageBreak/>
         <w:drawing>
           <wp:inline distT="0" distB="0" distL="0" distR="0" wp14:anchorId="07ADBCC3" wp14:editId="4442B2CF">
             <wp:extent cx="5274310" cy="3773170"/>
@@ -2559,7 +2552,7 @@
                     </pic:cNvPicPr>
                   </pic:nvPicPr>
                   <pic:blipFill>
-                    <a:blip r:embed="rId25" cstate="print">
+                    <a:blip r:embed="rId27" cstate="print">
                       <a:extLst>
                         <a:ext uri="{28A0092B-C50C-407E-A947-70E740481C1C}">
                           <a14:useLocalDpi xmlns:a14="http://schemas.microsoft.com/office/drawing/2010/main" val="0"/>
@@ -2628,42 +2621,7 @@
         <w:rPr>
           <w:rFonts w:hint="eastAsia"/>
         </w:rPr>
-        <w:t xml:space="preserve">On this page, you can click the Start button to start the DSH service. The first start may be slower; after it starts, you can open the member's DSH page, as shown below. The </w:t>
-      </w:r>
-      <w:r>
-        <w:rPr>
-          <w:rFonts w:hint="eastAsia"/>
-        </w:rPr>
-        <w:lastRenderedPageBreak/>
-        <w:t xml:space="preserve">operation is the same as the </w:t>
-      </w:r>
-      <w:proofErr w:type="gramStart"/>
-      <w:r>
-        <w:rPr>
-          <w:rFonts w:hint="eastAsia"/>
-        </w:rPr>
-        <w:t>admin's, but</w:t>
-      </w:r>
-      <w:proofErr w:type="gramEnd"/>
-      <w:r>
-        <w:rPr>
-          <w:rFonts w:hint="eastAsia"/>
-        </w:rPr>
-        <w:t xml:space="preserve"> note that the </w:t>
-      </w:r>
-      <w:proofErr w:type="gramStart"/>
-      <w:r>
-        <w:rPr>
-          <w:rFonts w:hint="eastAsia"/>
-        </w:rPr>
-        <w:t>member</w:t>
-      </w:r>
-      <w:proofErr w:type="gramEnd"/>
-      <w:r>
-        <w:rPr>
-          <w:rFonts w:hint="eastAsia"/>
-        </w:rPr>
-        <w:t xml:space="preserve"> can only work in their own file workspace and cannot see the files of other workspaces.</w:t>
+        <w:t>On this page, you can click the Start button to start the DSH service. The first start may be slower; after it starts, you can open the member's DSH page, as shown below. The operation is the same as the admin's, but note that the member can only work in their own file workspace and cannot see the files of other workspaces.</w:t>
       </w:r>
     </w:p>
     <w:p>
@@ -2694,7 +2652,7 @@
                     </pic:cNvPicPr>
                   </pic:nvPicPr>
                   <pic:blipFill>
-                    <a:blip r:embed="rId29" cstate="print">
+                    <a:blip r:embed="rId31" cstate="print">
                       <a:extLst>
                         <a:ext uri="{28A0092B-C50C-407E-A947-70E740481C1C}">
                           <a14:useLocalDpi xmlns:a14="http://schemas.microsoft.com/office/drawing/2010/main" val="0"/>
@@ -2736,6 +2694,7 @@
         <w:rPr>
           <w:rFonts w:hint="eastAsia"/>
         </w:rPr>
+        <w:lastRenderedPageBreak/>
         <w:t>6. DSH Operations</w:t>
       </w:r>
     </w:p>
@@ -2781,7 +2740,7 @@
                     </pic:cNvPicPr>
                   </pic:nvPicPr>
                   <pic:blipFill>
-                    <a:blip r:embed="rId30" cstate="print">
+                    <a:blip r:embed="rId32" cstate="print">
                       <a:extLst>
                         <a:ext uri="{28A0092B-C50C-407E-A947-70E740481C1C}">
                           <a14:useLocalDpi xmlns:a14="http://schemas.microsoft.com/office/drawing/2010/main" val="0"/>
@@ -2828,12 +2787,7 @@
       </w:r>
     </w:p>
     <w:sectPr>
-      <w:headerReference w:type="even" r:id="rId31"/>
-      <w:headerReference w:type="default" r:id="rId32"/>
-      <w:footerReference w:type="even" r:id="rId33"/>
-      <w:footerReference w:type="default" r:id="rId34"/>
-      <w:headerReference w:type="first" r:id="rId35"/>
-      <w:footerReference w:type="first" r:id="rId36"/>
+      <w:footerReference w:type="default" r:id="rId33"/>
       <w:pgSz w:w="11906" w:h="16838"/>
       <w:pgMar w:top="1440" w:right="1800" w:bottom="1440" w:left="1800" w:header="851" w:footer="992" w:gutter="0"/>
       <w:cols w:space="425"/>
@@ -2875,19 +2829,6 @@
 </file>
 
 <file path=word/footer1.xml><?xml version="1.0" encoding="utf-8"?>
-<w:ftr xmlns:wpc="http://schemas.microsoft.com/office/word/2010/wordprocessingCanvas" xmlns:cx="http://schemas.microsoft.com/office/drawing/2014/chartex" xmlns:cx1="http://schemas.microsoft.com/office/drawing/2015/9/8/chartex" xmlns:cx2="http://schemas.microsoft.com/office/drawing/2015/10/21/chartex" xmlns:cx3="http://schemas.microsoft.com/office/drawing/2016/5/9/chartex" xmlns:cx4="http://schemas.microsoft.com/office/drawing/2016/5/10/chartex" xmlns:cx5="http://schemas.microsoft.com/office/drawing/2016/5/11/chartex" xmlns:cx6="http://schemas.microsoft.com/office/drawing/2016/5/12/chartex" xmlns:cx7="http://schemas.microsoft.com/office/drawing/2016/5/13/chartex" xmlns:cx8="http://schemas.microsoft.com/office/drawing/2016/5/14/chartex" xmlns:mc="http://schemas.openxmlformats.org/markup-compatibility/2006" xmlns:aink="http://schemas.microsoft.com/office/drawing/2016/ink" xmlns:am3d="http://schemas.microsoft.com/office/drawing/2017/model3d" xmlns:o="urn:schemas-microsoft-com:office:office" xmlns:oel="http://schemas.microsoft.com/office/2019/extlst" xmlns:r="http://schemas.openxmlformats.org/officeDocument/2006/relationships" xmlns:m="http://schemas.openxmlformats.org/officeDocument/2006/math" xmlns:v="urn:schemas-microsoft-com:vml" xmlns:wp14="http://schemas.microsoft.com/office/word/2010/wordprocessingDrawing" xmlns:wp="http://schemas.openxmlformats.org/drawingml/2006/wordprocessingDrawing" xmlns:w10="urn:schemas-microsoft-com:office:word" xmlns:w="http://schemas.openxmlformats.org/wordprocessingml/2006/main" xmlns:w14="http://schemas.microsoft.com/office/word/2010/wordml" xmlns:w15="http://schemas.microsoft.com/office/word/2012/wordml" xmlns:w16cex="http://schemas.microsoft.com/office/word/2018/wordml/cex" xmlns:w16cid="http://schemas.microsoft.com/office/word/2016/wordml/cid" xmlns:w16="http://schemas.microsoft.com/office/word/2018/wordml" xmlns:w16du="http://schemas.microsoft.com/office/word/2023/wordml/word16du" xmlns:w16sdtdh="http://schemas.microsoft.com/office/word/2020/wordml/sdtdatahash" xmlns:w16sdtfl="http://schemas.microsoft.com/office/word/2024/wordml/sdtformatlock" xmlns:w16se="http://schemas.microsoft.com/office/word/2015/wordml/symex" xmlns:wpg="http://schemas.microsoft.com/office/word/2010/wordprocessingGroup" xmlns:wpi="http://schemas.microsoft.com/office/word/2010/wordprocessingInk" xmlns:wne="http://schemas.microsoft.com/office/word/2006/wordml" xmlns:wps="http://schemas.microsoft.com/office/word/2010/wordprocessingShape" mc:Ignorable="w14 w15 w16se w16cid w16 w16cex w16sdtdh w16sdtfl w16du wp14">
-  <w:p>
-    <w:pPr>
-      <w:pStyle w:val="af0"/>
-      <w:rPr>
-        <w:rFonts w:hint="eastAsia"/>
-      </w:rPr>
-    </w:pPr>
-  </w:p>
-</w:ftr>
-</file>
-
-<file path=word/footer2.xml><?xml version="1.0" encoding="utf-8"?>
 <w:ftr xmlns:wpc="http://schemas.microsoft.com/office/word/2010/wordprocessingCanvas" xmlns:cx="http://schemas.microsoft.com/office/drawing/2014/chartex" xmlns:cx1="http://schemas.microsoft.com/office/drawing/2015/9/8/chartex" xmlns:cx2="http://schemas.microsoft.com/office/drawing/2015/10/21/chartex" xmlns:cx3="http://schemas.microsoft.com/office/drawing/2016/5/9/chartex" xmlns:cx4="http://schemas.microsoft.com/office/drawing/2016/5/10/chartex" xmlns:cx5="http://schemas.microsoft.com/office/drawing/2016/5/11/chartex" xmlns:cx6="http://schemas.microsoft.com/office/drawing/2016/5/12/chartex" xmlns:cx7="http://schemas.microsoft.com/office/drawing/2016/5/13/chartex" xmlns:cx8="http://schemas.microsoft.com/office/drawing/2016/5/14/chartex" xmlns:mc="http://schemas.openxmlformats.org/markup-compatibility/2006" xmlns:aink="http://schemas.microsoft.com/office/drawing/2016/ink" xmlns:am3d="http://schemas.microsoft.com/office/drawing/2017/model3d" xmlns:o="urn:schemas-microsoft-com:office:office" xmlns:oel="http://schemas.microsoft.com/office/2019/extlst" xmlns:r="http://schemas.openxmlformats.org/officeDocument/2006/relationships" xmlns:m="http://schemas.openxmlformats.org/officeDocument/2006/math" xmlns:v="urn:schemas-microsoft-com:vml" xmlns:wp14="http://schemas.microsoft.com/office/word/2010/wordprocessingDrawing" xmlns:wp="http://schemas.openxmlformats.org/drawingml/2006/wordprocessingDrawing" xmlns:w10="urn:schemas-microsoft-com:office:word" xmlns:w="http://schemas.openxmlformats.org/wordprocessingml/2006/main" xmlns:w14="http://schemas.microsoft.com/office/word/2010/wordml" xmlns:w15="http://schemas.microsoft.com/office/word/2012/wordml" xmlns:w16cex="http://schemas.microsoft.com/office/word/2018/wordml/cex" xmlns:w16cid="http://schemas.microsoft.com/office/word/2016/wordml/cid" xmlns:w16="http://schemas.microsoft.com/office/word/2018/wordml" xmlns:w16du="http://schemas.microsoft.com/office/word/2023/wordml/word16du" xmlns:w16sdtdh="http://schemas.microsoft.com/office/word/2020/wordml/sdtdatahash" xmlns:w16sdtfl="http://schemas.microsoft.com/office/word/2024/wordml/sdtformatlock" xmlns:w16se="http://schemas.microsoft.com/office/word/2015/wordml/symex" xmlns:wpg="http://schemas.microsoft.com/office/word/2010/wordprocessingGroup" xmlns:wpi="http://schemas.microsoft.com/office/word/2010/wordprocessingInk" xmlns:wne="http://schemas.microsoft.com/office/word/2006/wordml" xmlns:wps="http://schemas.microsoft.com/office/word/2010/wordprocessingShape" mc:Ignorable="w14 w15 w16se w16cid w16 w16cex w16sdtdh w16sdtfl w16du wp14">
   <w:sdt>
     <w:sdtPr>
@@ -3019,19 +2960,6 @@
 </w:ftr>
 </file>
 
-<file path=word/footer3.xml><?xml version="1.0" encoding="utf-8"?>
-<w:ftr xmlns:wpc="http://schemas.microsoft.com/office/word/2010/wordprocessingCanvas" xmlns:cx="http://schemas.microsoft.com/office/drawing/2014/chartex" xmlns:cx1="http://schemas.microsoft.com/office/drawing/2015/9/8/chartex" xmlns:cx2="http://schemas.microsoft.com/office/drawing/2015/10/21/chartex" xmlns:cx3="http://schemas.microsoft.com/office/drawing/2016/5/9/chartex" xmlns:cx4="http://schemas.microsoft.com/office/drawing/2016/5/10/chartex" xmlns:cx5="http://schemas.microsoft.com/office/drawing/2016/5/11/chartex" xmlns:cx6="http://schemas.microsoft.com/office/drawing/2016/5/12/chartex" xmlns:cx7="http://schemas.microsoft.com/office/drawing/2016/5/13/chartex" xmlns:cx8="http://schemas.microsoft.com/office/drawing/2016/5/14/chartex" xmlns:mc="http://schemas.openxmlformats.org/markup-compatibility/2006" xmlns:aink="http://schemas.microsoft.com/office/drawing/2016/ink" xmlns:am3d="http://schemas.microsoft.com/office/drawing/2017/model3d" xmlns:o="urn:schemas-microsoft-com:office:office" xmlns:oel="http://schemas.microsoft.com/office/2019/extlst" xmlns:r="http://schemas.openxmlformats.org/officeDocument/2006/relationships" xmlns:m="http://schemas.openxmlformats.org/officeDocument/2006/math" xmlns:v="urn:schemas-microsoft-com:vml" xmlns:wp14="http://schemas.microsoft.com/office/word/2010/wordprocessingDrawing" xmlns:wp="http://schemas.openxmlformats.org/drawingml/2006/wordprocessingDrawing" xmlns:w10="urn:schemas-microsoft-com:office:word" xmlns:w="http://schemas.openxmlformats.org/wordprocessingml/2006/main" xmlns:w14="http://schemas.microsoft.com/office/word/2010/wordml" xmlns:w15="http://schemas.microsoft.com/office/word/2012/wordml" xmlns:w16cex="http://schemas.microsoft.com/office/word/2018/wordml/cex" xmlns:w16cid="http://schemas.microsoft.com/office/word/2016/wordml/cid" xmlns:w16="http://schemas.microsoft.com/office/word/2018/wordml" xmlns:w16du="http://schemas.microsoft.com/office/word/2023/wordml/word16du" xmlns:w16sdtdh="http://schemas.microsoft.com/office/word/2020/wordml/sdtdatahash" xmlns:w16sdtfl="http://schemas.microsoft.com/office/word/2024/wordml/sdtformatlock" xmlns:w16se="http://schemas.microsoft.com/office/word/2015/wordml/symex" xmlns:wpg="http://schemas.microsoft.com/office/word/2010/wordprocessingGroup" xmlns:wpi="http://schemas.microsoft.com/office/word/2010/wordprocessingInk" xmlns:wne="http://schemas.microsoft.com/office/word/2006/wordml" xmlns:wps="http://schemas.microsoft.com/office/word/2010/wordprocessingShape" mc:Ignorable="w14 w15 w16se w16cid w16 w16cex w16sdtdh w16sdtfl w16du wp14">
-  <w:p>
-    <w:pPr>
-      <w:pStyle w:val="af0"/>
-      <w:rPr>
-        <w:rFonts w:hint="eastAsia"/>
-      </w:rPr>
-    </w:pPr>
-  </w:p>
-</w:ftr>
-</file>
-
 <file path=word/footnotes.xml><?xml version="1.0" encoding="utf-8"?>
 <w:footnotes xmlns:wpc="http://schemas.microsoft.com/office/word/2010/wordprocessingCanvas" xmlns:cx="http://schemas.microsoft.com/office/drawing/2014/chartex" xmlns:cx1="http://schemas.microsoft.com/office/drawing/2015/9/8/chartex" xmlns:cx2="http://schemas.microsoft.com/office/drawing/2015/10/21/chartex" xmlns:cx3="http://schemas.microsoft.com/office/drawing/2016/5/9/chartex" xmlns:cx4="http://schemas.microsoft.com/office/drawing/2016/5/10/chartex" xmlns:cx5="http://schemas.microsoft.com/office/drawing/2016/5/11/chartex" xmlns:cx6="http://schemas.microsoft.com/office/drawing/2016/5/12/chartex" xmlns:cx7="http://schemas.microsoft.com/office/drawing/2016/5/13/chartex" xmlns:cx8="http://schemas.microsoft.com/office/drawing/2016/5/14/chartex" xmlns:mc="http://schemas.openxmlformats.org/markup-compatibility/2006" xmlns:aink="http://schemas.microsoft.com/office/drawing/2016/ink" xmlns:am3d="http://schemas.microsoft.com/office/drawing/2017/model3d" xmlns:o="urn:schemas-microsoft-com:office:office" xmlns:oel="http://schemas.microsoft.com/office/2019/extlst" xmlns:r="http://schemas.openxmlformats.org/officeDocument/2006/relationships" xmlns:m="http://schemas.openxmlformats.org/officeDocument/2006/math" xmlns:v="urn:schemas-microsoft-com:vml" xmlns:wp14="http://schemas.microsoft.com/office/word/2010/wordprocessingDrawing" xmlns:wp="http://schemas.openxmlformats.org/drawingml/2006/wordprocessingDrawing" xmlns:w10="urn:schemas-microsoft-com:office:word" xmlns:w="http://schemas.openxmlformats.org/wordprocessingml/2006/main" xmlns:w14="http://schemas.microsoft.com/office/word/2010/wordml" xmlns:w15="http://schemas.microsoft.com/office/word/2012/wordml" xmlns:w16cex="http://schemas.microsoft.com/office/word/2018/wordml/cex" xmlns:w16cid="http://schemas.microsoft.com/office/word/2016/wordml/cid" xmlns:w16="http://schemas.microsoft.com/office/word/2018/wordml" xmlns:w16du="http://schemas.microsoft.com/office/word/2023/wordml/word16du" xmlns:w16sdtdh="http://schemas.microsoft.com/office/word/2020/wordml/sdtdatahash" xmlns:w16sdtfl="http://schemas.microsoft.com/office/word/2024/wordml/sdtformatlock" xmlns:w16se="http://schemas.microsoft.com/office/word/2015/wordml/symex" xmlns:wpg="http://schemas.microsoft.com/office/word/2010/wordprocessingGroup" xmlns:wpi="http://schemas.microsoft.com/office/word/2010/wordprocessingInk" xmlns:wne="http://schemas.microsoft.com/office/word/2006/wordml" xmlns:wps="http://schemas.microsoft.com/office/word/2010/wordprocessingShape" mc:Ignorable="w14 w15 w16se w16cid w16 w16cex w16sdtdh w16sdtfl w16du wp14">
   <w:footnote w:type="separator" w:id="-1">
@@ -3061,45 +2989,6 @@
     </w:p>
   </w:footnote>
 </w:footnotes>
-</file>
-
-<file path=word/header1.xml><?xml version="1.0" encoding="utf-8"?>
-<w:hdr xmlns:wpc="http://schemas.microsoft.com/office/word/2010/wordprocessingCanvas" xmlns:cx="http://schemas.microsoft.com/office/drawing/2014/chartex" xmlns:cx1="http://schemas.microsoft.com/office/drawing/2015/9/8/chartex" xmlns:cx2="http://schemas.microsoft.com/office/drawing/2015/10/21/chartex" xmlns:cx3="http://schemas.microsoft.com/office/drawing/2016/5/9/chartex" xmlns:cx4="http://schemas.microsoft.com/office/drawing/2016/5/10/chartex" xmlns:cx5="http://schemas.microsoft.com/office/drawing/2016/5/11/chartex" xmlns:cx6="http://schemas.microsoft.com/office/drawing/2016/5/12/chartex" xmlns:cx7="http://schemas.microsoft.com/office/drawing/2016/5/13/chartex" xmlns:cx8="http://schemas.microsoft.com/office/drawing/2016/5/14/chartex" xmlns:mc="http://schemas.openxmlformats.org/markup-compatibility/2006" xmlns:aink="http://schemas.microsoft.com/office/drawing/2016/ink" xmlns:am3d="http://schemas.microsoft.com/office/drawing/2017/model3d" xmlns:o="urn:schemas-microsoft-com:office:office" xmlns:oel="http://schemas.microsoft.com/office/2019/extlst" xmlns:r="http://schemas.openxmlformats.org/officeDocument/2006/relationships" xmlns:m="http://schemas.openxmlformats.org/officeDocument/2006/math" xmlns:v="urn:schemas-microsoft-com:vml" xmlns:wp14="http://schemas.microsoft.com/office/word/2010/wordprocessingDrawing" xmlns:wp="http://schemas.openxmlformats.org/drawingml/2006/wordprocessingDrawing" xmlns:w10="urn:schemas-microsoft-com:office:word" xmlns:w="http://schemas.openxmlformats.org/wordprocessingml/2006/main" xmlns:w14="http://schemas.microsoft.com/office/word/2010/wordml" xmlns:w15="http://schemas.microsoft.com/office/word/2012/wordml" xmlns:w16cex="http://schemas.microsoft.com/office/word/2018/wordml/cex" xmlns:w16cid="http://schemas.microsoft.com/office/word/2016/wordml/cid" xmlns:w16="http://schemas.microsoft.com/office/word/2018/wordml" xmlns:w16du="http://schemas.microsoft.com/office/word/2023/wordml/word16du" xmlns:w16sdtdh="http://schemas.microsoft.com/office/word/2020/wordml/sdtdatahash" xmlns:w16sdtfl="http://schemas.microsoft.com/office/word/2024/wordml/sdtformatlock" xmlns:w16se="http://schemas.microsoft.com/office/word/2015/wordml/symex" xmlns:wpg="http://schemas.microsoft.com/office/word/2010/wordprocessingGroup" xmlns:wpi="http://schemas.microsoft.com/office/word/2010/wordprocessingInk" xmlns:wne="http://schemas.microsoft.com/office/word/2006/wordml" xmlns:wps="http://schemas.microsoft.com/office/word/2010/wordprocessingShape" mc:Ignorable="w14 w15 w16se w16cid w16 w16cex w16sdtdh w16sdtfl w16du wp14">
-  <w:p>
-    <w:pPr>
-      <w:pStyle w:val="ae"/>
-      <w:rPr>
-        <w:rFonts w:hint="eastAsia"/>
-      </w:rPr>
-    </w:pPr>
-  </w:p>
-</w:hdr>
-</file>
-
-<file path=word/header2.xml><?xml version="1.0" encoding="utf-8"?>
-<w:hdr xmlns:wpc="http://schemas.microsoft.com/office/word/2010/wordprocessingCanvas" xmlns:cx="http://schemas.microsoft.com/office/drawing/2014/chartex" xmlns:cx1="http://schemas.microsoft.com/office/drawing/2015/9/8/chartex" xmlns:cx2="http://schemas.microsoft.com/office/drawing/2015/10/21/chartex" xmlns:cx3="http://schemas.microsoft.com/office/drawing/2016/5/9/chartex" xmlns:cx4="http://schemas.microsoft.com/office/drawing/2016/5/10/chartex" xmlns:cx5="http://schemas.microsoft.com/office/drawing/2016/5/11/chartex" xmlns:cx6="http://schemas.microsoft.com/office/drawing/2016/5/12/chartex" xmlns:cx7="http://schemas.microsoft.com/office/drawing/2016/5/13/chartex" xmlns:cx8="http://schemas.microsoft.com/office/drawing/2016/5/14/chartex" xmlns:mc="http://schemas.openxmlformats.org/markup-compatibility/2006" xmlns:aink="http://schemas.microsoft.com/office/drawing/2016/ink" xmlns:am3d="http://schemas.microsoft.com/office/drawing/2017/model3d" xmlns:o="urn:schemas-microsoft-com:office:office" xmlns:oel="http://schemas.microsoft.com/office/2019/extlst" xmlns:r="http://schemas.openxmlformats.org/officeDocument/2006/relationships" xmlns:m="http://schemas.openxmlformats.org/officeDocument/2006/math" xmlns:v="urn:schemas-microsoft-com:vml" xmlns:wp14="http://schemas.microsoft.com/office/word/2010/wordprocessingDrawing" xmlns:wp="http://schemas.openxmlformats.org/drawingml/2006/wordprocessingDrawing" xmlns:w10="urn:schemas-microsoft-com:office:word" xmlns:w="http://schemas.openxmlformats.org/wordprocessingml/2006/main" xmlns:w14="http://schemas.microsoft.com/office/word/2010/wordml" xmlns:w15="http://schemas.microsoft.com/office/word/2012/wordml" xmlns:w16cex="http://schemas.microsoft.com/office/word/2018/wordml/cex" xmlns:w16cid="http://schemas.microsoft.com/office/word/2016/wordml/cid" xmlns:w16="http://schemas.microsoft.com/office/word/2018/wordml" xmlns:w16du="http://schemas.microsoft.com/office/word/2023/wordml/word16du" xmlns:w16sdtdh="http://schemas.microsoft.com/office/word/2020/wordml/sdtdatahash" xmlns:w16sdtfl="http://schemas.microsoft.com/office/word/2024/wordml/sdtformatlock" xmlns:w16se="http://schemas.microsoft.com/office/word/2015/wordml/symex" xmlns:wpg="http://schemas.microsoft.com/office/word/2010/wordprocessingGroup" xmlns:wpi="http://schemas.microsoft.com/office/word/2010/wordprocessingInk" xmlns:wne="http://schemas.microsoft.com/office/word/2006/wordml" xmlns:wps="http://schemas.microsoft.com/office/word/2010/wordprocessingShape" mc:Ignorable="w14 w15 w16se w16cid w16 w16cex w16sdtdh w16sdtfl w16du wp14">
-  <w:p>
-    <w:pPr>
-      <w:pStyle w:val="ae"/>
-      <w:rPr>
-        <w:rFonts w:hint="eastAsia"/>
-      </w:rPr>
-    </w:pPr>
-  </w:p>
-</w:hdr>
-</file>
-
-<file path=word/header3.xml><?xml version="1.0" encoding="utf-8"?>
-<w:hdr xmlns:wpc="http://schemas.microsoft.com/office/word/2010/wordprocessingCanvas" xmlns:cx="http://schemas.microsoft.com/office/drawing/2014/chartex" xmlns:cx1="http://schemas.microsoft.com/office/drawing/2015/9/8/chartex" xmlns:cx2="http://schemas.microsoft.com/office/drawing/2015/10/21/chartex" xmlns:cx3="http://schemas.microsoft.com/office/drawing/2016/5/9/chartex" xmlns:cx4="http://schemas.microsoft.com/office/drawing/2016/5/10/chartex" xmlns:cx5="http://schemas.microsoft.com/office/drawing/2016/5/11/chartex" xmlns:cx6="http://schemas.microsoft.com/office/drawing/2016/5/12/chartex" xmlns:cx7="http://schemas.microsoft.com/office/drawing/2016/5/13/chartex" xmlns:cx8="http://schemas.microsoft.com/office/drawing/2016/5/14/chartex" xmlns:mc="http://schemas.openxmlformats.org/markup-compatibility/2006" xmlns:aink="http://schemas.microsoft.com/office/drawing/2016/ink" xmlns:am3d="http://schemas.microsoft.com/office/drawing/2017/model3d" xmlns:o="urn:schemas-microsoft-com:office:office" xmlns:oel="http://schemas.microsoft.com/office/2019/extlst" xmlns:r="http://schemas.openxmlformats.org/officeDocument/2006/relationships" xmlns:m="http://schemas.openxmlformats.org/officeDocument/2006/math" xmlns:v="urn:schemas-microsoft-com:vml" xmlns:wp14="http://schemas.microsoft.com/office/word/2010/wordprocessingDrawing" xmlns:wp="http://schemas.openxmlformats.org/drawingml/2006/wordprocessingDrawing" xmlns:w10="urn:schemas-microsoft-com:office:word" xmlns:w="http://schemas.openxmlformats.org/wordprocessingml/2006/main" xmlns:w14="http://schemas.microsoft.com/office/word/2010/wordml" xmlns:w15="http://schemas.microsoft.com/office/word/2012/wordml" xmlns:w16cex="http://schemas.microsoft.com/office/word/2018/wordml/cex" xmlns:w16cid="http://schemas.microsoft.com/office/word/2016/wordml/cid" xmlns:w16="http://schemas.microsoft.com/office/word/2018/wordml" xmlns:w16du="http://schemas.microsoft.com/office/word/2023/wordml/word16du" xmlns:w16sdtdh="http://schemas.microsoft.com/office/word/2020/wordml/sdtdatahash" xmlns:w16sdtfl="http://schemas.microsoft.com/office/word/2024/wordml/sdtformatlock" xmlns:w16se="http://schemas.microsoft.com/office/word/2015/wordml/symex" xmlns:wpg="http://schemas.microsoft.com/office/word/2010/wordprocessingGroup" xmlns:wpi="http://schemas.microsoft.com/office/word/2010/wordprocessingInk" xmlns:wne="http://schemas.microsoft.com/office/word/2006/wordml" xmlns:wps="http://schemas.microsoft.com/office/word/2010/wordprocessingShape" mc:Ignorable="w14 w15 w16se w16cid w16 w16cex w16sdtdh w16sdtfl w16du wp14">
-  <w:p>
-    <w:pPr>
-      <w:pStyle w:val="ae"/>
-      <w:rPr>
-        <w:rFonts w:hint="eastAsia"/>
-      </w:rPr>
-    </w:pPr>
-  </w:p>
-</w:hdr>
 </file>
 
 <file path=word/numbering.xml><?xml version="1.0" encoding="utf-8"?>
@@ -3218,13 +3107,13 @@
     </w:lvl>
   </w:abstractNum>
   <w:abstractNum w:abstractNumId="1" w15:restartNumberingAfterBreak="0">
-    <w:nsid w:val="673474DF"/>
+    <w:nsid w:val="3DE243BC"/>
     <w:multiLevelType w:val="hybridMultilevel"/>
-    <w:tmpl w:val="2814062C"/>
-    <w:lvl w:ilvl="0" w:tplc="64FCA45E">
+    <w:tmpl w:val="99E08B82"/>
+    <w:lvl w:ilvl="0" w:tplc="E6CEED64">
       <w:start w:val="1"/>
       <w:numFmt w:val="decimal"/>
-      <w:lvlText w:val="%1、"/>
+      <w:lvlText w:val="%1."/>
       <w:lvlJc w:val="left"/>
       <w:pPr>
         <w:ind w:left="360" w:hanging="360"/>
@@ -3306,11 +3195,103 @@
       </w:pPr>
     </w:lvl>
   </w:abstractNum>
+  <w:abstractNum w:abstractNumId="2" w15:restartNumberingAfterBreak="0">
+    <w:nsid w:val="673474DF"/>
+    <w:multiLevelType w:val="hybridMultilevel"/>
+    <w:tmpl w:val="2814062C"/>
+    <w:lvl w:ilvl="0" w:tplc="64FCA45E">
+      <w:start w:val="1"/>
+      <w:numFmt w:val="decimal"/>
+      <w:lvlText w:val="%1、"/>
+      <w:lvlJc w:val="left"/>
+      <w:pPr>
+        <w:ind w:left="360" w:hanging="360"/>
+      </w:pPr>
+      <w:rPr>
+        <w:rFonts w:hint="default"/>
+      </w:rPr>
+    </w:lvl>
+    <w:lvl w:ilvl="1" w:tplc="04090019" w:tentative="1">
+      <w:start w:val="1"/>
+      <w:numFmt w:val="lowerLetter"/>
+      <w:lvlText w:val="%2)"/>
+      <w:lvlJc w:val="left"/>
+      <w:pPr>
+        <w:ind w:left="880" w:hanging="440"/>
+      </w:pPr>
+    </w:lvl>
+    <w:lvl w:ilvl="2" w:tplc="0409001B" w:tentative="1">
+      <w:start w:val="1"/>
+      <w:numFmt w:val="lowerRoman"/>
+      <w:lvlText w:val="%3."/>
+      <w:lvlJc w:val="right"/>
+      <w:pPr>
+        <w:ind w:left="1320" w:hanging="440"/>
+      </w:pPr>
+    </w:lvl>
+    <w:lvl w:ilvl="3" w:tplc="0409000F" w:tentative="1">
+      <w:start w:val="1"/>
+      <w:numFmt w:val="decimal"/>
+      <w:lvlText w:val="%4."/>
+      <w:lvlJc w:val="left"/>
+      <w:pPr>
+        <w:ind w:left="1760" w:hanging="440"/>
+      </w:pPr>
+    </w:lvl>
+    <w:lvl w:ilvl="4" w:tplc="04090019" w:tentative="1">
+      <w:start w:val="1"/>
+      <w:numFmt w:val="lowerLetter"/>
+      <w:lvlText w:val="%5)"/>
+      <w:lvlJc w:val="left"/>
+      <w:pPr>
+        <w:ind w:left="2200" w:hanging="440"/>
+      </w:pPr>
+    </w:lvl>
+    <w:lvl w:ilvl="5" w:tplc="0409001B" w:tentative="1">
+      <w:start w:val="1"/>
+      <w:numFmt w:val="lowerRoman"/>
+      <w:lvlText w:val="%6."/>
+      <w:lvlJc w:val="right"/>
+      <w:pPr>
+        <w:ind w:left="2640" w:hanging="440"/>
+      </w:pPr>
+    </w:lvl>
+    <w:lvl w:ilvl="6" w:tplc="0409000F" w:tentative="1">
+      <w:start w:val="1"/>
+      <w:numFmt w:val="decimal"/>
+      <w:lvlText w:val="%7."/>
+      <w:lvlJc w:val="left"/>
+      <w:pPr>
+        <w:ind w:left="3080" w:hanging="440"/>
+      </w:pPr>
+    </w:lvl>
+    <w:lvl w:ilvl="7" w:tplc="04090019" w:tentative="1">
+      <w:start w:val="1"/>
+      <w:numFmt w:val="lowerLetter"/>
+      <w:lvlText w:val="%8)"/>
+      <w:lvlJc w:val="left"/>
+      <w:pPr>
+        <w:ind w:left="3520" w:hanging="440"/>
+      </w:pPr>
+    </w:lvl>
+    <w:lvl w:ilvl="8" w:tplc="0409001B" w:tentative="1">
+      <w:start w:val="1"/>
+      <w:numFmt w:val="lowerRoman"/>
+      <w:lvlText w:val="%9."/>
+      <w:lvlJc w:val="right"/>
+      <w:pPr>
+        <w:ind w:left="3960" w:hanging="440"/>
+      </w:pPr>
+    </w:lvl>
+  </w:abstractNum>
   <w:num w:numId="1" w16cid:durableId="1184245126">
-    <w:abstractNumId w:val="1"/>
+    <w:abstractNumId w:val="2"/>
   </w:num>
   <w:num w:numId="2" w16cid:durableId="699866712">
     <w:abstractNumId w:val="0"/>
+  </w:num>
+  <w:num w:numId="3" w16cid:durableId="690690415">
+    <w:abstractNumId w:val="1"/>
   </w:num>
 </w:numbering>
 </file>
@@ -3922,7 +3903,6 @@
   <w:style w:type="character" w:default="1" w:styleId="a0">
     <w:name w:val="Default Paragraph Font"/>
     <w:uiPriority w:val="1"/>
-    <w:semiHidden/>
     <w:unhideWhenUsed/>
   </w:style>
   <w:style w:type="table" w:default="1" w:styleId="a1">

--- a/Guide/USER_GUIDE_English.docx
+++ b/Guide/USER_GUIDE_English.docx
@@ -13,7 +13,6 @@
           <w:szCs w:val="36"/>
         </w:rPr>
       </w:pPr>
-      <w:proofErr w:type="spellStart"/>
       <w:r>
         <w:rPr>
           <w:rFonts w:hint="eastAsia"/>
@@ -22,18 +21,7 @@
           <w:sz w:val="36"/>
           <w:szCs w:val="36"/>
         </w:rPr>
-        <w:t>TakeTopDSH</w:t>
-      </w:r>
-      <w:proofErr w:type="spellEnd"/>
-      <w:r>
-        <w:rPr>
-          <w:rFonts w:hint="eastAsia"/>
-          <w:b/>
-          <w:bCs/>
-          <w:sz w:val="36"/>
-          <w:szCs w:val="36"/>
-        </w:rPr>
-        <w:t xml:space="preserve"> Team</w:t>
+        <w:t>TakeTopDSH Team</w:t>
       </w:r>
     </w:p>
     <w:p>
@@ -177,6 +165,9 @@
           <w:ilvl w:val="0"/>
           <w:numId w:val="3"/>
         </w:numPr>
+        <w:rPr>
+          <w:rFonts w:hint="eastAsia"/>
+        </w:rPr>
       </w:pPr>
       <w:r>
         <w:rPr>
@@ -188,6 +179,9 @@
     <w:p>
       <w:pPr>
         <w:ind w:firstLineChars="200" w:firstLine="440"/>
+        <w:rPr>
+          <w:rFonts w:hint="eastAsia"/>
+        </w:rPr>
       </w:pPr>
       <w:r>
         <w:rPr>
@@ -286,33 +280,11 @@
           <w:rFonts w:hint="eastAsia"/>
         </w:rPr>
       </w:pPr>
-      <w:proofErr w:type="spellStart"/>
-      <w:r>
-        <w:rPr>
-          <w:rFonts w:hint="eastAsia"/>
-        </w:rPr>
-        <w:t>TakeTopDSH</w:t>
-      </w:r>
-      <w:proofErr w:type="spellEnd"/>
-      <w:r>
-        <w:rPr>
-          <w:rFonts w:hint="eastAsia"/>
-        </w:rPr>
-        <w:t xml:space="preserve"> Team is a no-install, copy-and-run software. Follow these steps: copy the `</w:t>
-      </w:r>
-      <w:proofErr w:type="spellStart"/>
-      <w:r>
-        <w:rPr>
-          <w:rFonts w:hint="eastAsia"/>
-        </w:rPr>
-        <w:t>TakeTopDshTeam</w:t>
-      </w:r>
-      <w:proofErr w:type="spellEnd"/>
-      <w:r>
-        <w:rPr>
-          <w:rFonts w:hint="eastAsia"/>
-        </w:rPr>
-        <w:t xml:space="preserve">` folder to the target machine → on Windows double-click </w:t>
+      <w:r>
+        <w:rPr>
+          <w:rFonts w:hint="eastAsia"/>
+        </w:rPr>
+        <w:t xml:space="preserve">TakeTopDSH Team is a no-install, copy-and-run software. Follow these steps: copy the `TakeTopDshTeam` folder to the target machine → on Windows double-click </w:t>
       </w:r>
       <w:r>
         <w:rPr>
@@ -368,21 +340,7 @@
         <w:rPr>
           <w:rFonts w:hint="eastAsia"/>
         </w:rPr>
-        <w:t>1-1-1. Copy the entire `</w:t>
-      </w:r>
-      <w:proofErr w:type="spellStart"/>
-      <w:r>
-        <w:rPr>
-          <w:rFonts w:hint="eastAsia"/>
-        </w:rPr>
-        <w:t>TakeTopDshTeam</w:t>
-      </w:r>
-      <w:proofErr w:type="spellEnd"/>
-      <w:r>
-        <w:rPr>
-          <w:rFonts w:hint="eastAsia"/>
-        </w:rPr>
-        <w:t>` folder to the target computer.</w:t>
+        <w:t>1-1-1. Copy the entire `TakeTopDshTeam` folder to the target computer.</w:t>
       </w:r>
     </w:p>
     <w:p>
@@ -455,21 +413,7 @@
         <w:rPr>
           <w:rFonts w:hint="eastAsia"/>
         </w:rPr>
-        <w:t>1-2-1. Copy the entire `</w:t>
-      </w:r>
-      <w:proofErr w:type="spellStart"/>
-      <w:r>
-        <w:rPr>
-          <w:rFonts w:hint="eastAsia"/>
-        </w:rPr>
-        <w:t>TakeTopDshTeam</w:t>
-      </w:r>
-      <w:proofErr w:type="spellEnd"/>
-      <w:r>
-        <w:rPr>
-          <w:rFonts w:hint="eastAsia"/>
-        </w:rPr>
-        <w:t>` folder to the target Mac.</w:t>
+        <w:t>1-2-1. Copy the entire `TakeTopDshTeam` folder to the target Mac.</w:t>
       </w:r>
     </w:p>
     <w:p>
@@ -494,23 +438,7 @@
         </w:rPr>
       </w:pPr>
       <w:r>
-        <w:t xml:space="preserve">   bash cd /path/to/</w:t>
-      </w:r>
-      <w:proofErr w:type="spellStart"/>
-      <w:r>
-        <w:t>TakeTopDshTeam</w:t>
-      </w:r>
-      <w:proofErr w:type="spellEnd"/>
-      <w:r>
-        <w:t xml:space="preserve"> </w:t>
-      </w:r>
-      <w:proofErr w:type="spellStart"/>
-      <w:r>
-        <w:t>chmod</w:t>
-      </w:r>
-      <w:proofErr w:type="spellEnd"/>
-      <w:r>
-        <w:t xml:space="preserve"> +x start.sh ./start.sh</w:t>
+        <w:t xml:space="preserve">   bash cd /path/to/TakeTopDshTeam chmod +x start.sh ./start.sh</w:t>
       </w:r>
       <w:r>
         <w:t xml:space="preserve">         </w:t>
@@ -591,21 +519,7 @@
         <w:rPr>
           <w:rFonts w:hint="eastAsia"/>
         </w:rPr>
-        <w:t>1-3-1. Copy the entire `</w:t>
-      </w:r>
-      <w:proofErr w:type="spellStart"/>
-      <w:r>
-        <w:rPr>
-          <w:rFonts w:hint="eastAsia"/>
-        </w:rPr>
-        <w:t>TakeTopDshTeam</w:t>
-      </w:r>
-      <w:proofErr w:type="spellEnd"/>
-      <w:r>
-        <w:rPr>
-          <w:rFonts w:hint="eastAsia"/>
-        </w:rPr>
-        <w:t>` folder to the target machine.</w:t>
+        <w:t>1-3-1. Copy the entire `TakeTopDshTeam` folder to the target machine.</w:t>
       </w:r>
     </w:p>
     <w:p>
@@ -630,23 +544,7 @@
         </w:rPr>
       </w:pPr>
       <w:r>
-        <w:t xml:space="preserve">  bash cd /path/to/</w:t>
-      </w:r>
-      <w:proofErr w:type="spellStart"/>
-      <w:r>
-        <w:t>TakeTopDshTeam</w:t>
-      </w:r>
-      <w:proofErr w:type="spellEnd"/>
-      <w:r>
-        <w:t xml:space="preserve"> </w:t>
-      </w:r>
-      <w:proofErr w:type="spellStart"/>
-      <w:r>
-        <w:t>chmod</w:t>
-      </w:r>
-      <w:proofErr w:type="spellEnd"/>
-      <w:r>
-        <w:t xml:space="preserve"> +x start.sh ./start.sh</w:t>
+        <w:t xml:space="preserve">  bash cd /path/to/TakeTopDshTeam chmod +x start.sh ./start.sh</w:t>
       </w:r>
     </w:p>
     <w:p>
@@ -711,21 +609,7 @@
         <w:rPr>
           <w:rFonts w:hint="eastAsia"/>
         </w:rPr>
-        <w:t xml:space="preserve">After each reboot, open the </w:t>
-      </w:r>
-      <w:proofErr w:type="spellStart"/>
-      <w:r>
-        <w:rPr>
-          <w:rFonts w:hint="eastAsia"/>
-        </w:rPr>
-        <w:t>TakeTopDshTeam</w:t>
-      </w:r>
-      <w:proofErr w:type="spellEnd"/>
-      <w:r>
-        <w:rPr>
-          <w:rFonts w:hint="eastAsia"/>
-        </w:rPr>
-        <w:t xml:space="preserve"> folder. You will see the two files </w:t>
+        <w:t xml:space="preserve">After each reboot, open the TakeTopDshTeam folder. You will see the two files </w:t>
       </w:r>
       <w:r>
         <w:rPr>
@@ -746,7 +630,7 @@
           <w:noProof/>
         </w:rPr>
         <w:drawing>
-          <wp:inline distT="0" distB="0" distL="0" distR="0" wp14:anchorId="78E1C3EA" wp14:editId="7D5816F6">
+          <wp:inline distT="0" distB="0" distL="0" distR="0" wp14:anchorId="78E1C3EA" wp14:editId="6E5BA413">
             <wp:extent cx="5274310" cy="465455"/>
             <wp:effectExtent l="0" t="0" r="2540" b="0"/>
             <wp:docPr id="286631104" name="图片 1"/>
@@ -891,35 +775,7 @@
         <w:rPr>
           <w:rFonts w:hint="eastAsia"/>
         </w:rPr>
-        <w:t xml:space="preserve">Enter username `admin` and password `12345678` to log in. After the first login, the </w:t>
-      </w:r>
-      <w:proofErr w:type="spellStart"/>
-      <w:r>
-        <w:rPr>
-          <w:rFonts w:hint="eastAsia"/>
-        </w:rPr>
-        <w:t>TakeTopDSH</w:t>
-      </w:r>
-      <w:proofErr w:type="spellEnd"/>
-      <w:r>
-        <w:rPr>
-          <w:rFonts w:hint="eastAsia"/>
-        </w:rPr>
-        <w:t xml:space="preserve"> Team background service </w:t>
-      </w:r>
-      <w:proofErr w:type="spellStart"/>
-      <w:r>
-        <w:rPr>
-          <w:rFonts w:hint="eastAsia"/>
-        </w:rPr>
-        <w:t>TakeTopDSHLauncher</w:t>
-      </w:r>
-      <w:proofErr w:type="spellEnd"/>
-      <w:r>
-        <w:rPr>
-          <w:rFonts w:hint="eastAsia"/>
-        </w:rPr>
-        <w:t xml:space="preserve"> keeps running in the background. As long as you have not rebooted, just open `http://127.0.0.1:46001` in the browser to return to the login page. If the launcher has been closed (e.g., after a reboot), you need to run the start program above again.</w:t>
+        <w:t>Enter username `admin` and password `12345678` to log in. After the first login, the TakeTopDSH Team background service TakeTopDSHLauncher keeps running in the background. As long as you have not rebooted, just open `http://127.0.0.1:46001` in the browser to return to the login page. If the launcher has been closed (e.g., after a reboot), you need to run the start program above again.</w:t>
       </w:r>
       <w:r>
         <w:rPr>
@@ -1153,7 +1009,7 @@
           <w:noProof/>
         </w:rPr>
         <w:drawing>
-          <wp:inline distT="0" distB="0" distL="0" distR="0" wp14:anchorId="2044E27F" wp14:editId="126D11FF">
+          <wp:inline distT="0" distB="0" distL="0" distR="0" wp14:anchorId="2044E27F" wp14:editId="159ACA9D">
             <wp:extent cx="5274310" cy="2002155"/>
             <wp:effectExtent l="0" t="0" r="2540" b="0"/>
             <wp:docPr id="5370857" name="图片 5"/>
@@ -1229,21 +1085,7 @@
         <w:rPr>
           <w:rFonts w:hint="eastAsia"/>
         </w:rPr>
-        <w:t xml:space="preserve">Setting the Workspace path defines the platform's workspace directory. Note that this directory can be on any drive on the computer, but plan it well and ensure it has enough capacity, because all data you enter and all files you upload in </w:t>
-      </w:r>
-      <w:proofErr w:type="spellStart"/>
-      <w:r>
-        <w:rPr>
-          <w:rFonts w:hint="eastAsia"/>
-        </w:rPr>
-        <w:t>TakeTopDSH</w:t>
-      </w:r>
-      <w:proofErr w:type="spellEnd"/>
-      <w:r>
-        <w:rPr>
-          <w:rFonts w:hint="eastAsia"/>
-        </w:rPr>
-        <w:t xml:space="preserve"> Team are stored under this directory.</w:t>
+        <w:t>Setting the Workspace path defines the platform's workspace directory. Note that this directory can be on any drive on the computer, but plan it well and ensure it has enough capacity, because all data you enter and all files you upload in TakeTopDSH Team are stored under this directory.</w:t>
       </w:r>
     </w:p>
     <w:p>
@@ -1282,28 +1124,14 @@
         <w:rPr>
           <w:rFonts w:hint="eastAsia"/>
         </w:rPr>
-        <w:t xml:space="preserve">The External URL applies if you also want to use the platform from outside the network. Give the server a public IP, then enter it here. For example, if the public IP is 188.88.88.88, you can set it as http://188.88.88.88:46000. If you are unsure, ask your network administrator to make sure it is configured </w:t>
-      </w:r>
-      <w:proofErr w:type="spellStart"/>
-      <w:r>
-        <w:rPr>
-          <w:rFonts w:hint="eastAsia"/>
-        </w:rPr>
-        <w:t>correctly.</w:t>
+        <w:t>The External URL applies if you also want to use the platform from outside the network. Give the server a public IP, then enter it here. For example, if the public IP is 188.88.88.88, you can set it as http://188.88.88.88:46000. If you are unsure, ask your network administrator to make sure it is configured correctly.</w:t>
       </w:r>
       <w:hyperlink r:id="rId16" w:history="1">
         <w:r>
           <w:rPr>
             <w:rStyle w:val="af2"/>
           </w:rPr>
-          <w:t>http</w:t>
-        </w:r>
-        <w:proofErr w:type="spellEnd"/>
-        <w:r>
-          <w:rPr>
-            <w:rStyle w:val="af2"/>
-          </w:rPr>
-          <w:t>://188.88.88.88:46000</w:t>
+          <w:t>http://188.88.88.88:46000</w:t>
         </w:r>
       </w:hyperlink>
     </w:p>
@@ -1506,21 +1334,7 @@
         <w:rPr>
           <w:rFonts w:hint="eastAsia"/>
         </w:rPr>
-        <w:t xml:space="preserve">Because </w:t>
-      </w:r>
-      <w:proofErr w:type="spellStart"/>
-      <w:r>
-        <w:rPr>
-          <w:rFonts w:hint="eastAsia"/>
-        </w:rPr>
-        <w:t>TakeTopDSH</w:t>
-      </w:r>
-      <w:proofErr w:type="spellEnd"/>
-      <w:r>
-        <w:rPr>
-          <w:rFonts w:hint="eastAsia"/>
-        </w:rPr>
-        <w:t xml:space="preserve"> Team is an AI collaboration platform built on DeepSeek Harness, after DeepSeek Harness releases a new version, you can click this button to upgrade and ensure you are using the latest DeepSeek Harness features.</w:t>
+        <w:t>Because TakeTopDSH Team is an AI collaboration platform built on DeepSeek Harness, after DeepSeek Harness releases a new version, you can click this button to upgrade and ensure you are using the latest DeepSeek Harness features.</w:t>
       </w:r>
     </w:p>
     <w:p>
@@ -1555,21 +1369,7 @@
         <w:rPr>
           <w:rFonts w:hint="eastAsia"/>
         </w:rPr>
-        <w:t xml:space="preserve">After completing the settings on the administration page, click the **Open DSH** button in the </w:t>
-      </w:r>
-      <w:proofErr w:type="spellStart"/>
-      <w:r>
-        <w:rPr>
-          <w:rFonts w:hint="eastAsia"/>
-        </w:rPr>
-        <w:t>TakeTopDSH</w:t>
-      </w:r>
-      <w:proofErr w:type="spellEnd"/>
-      <w:r>
-        <w:rPr>
-          <w:rFonts w:hint="eastAsia"/>
-        </w:rPr>
-        <w:t xml:space="preserve"> Team Launcher section to open the workbench page.         </w:t>
+        <w:t xml:space="preserve">After completing the settings on the administration page, click the **Open DSH** button in the TakeTopDSH Team Launcher section to open the workbench page.         </w:t>
       </w:r>
     </w:p>
     <w:p>
@@ -1583,7 +1383,7 @@
           <w:noProof/>
         </w:rPr>
         <w:drawing>
-          <wp:inline distT="0" distB="0" distL="0" distR="0" wp14:anchorId="39F15B5B" wp14:editId="015E1C37">
+          <wp:inline distT="0" distB="0" distL="0" distR="0" wp14:anchorId="39F15B5B" wp14:editId="273E2193">
             <wp:extent cx="5274310" cy="1233805"/>
             <wp:effectExtent l="0" t="0" r="2540" b="4445"/>
             <wp:docPr id="1833294711" name="图片 8"/>
@@ -1726,21 +1526,7 @@
           <w:rFonts w:hint="eastAsia"/>
         </w:rPr>
         <w:lastRenderedPageBreak/>
-        <w:t xml:space="preserve">Although </w:t>
-      </w:r>
-      <w:proofErr w:type="spellStart"/>
-      <w:r>
-        <w:rPr>
-          <w:rFonts w:hint="eastAsia"/>
-        </w:rPr>
-        <w:t>TakeTopDSH</w:t>
-      </w:r>
-      <w:proofErr w:type="spellEnd"/>
-      <w:r>
-        <w:rPr>
-          <w:rFonts w:hint="eastAsia"/>
-        </w:rPr>
-        <w:t xml:space="preserve"> Team is built on DeepSeek Harness, you can also connect other LLMs, such as OpenAI, Kimi, Claude, Qwen, etc., and even local models.</w:t>
+        <w:t>Although TakeTopDSH Team is built on DeepSeek Harness, you can also connect other LLMs, such as OpenAI, Kimi, Claude, Qwen, etc., and even local models.</w:t>
       </w:r>
     </w:p>
     <w:p>
@@ -1754,7 +1540,19 @@
         <w:rPr>
           <w:rFonts w:hint="eastAsia"/>
         </w:rPr>
-        <w:t>First, click the settings icon in the top-left of the right sidebar to open the settings page, as shown below.</w:t>
+        <w:t xml:space="preserve">First, click the settings icon in the </w:t>
+      </w:r>
+      <w:r>
+        <w:rPr>
+          <w:rFonts w:hint="eastAsia"/>
+        </w:rPr>
+        <w:t>bottom</w:t>
+      </w:r>
+      <w:r>
+        <w:rPr>
+          <w:rFonts w:hint="eastAsia"/>
+        </w:rPr>
+        <w:t>-left of the right sidebar to open the settings page, as shown below.</w:t>
       </w:r>
       <w:r>
         <w:rPr>
@@ -2594,21 +2392,7 @@
         <w:rPr>
           <w:rFonts w:hint="eastAsia"/>
         </w:rPr>
-        <w:t xml:space="preserve">A member added by the admin on the administration page, for example the </w:t>
-      </w:r>
-      <w:proofErr w:type="spellStart"/>
-      <w:r>
-        <w:rPr>
-          <w:rFonts w:hint="eastAsia"/>
-        </w:rPr>
-        <w:t>ericliu</w:t>
-      </w:r>
-      <w:proofErr w:type="spellEnd"/>
-      <w:r>
-        <w:rPr>
-          <w:rFonts w:hint="eastAsia"/>
-        </w:rPr>
-        <w:t xml:space="preserve"> added earlier, can also log in from the login page and enter the member's administration page, as shown below. It is simpler than the admin (admin user)'s page.</w:t>
+        <w:t>A member added by the admin on the administration page, for example the ericliu added earlier, can also log in from the login page and enter the member's administration page, as shown below. It is simpler than the admin (admin user)'s page.</w:t>
       </w:r>
     </w:p>
     <w:p>
@@ -3903,6 +3687,7 @@
   <w:style w:type="character" w:default="1" w:styleId="a0">
     <w:name w:val="Default Paragraph Font"/>
     <w:uiPriority w:val="1"/>
+    <w:semiHidden/>
     <w:unhideWhenUsed/>
   </w:style>
   <w:style w:type="table" w:default="1" w:styleId="a1">

--- a/Guide/USER_GUIDE_English.docx
+++ b/Guide/USER_GUIDE_English.docx
@@ -135,6 +135,36 @@
           <w:rFonts w:hint="eastAsia"/>
         </w:rPr>
         <w:t>- 6. DSH Operation</w:t>
+      </w:r>
+    </w:p>
+    <w:p>
+      <w:pPr>
+        <w:rPr>
+          <w:rFonts w:hint="eastAsia"/>
+        </w:rPr>
+      </w:pPr>
+      <w:r>
+        <w:t>- 7. Language</w:t>
+      </w:r>
+    </w:p>
+    <w:p>
+      <w:pPr>
+        <w:rPr>
+          <w:rFonts w:hint="eastAsia"/>
+        </w:rPr>
+      </w:pPr>
+      <w:r>
+        <w:t>- 8. Platform Support</w:t>
+      </w:r>
+    </w:p>
+    <w:p>
+      <w:pPr>
+        <w:rPr>
+          <w:rFonts w:hint="eastAsia"/>
+        </w:rPr>
+      </w:pPr>
+      <w:r>
+        <w:t>- 9. License</w:t>
       </w:r>
     </w:p>
     <w:p>
@@ -223,6 +253,7 @@
         <w:rPr>
           <w:noProof/>
         </w:rPr>
+        <w:lastRenderedPageBreak/>
         <w:drawing>
           <wp:inline distT="0" distB="0" distL="0" distR="0" wp14:anchorId="0647FF98" wp14:editId="13250F3D">
             <wp:extent cx="4872038" cy="2258875"/>
@@ -284,32 +315,291 @@
         <w:rPr>
           <w:rFonts w:hint="eastAsia"/>
         </w:rPr>
-        <w:t xml:space="preserve">TakeTopDSH Team is a no-install, copy-and-run software. Follow these steps: copy the `TakeTopDshTeam` folder to the target machine → on Windows double-click </w:t>
-      </w:r>
+        <w:t>TakeTopDSH Team is a no-install, copy-and-run software. Follow these steps: copy the `TakeTopDshTeam` folder to the target machine → on Windows double-click `start.bat`, on macOS/Linux run `bash start.sh` → open `http://127.0.0.1:46001` in the browser → click **“Open DSH”** to start using it. Detailed instructions below:</w:t>
+      </w:r>
+    </w:p>
+    <w:p>
+      <w:pPr>
+        <w:ind w:firstLineChars="200" w:firstLine="440"/>
+        <w:rPr>
+          <w:rFonts w:hint="eastAsia"/>
+        </w:rPr>
+      </w:pPr>
+      <w:r>
+        <w:rPr>
+          <w:rFonts w:hint="eastAsia"/>
+        </w:rPr>
+        <w:t>1-1. Windows</w:t>
+      </w:r>
+      <w:r>
+        <w:t xml:space="preserve">         </w:t>
+      </w:r>
+    </w:p>
+    <w:p>
+      <w:pPr>
+        <w:ind w:firstLineChars="200" w:firstLine="440"/>
+        <w:rPr>
+          <w:rFonts w:hint="eastAsia"/>
+        </w:rPr>
+      </w:pPr>
+      <w:r>
+        <w:rPr>
+          <w:rFonts w:hint="eastAsia"/>
+        </w:rPr>
+        <w:t>1-1-1. Copy the entire `TakeTopDshTeam` folder to the target computer.</w:t>
+      </w:r>
+    </w:p>
+    <w:p>
+      <w:pPr>
+        <w:ind w:firstLineChars="200" w:firstLine="440"/>
+        <w:rPr>
+          <w:rFonts w:hint="eastAsia"/>
+        </w:rPr>
+      </w:pPr>
+      <w:r>
+        <w:rPr>
+          <w:rFonts w:hint="eastAsia"/>
+        </w:rPr>
+        <w:t>1-1-2. Double-click **`start.bat`** (or right-click → Run as administrator, if the port is occupied).</w:t>
+      </w:r>
+      <w:r>
+        <w:t xml:space="preserve">         </w:t>
+      </w:r>
+    </w:p>
+    <w:p>
+      <w:pPr>
+        <w:ind w:firstLineChars="200" w:firstLine="440"/>
+        <w:rPr>
+          <w:rFonts w:hint="eastAsia"/>
+        </w:rPr>
+      </w:pPr>
+      <w:r>
+        <w:rPr>
+          <w:rFonts w:hint="eastAsia"/>
+        </w:rPr>
+        <w:t>1-1-3. The browser automatically opens the login page `http://127.0.0.1:46001`.</w:t>
+      </w:r>
+      <w:r>
+        <w:t xml:space="preserve">         </w:t>
+      </w:r>
+    </w:p>
+    <w:p>
+      <w:pPr>
+        <w:ind w:firstLineChars="200" w:firstLine="440"/>
+        <w:rPr>
+          <w:rFonts w:hint="eastAsia"/>
+        </w:rPr>
+      </w:pPr>
+    </w:p>
+    <w:p>
+      <w:pPr>
+        <w:ind w:firstLineChars="200" w:firstLine="440"/>
+        <w:rPr>
+          <w:rFonts w:hint="eastAsia"/>
+        </w:rPr>
+      </w:pPr>
+      <w:r>
+        <w:rPr>
+          <w:rFonts w:hint="eastAsia"/>
+        </w:rPr>
+        <w:t>1-2. macOS (Apple Silicon, arm64)</w:t>
+      </w:r>
+      <w:r>
+        <w:t xml:space="preserve">         </w:t>
+      </w:r>
+    </w:p>
+    <w:p>
+      <w:pPr>
+        <w:ind w:firstLineChars="200" w:firstLine="440"/>
+        <w:rPr>
+          <w:rFonts w:hint="eastAsia"/>
+        </w:rPr>
+      </w:pPr>
+      <w:r>
+        <w:rPr>
+          <w:rFonts w:hint="eastAsia"/>
+        </w:rPr>
+        <w:t>1-2-1. Copy the entire `TakeTopDshTeam` folder to the target Mac.</w:t>
+      </w:r>
+    </w:p>
+    <w:p>
+      <w:pPr>
+        <w:ind w:firstLineChars="200" w:firstLine="440"/>
+        <w:rPr>
+          <w:rFonts w:hint="eastAsia"/>
+        </w:rPr>
+      </w:pPr>
+      <w:r>
+        <w:rPr>
+          <w:rFonts w:hint="eastAsia"/>
+        </w:rPr>
+        <w:t>1-2-2. Open Terminal and go to the folder:</w:t>
+      </w:r>
+    </w:p>
+    <w:p>
+      <w:pPr>
+        <w:ind w:firstLineChars="200" w:firstLine="440"/>
+        <w:rPr>
+          <w:rFonts w:hint="eastAsia"/>
+        </w:rPr>
+      </w:pPr>
+      <w:r>
+        <w:t xml:space="preserve">   bash cd /path/to/TakeTopDshTeam bash start.sh</w:t>
+      </w:r>
+    </w:p>
+    <w:p>
+      <w:pPr>
+        <w:ind w:firstLineChars="200" w:firstLine="440"/>
+        <w:rPr>
+          <w:rFonts w:hint="eastAsia"/>
+        </w:rPr>
+      </w:pPr>
+    </w:p>
+    <w:p>
+      <w:pPr>
+        <w:ind w:firstLineChars="200" w:firstLine="440"/>
+        <w:rPr>
+          <w:rFonts w:hint="eastAsia"/>
+        </w:rPr>
+      </w:pPr>
+      <w:r>
+        <w:rPr>
+          <w:rFonts w:hint="eastAsia"/>
+        </w:rPr>
+        <w:t>1-2-3. On first run it automatically unpacks the bundled Node.js and the bundled `@deepseek-ai/dsh` packages — **fully offline**, no extra download and no compilation.</w:t>
+      </w:r>
+    </w:p>
+    <w:p>
+      <w:pPr>
+        <w:ind w:firstLineChars="200" w:firstLine="440"/>
+        <w:rPr>
+          <w:rFonts w:hint="eastAsia"/>
+        </w:rPr>
+      </w:pPr>
+      <w:r>
+        <w:rPr>
+          <w:rFonts w:hint="eastAsia"/>
+        </w:rPr>
+        <w:t>1-2-4. The browser automatically opens the login page `http://127.0.0.1:46001`.</w:t>
+      </w:r>
+      <w:r>
+        <w:t xml:space="preserve">         </w:t>
+      </w:r>
+    </w:p>
+    <w:p>
+      <w:pPr>
+        <w:ind w:firstLineChars="200" w:firstLine="440"/>
+        <w:rPr>
+          <w:rFonts w:hint="eastAsia"/>
+        </w:rPr>
+      </w:pPr>
+    </w:p>
+    <w:p>
+      <w:pPr>
+        <w:ind w:firstLineChars="200" w:firstLine="440"/>
+        <w:rPr>
+          <w:rFonts w:hint="eastAsia"/>
+        </w:rPr>
+      </w:pPr>
+      <w:r>
+        <w:rPr>
+          <w:rFonts w:hint="eastAsia"/>
+        </w:rPr>
+        <w:t>1-3. Linux (x64 / arm64)</w:t>
+      </w:r>
+      <w:r>
+        <w:t xml:space="preserve">         </w:t>
+      </w:r>
+    </w:p>
+    <w:p>
+      <w:pPr>
+        <w:ind w:firstLineChars="200" w:firstLine="440"/>
+        <w:rPr>
+          <w:rFonts w:hint="eastAsia"/>
+        </w:rPr>
+      </w:pPr>
       <w:r>
         <w:rPr>
           <w:rFonts w:hint="eastAsia"/>
         </w:rPr>
         <w:lastRenderedPageBreak/>
-        <w:t>`start.bat`, on macOS/Linux run `./start.sh` → open `http://127.0.0.1:46001` in the browser → click **"Open DSH"** to start using it. Detailed instructions below:</w:t>
+        <w:t>1-3-1. Copy the entire `TakeTopDshTeam` folder to the target machine.</w:t>
+      </w:r>
+    </w:p>
+    <w:p>
+      <w:pPr>
+        <w:ind w:firstLineChars="200" w:firstLine="440"/>
+        <w:rPr>
+          <w:rFonts w:hint="eastAsia"/>
+        </w:rPr>
+      </w:pPr>
+      <w:r>
+        <w:rPr>
+          <w:rFonts w:hint="eastAsia"/>
+        </w:rPr>
+        <w:t>1-3-2. Open a terminal and go to the folder:</w:t>
+      </w:r>
+    </w:p>
+    <w:p>
+      <w:pPr>
+        <w:ind w:firstLineChars="200" w:firstLine="440"/>
+        <w:rPr>
+          <w:rFonts w:hint="eastAsia"/>
+        </w:rPr>
+      </w:pPr>
+      <w:r>
+        <w:t xml:space="preserve">  bash cd /path/to/TakeTopDshTeam bash start.sh</w:t>
+      </w:r>
+    </w:p>
+    <w:p>
+      <w:pPr>
+        <w:ind w:firstLineChars="200" w:firstLine="440"/>
+        <w:rPr>
+          <w:rFonts w:hint="eastAsia"/>
+        </w:rPr>
+      </w:pPr>
+      <w:r>
+        <w:rPr>
+          <w:rFonts w:hint="eastAsia"/>
+        </w:rPr>
+        <w:t>1-3-3. On first run it automatically unpacks the bundled Node.js and the bundled `@deepseek-ai/dsh` packages — **fully offline**, no extra download and no compilation.</w:t>
+      </w:r>
+    </w:p>
+    <w:p>
+      <w:pPr>
+        <w:ind w:firstLineChars="200" w:firstLine="440"/>
+        <w:rPr>
+          <w:rFonts w:hint="eastAsia"/>
+        </w:rPr>
+      </w:pPr>
+      <w:r>
+        <w:rPr>
+          <w:rFonts w:hint="eastAsia"/>
+        </w:rPr>
+        <w:t>1-3-4. The browser automatically opens the login page `http://127.0.0.1:46001`.</w:t>
       </w:r>
       <w:r>
         <w:t xml:space="preserve">         </w:t>
       </w:r>
-      <w:r>
-        <w:rPr>
-          <w:rFonts w:hint="eastAsia"/>
-        </w:rPr>
-        <w:t xml:space="preserve">         </w:t>
-      </w:r>
-      <w:r>
-        <w:t xml:space="preserve">         </w:t>
-      </w:r>
-      <w:r>
-        <w:rPr>
-          <w:rFonts w:hint="eastAsia"/>
-        </w:rPr>
-        <w:t xml:space="preserve">         </w:t>
+    </w:p>
+    <w:p>
+      <w:pPr>
+        <w:rPr>
+          <w:rFonts w:hint="eastAsia"/>
+        </w:rPr>
+      </w:pPr>
+    </w:p>
+    <w:p>
+      <w:pPr>
+        <w:rPr>
+          <w:rFonts w:hint="eastAsia"/>
+        </w:rPr>
+      </w:pPr>
+      <w:r>
+        <w:rPr>
+          <w:rFonts w:hint="eastAsia"/>
+        </w:rPr>
+        <w:t>2. Platform Login</w:t>
       </w:r>
     </w:p>
     <w:p>
@@ -323,300 +613,7 @@
         <w:rPr>
           <w:rFonts w:hint="eastAsia"/>
         </w:rPr>
-        <w:t>1-1. Windows</w:t>
-      </w:r>
-      <w:r>
-        <w:t xml:space="preserve">         </w:t>
-      </w:r>
-    </w:p>
-    <w:p>
-      <w:pPr>
-        <w:ind w:firstLineChars="200" w:firstLine="440"/>
-        <w:rPr>
-          <w:rFonts w:hint="eastAsia"/>
-        </w:rPr>
-      </w:pPr>
-      <w:r>
-        <w:rPr>
-          <w:rFonts w:hint="eastAsia"/>
-        </w:rPr>
-        <w:t>1-1-1. Copy the entire `TakeTopDshTeam` folder to the target computer.</w:t>
-      </w:r>
-    </w:p>
-    <w:p>
-      <w:pPr>
-        <w:ind w:firstLineChars="200" w:firstLine="440"/>
-        <w:rPr>
-          <w:rFonts w:hint="eastAsia"/>
-        </w:rPr>
-      </w:pPr>
-      <w:r>
-        <w:rPr>
-          <w:rFonts w:hint="eastAsia"/>
-        </w:rPr>
-        <w:t>1-1-2. Double-click **`start.bat`** (or right-click → Run as administrator, if the port is occupied).</w:t>
-      </w:r>
-      <w:r>
-        <w:t xml:space="preserve">         </w:t>
-      </w:r>
-    </w:p>
-    <w:p>
-      <w:pPr>
-        <w:ind w:firstLineChars="200" w:firstLine="440"/>
-        <w:rPr>
-          <w:rFonts w:hint="eastAsia"/>
-        </w:rPr>
-      </w:pPr>
-      <w:r>
-        <w:rPr>
-          <w:rFonts w:hint="eastAsia"/>
-        </w:rPr>
-        <w:t>1-1-3. The browser automatically opens the login page `http://127.0.0.1:46001`.</w:t>
-      </w:r>
-      <w:r>
-        <w:t xml:space="preserve">         </w:t>
-      </w:r>
-    </w:p>
-    <w:p>
-      <w:pPr>
-        <w:ind w:firstLineChars="200" w:firstLine="440"/>
-        <w:rPr>
-          <w:rFonts w:hint="eastAsia"/>
-        </w:rPr>
-      </w:pPr>
-    </w:p>
-    <w:p>
-      <w:pPr>
-        <w:ind w:firstLineChars="200" w:firstLine="440"/>
-        <w:rPr>
-          <w:rFonts w:hint="eastAsia"/>
-        </w:rPr>
-      </w:pPr>
-      <w:r>
-        <w:rPr>
-          <w:rFonts w:hint="eastAsia"/>
-        </w:rPr>
-        <w:t>1-2. macOS (Apple Silicon, arm64)</w:t>
-      </w:r>
-      <w:r>
-        <w:t xml:space="preserve">         </w:t>
-      </w:r>
-    </w:p>
-    <w:p>
-      <w:pPr>
-        <w:ind w:firstLineChars="200" w:firstLine="440"/>
-        <w:rPr>
-          <w:rFonts w:hint="eastAsia"/>
-        </w:rPr>
-      </w:pPr>
-      <w:r>
-        <w:rPr>
-          <w:rFonts w:hint="eastAsia"/>
-        </w:rPr>
-        <w:t>1-2-1. Copy the entire `TakeTopDshTeam` folder to the target Mac.</w:t>
-      </w:r>
-    </w:p>
-    <w:p>
-      <w:pPr>
-        <w:ind w:firstLineChars="200" w:firstLine="440"/>
-        <w:rPr>
-          <w:rFonts w:hint="eastAsia"/>
-        </w:rPr>
-      </w:pPr>
-      <w:r>
-        <w:rPr>
-          <w:rFonts w:hint="eastAsia"/>
-        </w:rPr>
-        <w:t>1-2-2. Open Terminal and go to the folder:</w:t>
-      </w:r>
-    </w:p>
-    <w:p>
-      <w:pPr>
-        <w:ind w:firstLineChars="200" w:firstLine="440"/>
-        <w:rPr>
-          <w:rFonts w:hint="eastAsia"/>
-        </w:rPr>
-      </w:pPr>
-      <w:r>
-        <w:t xml:space="preserve">   bash cd /path/to/TakeTopDshTeam chmod +x start.sh ./start.sh</w:t>
-      </w:r>
-      <w:r>
-        <w:t xml:space="preserve">         </w:t>
-      </w:r>
-    </w:p>
-    <w:p>
-      <w:pPr>
-        <w:ind w:firstLineChars="200" w:firstLine="440"/>
-        <w:rPr>
-          <w:rFonts w:hint="eastAsia"/>
-        </w:rPr>
-      </w:pPr>
-    </w:p>
-    <w:p>
-      <w:pPr>
-        <w:ind w:firstLineChars="200" w:firstLine="440"/>
-        <w:rPr>
-          <w:rFonts w:hint="eastAsia"/>
-        </w:rPr>
-      </w:pPr>
-      <w:r>
-        <w:rPr>
-          <w:rFonts w:hint="eastAsia"/>
-        </w:rPr>
-        <w:t>1-2-3. On first run it automatically unpacks Node and installs `@deepseek-ai/dsh` (**requires internet once**).</w:t>
-      </w:r>
-    </w:p>
-    <w:p>
-      <w:pPr>
-        <w:ind w:firstLineChars="200" w:firstLine="440"/>
-        <w:rPr>
-          <w:rFonts w:hint="eastAsia"/>
-        </w:rPr>
-      </w:pPr>
-      <w:r>
-        <w:rPr>
-          <w:rFonts w:hint="eastAsia"/>
-        </w:rPr>
-        <w:t>1-2-4. The browser automatically opens the login page `http://127.0.0.1:46001`.</w:t>
-      </w:r>
-      <w:r>
-        <w:t xml:space="preserve">         </w:t>
-      </w:r>
-    </w:p>
-    <w:p>
-      <w:pPr>
-        <w:ind w:firstLineChars="200" w:firstLine="440"/>
-        <w:rPr>
-          <w:rFonts w:hint="eastAsia"/>
-        </w:rPr>
-      </w:pPr>
-    </w:p>
-    <w:p>
-      <w:pPr>
-        <w:ind w:firstLineChars="200" w:firstLine="440"/>
-        <w:rPr>
-          <w:rFonts w:hint="eastAsia"/>
-        </w:rPr>
-      </w:pPr>
-      <w:r>
-        <w:rPr>
-          <w:rFonts w:hint="eastAsia"/>
-        </w:rPr>
-        <w:t>1-3. Linux (x64 / arm64)</w:t>
-      </w:r>
-      <w:r>
-        <w:t xml:space="preserve">         </w:t>
-      </w:r>
-    </w:p>
-    <w:p>
-      <w:pPr>
-        <w:ind w:firstLineChars="200" w:firstLine="440"/>
-        <w:rPr>
-          <w:rFonts w:hint="eastAsia"/>
-        </w:rPr>
-      </w:pPr>
-      <w:r>
-        <w:rPr>
-          <w:rFonts w:hint="eastAsia"/>
-        </w:rPr>
-        <w:t>1-3-1. Copy the entire `TakeTopDshTeam` folder to the target machine.</w:t>
-      </w:r>
-    </w:p>
-    <w:p>
-      <w:pPr>
-        <w:ind w:firstLineChars="200" w:firstLine="440"/>
-        <w:rPr>
-          <w:rFonts w:hint="eastAsia"/>
-        </w:rPr>
-      </w:pPr>
-      <w:r>
-        <w:rPr>
-          <w:rFonts w:hint="eastAsia"/>
-        </w:rPr>
-        <w:t>1-3-2. Open a terminal and go to the folder:</w:t>
-      </w:r>
-    </w:p>
-    <w:p>
-      <w:pPr>
-        <w:ind w:firstLineChars="200" w:firstLine="440"/>
-        <w:rPr>
-          <w:rFonts w:hint="eastAsia"/>
-        </w:rPr>
-      </w:pPr>
-      <w:r>
-        <w:t xml:space="preserve">  bash cd /path/to/TakeTopDshTeam chmod +x start.sh ./start.sh</w:t>
-      </w:r>
-    </w:p>
-    <w:p>
-      <w:pPr>
-        <w:ind w:firstLineChars="200" w:firstLine="440"/>
-        <w:rPr>
-          <w:rFonts w:hint="eastAsia"/>
-        </w:rPr>
-      </w:pPr>
-      <w:r>
-        <w:rPr>
-          <w:rFonts w:hint="eastAsia"/>
-        </w:rPr>
-        <w:t>1-3-3. On first run it automatically unpacks Node (**already bundled, no download needed**); only `@deepseek-ai/dsh`'s native dependencies need **internet once**, after which it works offline.</w:t>
-      </w:r>
-    </w:p>
-    <w:p>
-      <w:pPr>
-        <w:ind w:firstLineChars="200" w:firstLine="440"/>
-        <w:rPr>
-          <w:rFonts w:hint="eastAsia"/>
-        </w:rPr>
-      </w:pPr>
-      <w:r>
-        <w:rPr>
-          <w:rFonts w:hint="eastAsia"/>
-        </w:rPr>
-        <w:t>1-3-4. The browser automatically opens the login page `http://127.0.0.1:46001`.</w:t>
-      </w:r>
-      <w:r>
-        <w:t xml:space="preserve">         </w:t>
-      </w:r>
-    </w:p>
-    <w:p>
-      <w:pPr>
-        <w:rPr>
-          <w:rFonts w:hint="eastAsia"/>
-        </w:rPr>
-      </w:pPr>
-    </w:p>
-    <w:p>
-      <w:pPr>
-        <w:rPr>
-          <w:rFonts w:hint="eastAsia"/>
-        </w:rPr>
-      </w:pPr>
-      <w:r>
-        <w:rPr>
-          <w:rFonts w:hint="eastAsia"/>
-        </w:rPr>
-        <w:t>2. Platform Login</w:t>
-      </w:r>
-    </w:p>
-    <w:p>
-      <w:pPr>
-        <w:ind w:firstLineChars="200" w:firstLine="440"/>
-        <w:rPr>
-          <w:rFonts w:hint="eastAsia"/>
-        </w:rPr>
-      </w:pPr>
-      <w:r>
-        <w:rPr>
-          <w:rFonts w:hint="eastAsia"/>
-        </w:rPr>
-        <w:t xml:space="preserve">After each reboot, open the TakeTopDshTeam folder. You will see the two files </w:t>
-      </w:r>
-      <w:r>
-        <w:rPr>
-          <w:rFonts w:hint="eastAsia"/>
-        </w:rPr>
-        <w:lastRenderedPageBreak/>
-        <w:t>below. Run the appropriate one for your system to open the login page:</w:t>
+        <w:t>After each reboot, open the TakeTopDshTeam folder. You will see the two files below. Run the appropriate one for your system to open the login page:</w:t>
       </w:r>
     </w:p>
     <w:p>
@@ -630,7 +627,7 @@
           <w:noProof/>
         </w:rPr>
         <w:drawing>
-          <wp:inline distT="0" distB="0" distL="0" distR="0" wp14:anchorId="78E1C3EA" wp14:editId="6E5BA413">
+          <wp:inline distT="0" distB="0" distL="0" distR="0" wp14:anchorId="78E1C3EA" wp14:editId="1A0BCCAC">
             <wp:extent cx="5274310" cy="465455"/>
             <wp:effectExtent l="0" t="0" r="2540" b="0"/>
             <wp:docPr id="286631104" name="图片 1"/>
@@ -775,19 +772,14 @@
         <w:rPr>
           <w:rFonts w:hint="eastAsia"/>
         </w:rPr>
-        <w:t>Enter username `admin` and password `12345678` to log in. After the first login, the TakeTopDSH Team background service TakeTopDSHLauncher keeps running in the background. As long as you have not rebooted, just open `http://127.0.0.1:46001` in the browser to return to the login page. If the launcher has been closed (e.g., after a reboot), you need to run the start program above again.</w:t>
-      </w:r>
-      <w:r>
-        <w:rPr>
-          <w:rFonts w:hint="eastAsia"/>
-        </w:rPr>
-        <w:t xml:space="preserve">         </w:t>
-      </w:r>
-      <w:r>
-        <w:rPr>
-          <w:rFonts w:hint="eastAsia"/>
-        </w:rPr>
-        <w:t xml:space="preserve">         </w:t>
+        <w:t xml:space="preserve">Enter username `admin` and password `12345678` to log in. After the first login, the TakeTopDSH Team background service TakeTopDSHLauncher keeps running in the background. As long as you have not rebooted, just open `http://127.0.0.1:46001` in the browser to return to the login page. If the launcher has been closed (e.g., after a </w:t>
+      </w:r>
+      <w:r>
+        <w:rPr>
+          <w:rFonts w:hint="eastAsia"/>
+        </w:rPr>
+        <w:lastRenderedPageBreak/>
+        <w:t>reboot), you need to run the start program above again.</w:t>
       </w:r>
       <w:hyperlink r:id="rId12" w:history="1">
         <w:r>
@@ -797,12 +789,6 @@
           <w:t>http://127.0.0.1:46001</w:t>
         </w:r>
       </w:hyperlink>
-      <w:r>
-        <w:rPr>
-          <w:rFonts w:hint="eastAsia"/>
-        </w:rPr>
-        <w:t xml:space="preserve">                  </w:t>
-      </w:r>
     </w:p>
     <w:p>
       <w:pPr>
@@ -847,7 +833,6 @@
         <w:rPr>
           <w:noProof/>
         </w:rPr>
-        <w:lastRenderedPageBreak/>
         <w:drawing>
           <wp:inline distT="0" distB="0" distL="0" distR="0" wp14:anchorId="6287BC60" wp14:editId="44017FB2">
             <wp:extent cx="5274310" cy="3604895"/>
@@ -908,6 +893,7 @@
         <w:rPr>
           <w:noProof/>
         </w:rPr>
+        <w:lastRenderedPageBreak/>
         <w:drawing>
           <wp:inline distT="0" distB="0" distL="0" distR="0" wp14:anchorId="2D3C08A6" wp14:editId="4D6C04D0">
             <wp:extent cx="5274310" cy="4451350"/>
@@ -968,14 +954,7 @@
         <w:rPr>
           <w:rFonts w:hint="eastAsia"/>
         </w:rPr>
-        <w:t xml:space="preserve">You can: Start/Stop, Open DSH, Configure, Manage Instances, Change Password. The </w:t>
-      </w:r>
-      <w:r>
-        <w:rPr>
-          <w:rFonts w:hint="eastAsia"/>
-        </w:rPr>
-        <w:lastRenderedPageBreak/>
-        <w:t>key parts are described below; the rest is self-explanatory.</w:t>
+        <w:t>You can: Start/Stop, Open DSH, Configure, Manage Instances, Change Password. The key parts are described below; the rest is self-explanatory.</w:t>
       </w:r>
     </w:p>
     <w:p>
@@ -1009,7 +988,7 @@
           <w:noProof/>
         </w:rPr>
         <w:drawing>
-          <wp:inline distT="0" distB="0" distL="0" distR="0" wp14:anchorId="2044E27F" wp14:editId="159ACA9D">
+          <wp:inline distT="0" distB="0" distL="0" distR="0" wp14:anchorId="2044E27F" wp14:editId="5D4ACF9E">
             <wp:extent cx="5274310" cy="2002155"/>
             <wp:effectExtent l="0" t="0" r="2540" b="0"/>
             <wp:docPr id="5370857" name="图片 5"/>
@@ -1382,8 +1361,9 @@
         <w:rPr>
           <w:noProof/>
         </w:rPr>
+        <w:lastRenderedPageBreak/>
         <w:drawing>
-          <wp:inline distT="0" distB="0" distL="0" distR="0" wp14:anchorId="39F15B5B" wp14:editId="273E2193">
+          <wp:inline distT="0" distB="0" distL="0" distR="0" wp14:anchorId="39F15B5B" wp14:editId="2E891DD9">
             <wp:extent cx="5274310" cy="1233805"/>
             <wp:effectExtent l="0" t="0" r="2540" b="4445"/>
             <wp:docPr id="1833294711" name="图片 8"/>
@@ -1525,7 +1505,6 @@
         <w:rPr>
           <w:rFonts w:hint="eastAsia"/>
         </w:rPr>
-        <w:lastRenderedPageBreak/>
         <w:t>Although TakeTopDSH Team is built on DeepSeek Harness, you can also connect other LLMs, such as OpenAI, Kimi, Claude, Qwen, etc., and even local models.</w:t>
       </w:r>
     </w:p>
@@ -1619,6 +1598,7 @@
         <w:rPr>
           <w:noProof/>
         </w:rPr>
+        <w:lastRenderedPageBreak/>
         <w:drawing>
           <wp:inline distT="0" distB="0" distL="0" distR="0" wp14:anchorId="5255E8AA" wp14:editId="4E1A1C0E">
             <wp:extent cx="5274310" cy="3457575"/>
@@ -1688,7 +1668,6 @@
         <w:rPr>
           <w:noProof/>
         </w:rPr>
-        <w:lastRenderedPageBreak/>
         <w:drawing>
           <wp:inline distT="0" distB="0" distL="0" distR="0" wp14:anchorId="7AD44E72" wp14:editId="4164ABA8">
             <wp:extent cx="5274310" cy="4333875"/>
@@ -1749,6 +1728,7 @@
         <w:rPr>
           <w:rFonts w:hint="eastAsia"/>
         </w:rPr>
+        <w:lastRenderedPageBreak/>
         <w:t>Once you have set the LLM's API Key, you can use DSH for AI conversations, as shown below.</w:t>
       </w:r>
       <w:r>
@@ -1759,9 +1739,9 @@
           <w:noProof/>
         </w:rPr>
         <w:drawing>
-          <wp:inline distT="0" distB="0" distL="0" distR="0" wp14:anchorId="637077FD" wp14:editId="2843857C">
-            <wp:extent cx="5274310" cy="3797300"/>
-            <wp:effectExtent l="0" t="0" r="2540" b="0"/>
+          <wp:inline distT="0" distB="0" distL="0" distR="0" wp14:anchorId="637077FD" wp14:editId="39A94A03">
+            <wp:extent cx="4842134" cy="3486150"/>
+            <wp:effectExtent l="0" t="0" r="0" b="0"/>
             <wp:docPr id="2027276046" name="图片 13"/>
             <wp:cNvGraphicFramePr>
               <a:graphicFrameLocks xmlns:a="http://schemas.openxmlformats.org/drawingml/2006/main" noChangeAspect="1"/>
@@ -1791,7 +1771,7 @@
                   <pic:spPr bwMode="auto">
                     <a:xfrm>
                       <a:off x="0" y="0"/>
-                      <a:ext cx="5274310" cy="3797300"/>
+                      <a:ext cx="4850108" cy="3491891"/>
                     </a:xfrm>
                     <a:prstGeom prst="rect">
                       <a:avLst/>
@@ -1818,7 +1798,6 @@
         <w:rPr>
           <w:rFonts w:hint="eastAsia"/>
         </w:rPr>
-        <w:lastRenderedPageBreak/>
         <w:t>4-2. File Manager</w:t>
       </w:r>
     </w:p>
@@ -1856,10 +1835,10 @@
           <w:noProof/>
         </w:rPr>
         <w:drawing>
-          <wp:inline distT="0" distB="0" distL="0" distR="0" wp14:anchorId="4BEC833F" wp14:editId="15242F9E">
-            <wp:extent cx="5274310" cy="2895600"/>
-            <wp:effectExtent l="0" t="0" r="2540" b="0"/>
-            <wp:docPr id="432159445" name="图片 14"/>
+          <wp:inline distT="0" distB="0" distL="0" distR="0" wp14:anchorId="125C93FC" wp14:editId="5ABA5705">
+            <wp:extent cx="5274310" cy="2929890"/>
+            <wp:effectExtent l="0" t="0" r="2540" b="3810"/>
+            <wp:docPr id="1716285029" name="图片 1"/>
             <wp:cNvGraphicFramePr>
               <a:graphicFrameLocks xmlns:a="http://schemas.openxmlformats.org/drawingml/2006/main" noChangeAspect="1"/>
             </wp:cNvGraphicFramePr>
@@ -1867,7 +1846,7 @@
               <a:graphicData uri="http://schemas.openxmlformats.org/drawingml/2006/picture">
                 <pic:pic xmlns:pic="http://schemas.openxmlformats.org/drawingml/2006/picture">
                   <pic:nvPicPr>
-                    <pic:cNvPr id="0" name="Picture 14"/>
+                    <pic:cNvPr id="0" name="Picture 1"/>
                     <pic:cNvPicPr>
                       <a:picLocks noChangeAspect="1" noChangeArrowheads="1"/>
                     </pic:cNvPicPr>
@@ -1888,7 +1867,7 @@
                   <pic:spPr bwMode="auto">
                     <a:xfrm>
                       <a:off x="0" y="0"/>
-                      <a:ext cx="5277348" cy="2897268"/>
+                      <a:ext cx="5274310" cy="2929890"/>
                     </a:xfrm>
                     <a:prstGeom prst="rect">
                       <a:avLst/>
@@ -1915,15 +1894,8 @@
         <w:rPr>
           <w:rFonts w:hint="eastAsia"/>
         </w:rPr>
-        <w:t xml:space="preserve">4-3. Task Management. Click the task management tab, as shown below. It shows the list of tasks assigned to you by other members. You can click a task name to preview its details, or click the Feedback button to give feedback on how you handled the task. </w:t>
-      </w:r>
-      <w:r>
-        <w:rPr>
-          <w:rFonts w:hint="eastAsia"/>
-          <w:b/>
-          <w:bCs/>
-        </w:rPr>
-        <w:t>You can also drag the task name directly into the DSH input box on the right.</w:t>
+        <w:lastRenderedPageBreak/>
+        <w:t>4-3. My Tasks. Click the My Tasks tab, as shown below. It shows the list of tasks assigned to you. Opening the page automatically widens the left pane to 70% for easier reading. The “No.” column shows the task’s position in the hierarchy (1, 1-1, 1-2-1, …). From here you can: preview a task by clicking its name; drag a task name into the AI dialog to start working on it; click Continue Assign to create a follow-up (child) task for another member (the sub-task is added to that member’s list, and the parent task expands automatically after saving); click + in the subtask column to expand a task’s sub-task tree inline (multi-level; no + if the task has no children); and use Edit / Delete, which are shown only for tasks you created and only when the task has no children. You can also click Feedback to give feedback, and paste images or use Attach file to add attachments.</w:t>
       </w:r>
     </w:p>
     <w:p>
@@ -1965,10 +1937,10 @@
           <w:noProof/>
         </w:rPr>
         <w:drawing>
-          <wp:inline distT="0" distB="0" distL="0" distR="0" wp14:anchorId="7FC69BBC" wp14:editId="14AA981D">
-            <wp:extent cx="5274310" cy="2588895"/>
-            <wp:effectExtent l="0" t="0" r="2540" b="1905"/>
-            <wp:docPr id="1146144671" name="图片 15"/>
+          <wp:inline distT="0" distB="0" distL="0" distR="0" wp14:anchorId="28590844" wp14:editId="441452D4">
+            <wp:extent cx="4795838" cy="2654860"/>
+            <wp:effectExtent l="0" t="0" r="5080" b="0"/>
+            <wp:docPr id="882955985" name="图片 2"/>
             <wp:cNvGraphicFramePr>
               <a:graphicFrameLocks xmlns:a="http://schemas.openxmlformats.org/drawingml/2006/main" noChangeAspect="1"/>
             </wp:cNvGraphicFramePr>
@@ -1976,7 +1948,7 @@
               <a:graphicData uri="http://schemas.openxmlformats.org/drawingml/2006/picture">
                 <pic:pic xmlns:pic="http://schemas.openxmlformats.org/drawingml/2006/picture">
                   <pic:nvPicPr>
-                    <pic:cNvPr id="0" name="Picture 15"/>
+                    <pic:cNvPr id="0" name="Picture 3"/>
                     <pic:cNvPicPr>
                       <a:picLocks noChangeAspect="1" noChangeArrowheads="1"/>
                     </pic:cNvPicPr>
@@ -1997,7 +1969,7 @@
                   <pic:spPr bwMode="auto">
                     <a:xfrm>
                       <a:off x="0" y="0"/>
-                      <a:ext cx="5274310" cy="2588895"/>
+                      <a:ext cx="4798301" cy="2656223"/>
                     </a:xfrm>
                     <a:prstGeom prst="rect">
                       <a:avLst/>
@@ -2012,6 +1984,67 @@
             </a:graphic>
           </wp:inline>
         </w:drawing>
+      </w:r>
+    </w:p>
+    <w:p>
+      <w:pPr>
+        <w:rPr>
+          <w:rFonts w:hint="eastAsia"/>
+        </w:rPr>
+      </w:pPr>
+      <w:r>
+        <w:rPr>
+          <w:noProof/>
+        </w:rPr>
+        <w:drawing>
+          <wp:inline distT="0" distB="0" distL="0" distR="0" wp14:anchorId="1A369EE9" wp14:editId="21585489">
+            <wp:extent cx="4852988" cy="2666774"/>
+            <wp:effectExtent l="0" t="0" r="5080" b="635"/>
+            <wp:docPr id="2071996775" name="Picture 2071996775"/>
+            <wp:cNvGraphicFramePr>
+              <a:graphicFrameLocks xmlns:a="http://schemas.openxmlformats.org/drawingml/2006/main" noChangeAspect="1"/>
+            </wp:cNvGraphicFramePr>
+            <a:graphic xmlns:a="http://schemas.openxmlformats.org/drawingml/2006/main">
+              <a:graphicData uri="http://schemas.openxmlformats.org/drawingml/2006/picture">
+                <pic:pic xmlns:pic="http://schemas.openxmlformats.org/drawingml/2006/picture">
+                  <pic:nvPicPr>
+                    <pic:cNvPr id="0" name="MyTasksAssign.png"/>
+                    <pic:cNvPicPr/>
+                  </pic:nvPicPr>
+                  <pic:blipFill>
+                    <a:blip r:embed="rId27"/>
+                    <a:stretch>
+                      <a:fillRect/>
+                    </a:stretch>
+                  </pic:blipFill>
+                  <pic:spPr>
+                    <a:xfrm>
+                      <a:off x="0" y="0"/>
+                      <a:ext cx="4856448" cy="2668675"/>
+                    </a:xfrm>
+                    <a:prstGeom prst="rect">
+                      <a:avLst/>
+                    </a:prstGeom>
+                  </pic:spPr>
+                </pic:pic>
+              </a:graphicData>
+            </a:graphic>
+          </wp:inline>
+        </w:drawing>
+      </w:r>
+    </w:p>
+    <w:p>
+      <w:pPr>
+        <w:rPr>
+          <w:rFonts w:hint="eastAsia"/>
+        </w:rPr>
+      </w:pPr>
+      <w:r>
+        <w:rPr>
+          <w:i/>
+          <w:sz w:val="18"/>
+        </w:rPr>
+        <w:t>My Tasks — Continue Assign, the subtask tree, and Edit / Delete.</w:t>
       </w:r>
     </w:p>
     <w:p>
@@ -2043,7 +2076,7 @@
                     </pic:cNvPicPr>
                   </pic:nvPicPr>
                   <pic:blipFill>
-                    <a:blip r:embed="rId27" cstate="print">
+                    <a:blip r:embed="rId28" cstate="print">
                       <a:extLst>
                         <a:ext uri="{28A0092B-C50C-407E-A947-70E740481C1C}">
                           <a14:useLocalDpi xmlns:a14="http://schemas.microsoft.com/office/drawing/2010/main" val="0"/>
@@ -2111,7 +2144,7 @@
         <w:rPr>
           <w:rFonts w:hint="eastAsia"/>
         </w:rPr>
-        <w:t>It shows all the tasks you have created. Select the member you want to assign a task to in the member list on the left, then click the Add Task button to assign the task to that member.</w:t>
+        <w:t>It shows all the tasks you have created. The member list on the left is optional (used for filtering). Click the Add Task button to open the dialog and choose the assignee from the Assignee dropdown. The Type field has a text box plus a dropdown and a + button: pick an existing type, or enter a new one and click + to add it (types are remembered). When editing a task you can also change its Assignee; on save, the task is moved to the new assignee’s task list. Every task row has a + column for expanding its sub-tasks inline; each child task stores its parent task’s unique ID (UID) and the “No.” column shows the hierarchy (1, 1-1, 1-2-1, …). Tasks without children show no +.</w:t>
       </w:r>
     </w:p>
     <w:p>
@@ -2143,7 +2176,7 @@
                     </pic:cNvPicPr>
                   </pic:nvPicPr>
                   <pic:blipFill>
-                    <a:blip r:embed="rId28" cstate="print">
+                    <a:blip r:embed="rId29" cstate="print">
                       <a:extLst>
                         <a:ext uri="{28A0092B-C50C-407E-A947-70E740481C1C}">
                           <a14:useLocalDpi xmlns:a14="http://schemas.microsoft.com/office/drawing/2010/main" val="0"/>
@@ -2203,7 +2236,7 @@
                     </pic:cNvPicPr>
                   </pic:nvPicPr>
                   <pic:blipFill>
-                    <a:blip r:embed="rId29" cstate="print">
+                    <a:blip r:embed="rId30" cstate="print">
                       <a:extLst>
                         <a:ext uri="{28A0092B-C50C-407E-A947-70E740481C1C}">
                           <a14:useLocalDpi xmlns:a14="http://schemas.microsoft.com/office/drawing/2010/main" val="0"/>
@@ -2243,6 +2276,67 @@
       </w:pPr>
       <w:r>
         <w:rPr>
+          <w:noProof/>
+        </w:rPr>
+        <w:drawing>
+          <wp:inline distT="0" distB="0" distL="0" distR="0" wp14:anchorId="571A8245" wp14:editId="2F0462E4">
+            <wp:extent cx="5486400" cy="3014842"/>
+            <wp:effectExtent l="0" t="0" r="0" b="0"/>
+            <wp:docPr id="2071996776" name="Picture 2071996776"/>
+            <wp:cNvGraphicFramePr>
+              <a:graphicFrameLocks xmlns:a="http://schemas.openxmlformats.org/drawingml/2006/main" noChangeAspect="1"/>
+            </wp:cNvGraphicFramePr>
+            <a:graphic xmlns:a="http://schemas.openxmlformats.org/drawingml/2006/main">
+              <a:graphicData uri="http://schemas.openxmlformats.org/drawingml/2006/picture">
+                <pic:pic xmlns:pic="http://schemas.openxmlformats.org/drawingml/2006/picture">
+                  <pic:nvPicPr>
+                    <pic:cNvPr id="0" name="MyTasksAssign.png"/>
+                    <pic:cNvPicPr/>
+                  </pic:nvPicPr>
+                  <pic:blipFill>
+                    <a:blip r:embed="rId27"/>
+                    <a:stretch>
+                      <a:fillRect/>
+                    </a:stretch>
+                  </pic:blipFill>
+                  <pic:spPr>
+                    <a:xfrm>
+                      <a:off x="0" y="0"/>
+                      <a:ext cx="5486400" cy="3014842"/>
+                    </a:xfrm>
+                    <a:prstGeom prst="rect">
+                      <a:avLst/>
+                    </a:prstGeom>
+                  </pic:spPr>
+                </pic:pic>
+              </a:graphicData>
+            </a:graphic>
+          </wp:inline>
+        </w:drawing>
+      </w:r>
+    </w:p>
+    <w:p>
+      <w:pPr>
+        <w:rPr>
+          <w:rFonts w:hint="eastAsia"/>
+        </w:rPr>
+      </w:pPr>
+      <w:r>
+        <w:rPr>
+          <w:i/>
+          <w:sz w:val="18"/>
+        </w:rPr>
+        <w:t>Task assignment — expand a task’s sub-tasks inline with the “+” column.</w:t>
+      </w:r>
+    </w:p>
+    <w:p>
+      <w:pPr>
+        <w:rPr>
+          <w:rFonts w:hint="eastAsia"/>
+        </w:rPr>
+      </w:pPr>
+      <w:r>
+        <w:rPr>
           <w:rFonts w:hint="eastAsia"/>
         </w:rPr>
         <w:t>You can also click the Feedback button in the task list to evaluate how that member completed the task, entering your requirements and comments, as shown below. The operation is the same as above.</w:t>
@@ -2258,6 +2352,7 @@
         <w:rPr>
           <w:noProof/>
         </w:rPr>
+        <w:lastRenderedPageBreak/>
         <w:drawing>
           <wp:inline distT="0" distB="0" distL="0" distR="0" wp14:anchorId="0AA394D6" wp14:editId="45CB7509">
             <wp:extent cx="5274310" cy="2892425"/>
@@ -2276,7 +2371,7 @@
                     </pic:cNvPicPr>
                   </pic:nvPicPr>
                   <pic:blipFill>
-                    <a:blip r:embed="rId30" cstate="print">
+                    <a:blip r:embed="rId31" cstate="print">
                       <a:extLst>
                         <a:ext uri="{28A0092B-C50C-407E-A947-70E740481C1C}">
                           <a14:useLocalDpi xmlns:a14="http://schemas.microsoft.com/office/drawing/2010/main" val="0"/>
@@ -2331,7 +2426,6 @@
         <w:rPr>
           <w:noProof/>
         </w:rPr>
-        <w:lastRenderedPageBreak/>
         <w:drawing>
           <wp:inline distT="0" distB="0" distL="0" distR="0" wp14:anchorId="07ADBCC3" wp14:editId="4442B2CF">
             <wp:extent cx="5274310" cy="3773170"/>
@@ -2350,7 +2444,7 @@
                     </pic:cNvPicPr>
                   </pic:nvPicPr>
                   <pic:blipFill>
-                    <a:blip r:embed="rId27" cstate="print">
+                    <a:blip r:embed="rId28" cstate="print">
                       <a:extLst>
                         <a:ext uri="{28A0092B-C50C-407E-A947-70E740481C1C}">
                           <a14:useLocalDpi xmlns:a14="http://schemas.microsoft.com/office/drawing/2010/main" val="0"/>
@@ -2405,7 +2499,14 @@
         <w:rPr>
           <w:rFonts w:hint="eastAsia"/>
         </w:rPr>
-        <w:t>On this page, you can click the Start button to start the DSH service. The first start may be slower; after it starts, you can open the member's DSH page, as shown below. The operation is the same as the admin's, but note that the member can only work in their own file workspace and cannot see the files of other workspaces.</w:t>
+        <w:t xml:space="preserve">On this page, you can click the Start button to start the DSH service. The first start may be slower; after it starts, you can open the member's DSH page, as shown below. The </w:t>
+      </w:r>
+      <w:r>
+        <w:rPr>
+          <w:rFonts w:hint="eastAsia"/>
+        </w:rPr>
+        <w:lastRenderedPageBreak/>
+        <w:t>operation is the same as the admin's, but note that the member can only work in their own file workspace and cannot see the files of other workspaces.</w:t>
       </w:r>
     </w:p>
     <w:p>
@@ -2436,7 +2537,7 @@
                     </pic:cNvPicPr>
                   </pic:nvPicPr>
                   <pic:blipFill>
-                    <a:blip r:embed="rId31" cstate="print">
+                    <a:blip r:embed="rId32" cstate="print">
                       <a:extLst>
                         <a:ext uri="{28A0092B-C50C-407E-A947-70E740481C1C}">
                           <a14:useLocalDpi xmlns:a14="http://schemas.microsoft.com/office/drawing/2010/main" val="0"/>
@@ -2478,7 +2579,6 @@
         <w:rPr>
           <w:rFonts w:hint="eastAsia"/>
         </w:rPr>
-        <w:lastRenderedPageBreak/>
         <w:t>6. DSH Operations</w:t>
       </w:r>
     </w:p>
@@ -2524,7 +2624,7 @@
                     </pic:cNvPicPr>
                   </pic:nvPicPr>
                   <pic:blipFill>
-                    <a:blip r:embed="rId32" cstate="print">
+                    <a:blip r:embed="rId33" cstate="print">
                       <a:extLst>
                         <a:ext uri="{28A0092B-C50C-407E-A947-70E740481C1C}">
                           <a14:useLocalDpi xmlns:a14="http://schemas.microsoft.com/office/drawing/2010/main" val="0"/>
@@ -2570,8 +2670,315 @@
         <w:t>Of course, besides software development, you can also do other work, such as modifying a PPT file, creating a contract file, etc., and you can also complete tasks assigned to you by others here.</w:t>
       </w:r>
     </w:p>
+    <w:p>
+      <w:pPr>
+        <w:rPr>
+          <w:rFonts w:hint="eastAsia"/>
+        </w:rPr>
+      </w:pPr>
+      <w:r>
+        <w:rPr>
+          <w:b/>
+          <w:sz w:val="28"/>
+        </w:rPr>
+        <w:lastRenderedPageBreak/>
+        <w:t>7. Language</w:t>
+      </w:r>
+    </w:p>
+    <w:p>
+      <w:pPr>
+        <w:rPr>
+          <w:rFonts w:hint="eastAsia"/>
+        </w:rPr>
+      </w:pPr>
+      <w:r>
+        <w:t>Full English / Chinese toggle across the console, workbench, file manager, task assignment, and task form. The login page prefers the configured default language, and you can switch anytime.</w:t>
+      </w:r>
+    </w:p>
+    <w:p>
+      <w:pPr>
+        <w:rPr>
+          <w:rFonts w:hint="eastAsia"/>
+        </w:rPr>
+      </w:pPr>
+      <w:r>
+        <w:rPr>
+          <w:b/>
+          <w:sz w:val="28"/>
+        </w:rPr>
+        <w:t>8. Platform Support</w:t>
+      </w:r>
+    </w:p>
+    <w:p>
+      <w:pPr>
+        <w:rPr>
+          <w:rFonts w:hint="eastAsia"/>
+        </w:rPr>
+      </w:pPr>
+      <w:r>
+        <w:t>TakeTopDSHTeam is cross-platform: a single package covers Windows, macOS and Linux and installs fully offline — no compilation and no extra downloads on the target machine.</w:t>
+      </w:r>
+    </w:p>
+    <w:tbl>
+      <w:tblPr>
+        <w:tblW w:w="0" w:type="auto"/>
+        <w:tblBorders>
+          <w:top w:val="single" w:sz="4" w:space="0" w:color="999999"/>
+          <w:left w:val="single" w:sz="4" w:space="0" w:color="999999"/>
+          <w:bottom w:val="single" w:sz="4" w:space="0" w:color="999999"/>
+          <w:right w:val="single" w:sz="4" w:space="0" w:color="999999"/>
+          <w:insideH w:val="single" w:sz="4" w:space="0" w:color="999999"/>
+          <w:insideV w:val="single" w:sz="4" w:space="0" w:color="999999"/>
+        </w:tblBorders>
+        <w:tblLook w:val="04A0" w:firstRow="1" w:lastRow="0" w:firstColumn="1" w:lastColumn="0" w:noHBand="0" w:noVBand="1"/>
+      </w:tblPr>
+      <w:tblGrid>
+        <w:gridCol w:w="2765"/>
+        <w:gridCol w:w="2765"/>
+        <w:gridCol w:w="2766"/>
+      </w:tblGrid>
+      <w:tr>
+        <w:tc>
+          <w:tcPr>
+            <w:tcW w:w="2769" w:type="dxa"/>
+          </w:tcPr>
+          <w:p>
+            <w:pPr>
+              <w:rPr>
+                <w:rFonts w:hint="eastAsia"/>
+              </w:rPr>
+            </w:pPr>
+            <w:r>
+              <w:rPr>
+                <w:sz w:val="18"/>
+              </w:rPr>
+              <w:t>Platform</w:t>
+            </w:r>
+          </w:p>
+        </w:tc>
+        <w:tc>
+          <w:tcPr>
+            <w:tcW w:w="2769" w:type="dxa"/>
+          </w:tcPr>
+          <w:p>
+            <w:pPr>
+              <w:rPr>
+                <w:rFonts w:hint="eastAsia"/>
+              </w:rPr>
+            </w:pPr>
+            <w:r>
+              <w:rPr>
+                <w:sz w:val="18"/>
+              </w:rPr>
+              <w:t>Node</w:t>
+            </w:r>
+          </w:p>
+        </w:tc>
+        <w:tc>
+          <w:tcPr>
+            <w:tcW w:w="2769" w:type="dxa"/>
+          </w:tcPr>
+          <w:p>
+            <w:pPr>
+              <w:rPr>
+                <w:rFonts w:hint="eastAsia"/>
+              </w:rPr>
+            </w:pPr>
+            <w:r>
+              <w:rPr>
+                <w:sz w:val="18"/>
+              </w:rPr>
+              <w:t>@deepseek-ai/dsh deps</w:t>
+            </w:r>
+          </w:p>
+        </w:tc>
+      </w:tr>
+      <w:tr>
+        <w:tc>
+          <w:tcPr>
+            <w:tcW w:w="2769" w:type="dxa"/>
+          </w:tcPr>
+          <w:p>
+            <w:pPr>
+              <w:rPr>
+                <w:rFonts w:hint="eastAsia"/>
+              </w:rPr>
+            </w:pPr>
+            <w:r>
+              <w:rPr>
+                <w:sz w:val="18"/>
+              </w:rPr>
+              <w:t>Windows x64</w:t>
+            </w:r>
+          </w:p>
+        </w:tc>
+        <w:tc>
+          <w:tcPr>
+            <w:tcW w:w="2769" w:type="dxa"/>
+          </w:tcPr>
+          <w:p>
+            <w:pPr>
+              <w:rPr>
+                <w:rFonts w:hint="eastAsia"/>
+              </w:rPr>
+            </w:pPr>
+            <w:r>
+              <w:rPr>
+                <w:sz w:val="18"/>
+              </w:rPr>
+              <w:t>bundled, offline</w:t>
+            </w:r>
+          </w:p>
+        </w:tc>
+        <w:tc>
+          <w:tcPr>
+            <w:tcW w:w="2769" w:type="dxa"/>
+          </w:tcPr>
+          <w:p>
+            <w:pPr>
+              <w:rPr>
+                <w:rFonts w:hint="eastAsia"/>
+              </w:rPr>
+            </w:pPr>
+            <w:r>
+              <w:rPr>
+                <w:sz w:val="18"/>
+              </w:rPr>
+              <w:t>bundled, offline</w:t>
+            </w:r>
+          </w:p>
+        </w:tc>
+      </w:tr>
+      <w:tr>
+        <w:tc>
+          <w:tcPr>
+            <w:tcW w:w="2769" w:type="dxa"/>
+          </w:tcPr>
+          <w:p>
+            <w:pPr>
+              <w:rPr>
+                <w:rFonts w:hint="eastAsia"/>
+              </w:rPr>
+            </w:pPr>
+            <w:r>
+              <w:rPr>
+                <w:sz w:val="18"/>
+              </w:rPr>
+              <w:t>macOS / Linux (x64 &amp; arm64)</w:t>
+            </w:r>
+          </w:p>
+        </w:tc>
+        <w:tc>
+          <w:tcPr>
+            <w:tcW w:w="2769" w:type="dxa"/>
+          </w:tcPr>
+          <w:p>
+            <w:pPr>
+              <w:rPr>
+                <w:rFonts w:hint="eastAsia"/>
+              </w:rPr>
+            </w:pPr>
+            <w:r>
+              <w:rPr>
+                <w:sz w:val="18"/>
+              </w:rPr>
+              <w:t>bundled (tar, offline)</w:t>
+            </w:r>
+          </w:p>
+        </w:tc>
+        <w:tc>
+          <w:tcPr>
+            <w:tcW w:w="2769" w:type="dxa"/>
+          </w:tcPr>
+          <w:p>
+            <w:pPr>
+              <w:rPr>
+                <w:rFonts w:hint="eastAsia"/>
+              </w:rPr>
+            </w:pPr>
+            <w:r>
+              <w:rPr>
+                <w:sz w:val="18"/>
+              </w:rPr>
+              <w:t>bundled (offline tarball); falls back to npm install only if the bundle is missing</w:t>
+            </w:r>
+          </w:p>
+        </w:tc>
+      </w:tr>
+    </w:tbl>
+    <w:p>
+      <w:pPr>
+        <w:rPr>
+          <w:rFonts w:hint="eastAsia"/>
+        </w:rPr>
+      </w:pPr>
+    </w:p>
+    <w:p>
+      <w:pPr>
+        <w:rPr>
+          <w:rFonts w:hint="eastAsia"/>
+        </w:rPr>
+      </w:pPr>
+      <w:r>
+        <w:rPr>
+          <w:b/>
+          <w:sz w:val="28"/>
+        </w:rPr>
+        <w:t>9. License</w:t>
+      </w:r>
+    </w:p>
+    <w:p>
+      <w:pPr>
+        <w:rPr>
+          <w:rFonts w:hint="eastAsia"/>
+        </w:rPr>
+      </w:pPr>
+      <w:r>
+        <w:t>This project is licensed under the Business Source License 1.1 (BSL 1.1) — a source-available license (not OSI open source). See LICENSE / COPYING.</w:t>
+      </w:r>
+    </w:p>
+    <w:p>
+      <w:pPr>
+        <w:rPr>
+          <w:rFonts w:hint="eastAsia"/>
+        </w:rPr>
+      </w:pPr>
+      <w:r>
+        <w:t>• You may copy, modify, create derivative works, redistribute, and make non-production use of the software.</w:t>
+      </w:r>
+    </w:p>
+    <w:p>
+      <w:pPr>
+        <w:rPr>
+          <w:rFonts w:hint="eastAsia"/>
+        </w:rPr>
+      </w:pPr>
+      <w:r>
+        <w:t>• Additional Use Grant: production use is free for an organization with up to 10 users; above 10 users a commercial license is required, priced at USD 10 per additional user per month (e.g. 11 users = USD 10/month; 15 users = USD 50/month; 20 users = USD 100/month) — contact service@taketopits.com.</w:t>
+      </w:r>
+    </w:p>
+    <w:p>
+      <w:pPr>
+        <w:rPr>
+          <w:rFonts w:hint="eastAsia"/>
+        </w:rPr>
+      </w:pPr>
+      <w:r>
+        <w:t>• Automatic conversion: on the Change Date (2030-09-11) — or the fourth anniversary of a version’s first public release, whichever is earlier — that version converts to the Apache License, Version 2.0 (fully open source), per version.</w:t>
+      </w:r>
+    </w:p>
+    <w:p>
+      <w:pPr>
+        <w:rPr>
+          <w:rFonts w:hint="eastAsia"/>
+        </w:rPr>
+      </w:pPr>
+      <w:r>
+        <w:t>The intellectual property of this software is vested in 泰顶拓鸿信息科技（上海）有限公司 (TakeTop Information Technology (Shanghai) Co., Ltd.), Email: service@taketopits.com. All rights reserved.</w:t>
+      </w:r>
+    </w:p>
     <w:sectPr>
-      <w:footerReference w:type="default" r:id="rId33"/>
+      <w:footerReference w:type="default" r:id="rId34"/>
       <w:pgSz w:w="11906" w:h="16838"/>
       <w:pgMar w:top="1440" w:right="1800" w:bottom="1440" w:left="1800" w:header="851" w:footer="992" w:gutter="0"/>
       <w:cols w:space="425"/>

--- a/Guide/USER_GUIDE_English.docx
+++ b/Guide/USER_GUIDE_English.docx
@@ -95,7 +95,7 @@
         <w:rPr>
           <w:rFonts w:hint="eastAsia"/>
         </w:rPr>
-        <w:t>- 3. Administration Page</w:t>
+        <w:t>- 3. Admin Page</w:t>
       </w:r>
     </w:p>
     <w:p>
@@ -134,7 +134,7 @@
         <w:rPr>
           <w:rFonts w:hint="eastAsia"/>
         </w:rPr>
-        <w:t>- 6. DSH Operation</w:t>
+        <w:t>- 6. DSH Operations</w:t>
       </w:r>
     </w:p>
     <w:p>
@@ -159,16 +159,6 @@
     </w:p>
     <w:p>
       <w:pPr>
-        <w:rPr>
-          <w:rFonts w:hint="eastAsia"/>
-        </w:rPr>
-      </w:pPr>
-      <w:r>
-        <w:t>- 9. License</w:t>
-      </w:r>
-    </w:p>
-    <w:p>
-      <w:pPr>
         <w:ind w:firstLineChars="200" w:firstLine="440"/>
         <w:rPr>
           <w:rFonts w:hint="eastAsia"/>
@@ -178,7 +168,22 @@
         <w:rPr>
           <w:rFonts w:hint="eastAsia"/>
         </w:rPr>
-        <w:t>This guide is for users. It explains: Install → Login → Open the Workbench → File Management / My Tasks → Admin task assignment, instance management, language switching → member DSH usage!</w:t>
+        <w:t>This guide is for users and covers: Installation → Login →</w:t>
+      </w:r>
+      <w:r>
+        <w:t>Management parameter settings</w:t>
+      </w:r>
+      <w:r>
+        <w:rPr>
+          <w:rFonts w:hint="eastAsia"/>
+        </w:rPr>
+        <w:t xml:space="preserve"> → </w:t>
+      </w:r>
+      <w:r>
+        <w:rPr>
+          <w:rFonts w:hint="eastAsia"/>
+        </w:rPr>
+        <w:t>Open Workbench → File Manager / My Tasks → task assignment, in → Member DSH usage!</w:t>
       </w:r>
     </w:p>
     <w:p>
@@ -218,27 +223,7 @@
           <w:b/>
           <w:bCs/>
         </w:rPr>
-        <w:t>Download the installation file:</w:t>
-      </w:r>
-      <w:r>
-        <w:t> Open the site at </w:t>
-      </w:r>
-      <w:hyperlink r:id="rId8" w:tgtFrame="_blank" w:history="1">
-        <w:r>
-          <w:rPr>
-            <w:rStyle w:val="af2"/>
-          </w:rPr>
-          <w:t>https://github.com/TakeTopITS/TakeTopDSHTeam</w:t>
-        </w:r>
-      </w:hyperlink>
-      <w:r>
-        <w:rPr>
-          <w:rFonts w:hint="eastAsia"/>
-        </w:rPr>
-        <w:t xml:space="preserve"> </w:t>
-      </w:r>
-      <w:r>
-        <w:t>, click the download button as shown in the figure below, and then extract the installation package.</w:t>
+        <w:t xml:space="preserve">Download the installation file: go to https://github.com/TakeTopITS/TakeTopDSHTeam , click the download button as shown below, then unzip the package. </w:t>
       </w:r>
     </w:p>
     <w:p>
@@ -253,7 +238,6 @@
         <w:rPr>
           <w:noProof/>
         </w:rPr>
-        <w:lastRenderedPageBreak/>
         <w:drawing>
           <wp:inline distT="0" distB="0" distL="0" distR="0" wp14:anchorId="0647FF98" wp14:editId="13250F3D">
             <wp:extent cx="4872038" cy="2258875"/>
@@ -272,7 +256,7 @@
                     </pic:cNvPicPr>
                   </pic:nvPicPr>
                   <pic:blipFill>
-                    <a:blip r:embed="rId9" cstate="print">
+                    <a:blip r:embed="rId8" cstate="print">
                       <a:extLst>
                         <a:ext uri="{28A0092B-C50C-407E-A947-70E740481C1C}">
                           <a14:useLocalDpi xmlns:a14="http://schemas.microsoft.com/office/drawing/2010/main" val="0"/>
@@ -315,7 +299,8 @@
         <w:rPr>
           <w:rFonts w:hint="eastAsia"/>
         </w:rPr>
-        <w:t>TakeTopDSH Team is a no-install, copy-and-run software. Follow these steps: copy the `TakeTopDshTeam` folder to the target machine → on Windows double-click `start.bat`, on macOS/Linux run `bash start.sh` → open `http://127.0.0.1:46001` in the browser → click **“Open DSH”** to start using it. Detailed instructions below:</w:t>
+        <w:lastRenderedPageBreak/>
+        <w:t>TakeTopDSH Team is a portable, copy-and-run application. Steps: copy the `TakeTopDshTeam` folder to the target machine → Windows: double-click `start.bat`; macOS/Linux: run `bash start.sh` → open `http://127.0.0.1:46001` in your browser → click **"Open DSH"** to start using it. Details below:</w:t>
       </w:r>
     </w:p>
     <w:p>
@@ -331,9 +316,6 @@
         </w:rPr>
         <w:t>1-1. Windows</w:t>
       </w:r>
-      <w:r>
-        <w:t xml:space="preserve">         </w:t>
-      </w:r>
     </w:p>
     <w:p>
       <w:pPr>
@@ -346,7 +328,7 @@
         <w:rPr>
           <w:rFonts w:hint="eastAsia"/>
         </w:rPr>
-        <w:t>1-1-1. Copy the entire `TakeTopDshTeam` folder to the target computer.</w:t>
+        <w:t>1-1-1. Copy the entire `TakeTopDshTeam` folder to the target PC.</w:t>
       </w:r>
     </w:p>
     <w:p>
@@ -360,10 +342,7 @@
         <w:rPr>
           <w:rFonts w:hint="eastAsia"/>
         </w:rPr>
-        <w:t>1-1-2. Double-click **`start.bat`** (or right-click → Run as administrator, if the port is occupied).</w:t>
-      </w:r>
-      <w:r>
-        <w:t xml:space="preserve">         </w:t>
+        <w:t>1-1-2. Double-click **`start.bat`** (if the port is occupied, right-click → Run as administrator).</w:t>
       </w:r>
     </w:p>
     <w:p>
@@ -377,10 +356,7 @@
         <w:rPr>
           <w:rFonts w:hint="eastAsia"/>
         </w:rPr>
-        <w:t>1-1-3. The browser automatically opens the login page `http://127.0.0.1:46001`.</w:t>
-      </w:r>
-      <w:r>
-        <w:t xml:space="preserve">         </w:t>
+        <w:t>1-1-3. Your browser will automatically open the login page at `http://127.0.0.1:46001`.</w:t>
       </w:r>
     </w:p>
     <w:p>
@@ -404,9 +380,6 @@
         </w:rPr>
         <w:t>1-2. macOS (Apple Silicon, arm64)</w:t>
       </w:r>
-      <w:r>
-        <w:t xml:space="preserve">         </w:t>
-      </w:r>
     </w:p>
     <w:p>
       <w:pPr>
@@ -433,7 +406,7 @@
         <w:rPr>
           <w:rFonts w:hint="eastAsia"/>
         </w:rPr>
-        <w:t>1-2-2. Open Terminal and go to the folder:</w:t>
+        <w:t>1-2-2. Open Terminal and navigate to the folder:</w:t>
       </w:r>
     </w:p>
     <w:p>
@@ -444,7 +417,7 @@
         </w:rPr>
       </w:pPr>
       <w:r>
-        <w:t xml:space="preserve">   bash cd /path/to/TakeTopDshTeam bash start.sh</w:t>
+        <w:t>bash cd /path/to/TakeTopDshTeam bash start.sh</w:t>
       </w:r>
     </w:p>
     <w:p>
@@ -466,7 +439,7 @@
         <w:rPr>
           <w:rFonts w:hint="eastAsia"/>
         </w:rPr>
-        <w:t>1-2-3. On first run it automatically unpacks the bundled Node.js and the bundled `@deepseek-ai/dsh` packages — **fully offline**, no extra download and no compilation.</w:t>
+        <w:t>1-2-3. On first run, the built-in Node.js and `@deepseek-ai/dsh` dependency are automatically extracted — **fully offline**, no extra downloads or compilation needed.</w:t>
       </w:r>
     </w:p>
     <w:p>
@@ -480,10 +453,7 @@
         <w:rPr>
           <w:rFonts w:hint="eastAsia"/>
         </w:rPr>
-        <w:t>1-2-4. The browser automatically opens the login page `http://127.0.0.1:46001`.</w:t>
-      </w:r>
-      <w:r>
-        <w:t xml:space="preserve">         </w:t>
+        <w:t>1-2-4. Your browser will automatically open the login page at `http://127.0.0.1:46001`.</w:t>
       </w:r>
     </w:p>
     <w:p>
@@ -507,9 +477,6 @@
         </w:rPr>
         <w:t>1-3. Linux (x64 / arm64)</w:t>
       </w:r>
-      <w:r>
-        <w:t xml:space="preserve">         </w:t>
-      </w:r>
     </w:p>
     <w:p>
       <w:pPr>
@@ -522,7 +489,6 @@
         <w:rPr>
           <w:rFonts w:hint="eastAsia"/>
         </w:rPr>
-        <w:lastRenderedPageBreak/>
         <w:t>1-3-1. Copy the entire `TakeTopDshTeam` folder to the target machine.</w:t>
       </w:r>
     </w:p>
@@ -537,7 +503,7 @@
         <w:rPr>
           <w:rFonts w:hint="eastAsia"/>
         </w:rPr>
-        <w:t>1-3-2. Open a terminal and go to the folder:</w:t>
+        <w:t>1-3-2. Open Terminal and navigate to the folder:</w:t>
       </w:r>
     </w:p>
     <w:p>
@@ -548,7 +514,7 @@
         </w:rPr>
       </w:pPr>
       <w:r>
-        <w:t xml:space="preserve">  bash cd /path/to/TakeTopDshTeam bash start.sh</w:t>
+        <w:t>bash cd /path/to/TakeTopDshTeam bash start.sh</w:t>
       </w:r>
     </w:p>
     <w:p>
@@ -562,7 +528,7 @@
         <w:rPr>
           <w:rFonts w:hint="eastAsia"/>
         </w:rPr>
-        <w:t>1-3-3. On first run it automatically unpacks the bundled Node.js and the bundled `@deepseek-ai/dsh` packages — **fully offline**, no extra download and no compilation.</w:t>
+        <w:t>1-3-3. On first run, the built-in Node.js and `@deepseek-ai/dsh` dependency are automatically extracted — **fully offline**, no extra downloads or compilation needed.</w:t>
       </w:r>
     </w:p>
     <w:p>
@@ -576,10 +542,7 @@
         <w:rPr>
           <w:rFonts w:hint="eastAsia"/>
         </w:rPr>
-        <w:t>1-3-4. The browser automatically opens the login page `http://127.0.0.1:46001`.</w:t>
-      </w:r>
-      <w:r>
-        <w:t xml:space="preserve">         </w:t>
+        <w:t>1-3-4. Your browser will automatically open the login page at `http://127.0.0.1:46001`.</w:t>
       </w:r>
     </w:p>
     <w:p>
@@ -613,7 +576,7 @@
         <w:rPr>
           <w:rFonts w:hint="eastAsia"/>
         </w:rPr>
-        <w:t>After each reboot, open the TakeTopDshTeam folder. You will see the two files below. Run the appropriate one for your system to open the login page:</w:t>
+        <w:t>After each restart, open the TakeTopDshTeam folder. You will see the two files below. Run the appropriate file for your system to open the login page:</w:t>
       </w:r>
     </w:p>
     <w:p>
@@ -627,7 +590,7 @@
           <w:noProof/>
         </w:rPr>
         <w:drawing>
-          <wp:inline distT="0" distB="0" distL="0" distR="0" wp14:anchorId="78E1C3EA" wp14:editId="1A0BCCAC">
+          <wp:inline distT="0" distB="0" distL="0" distR="0" wp14:anchorId="78E1C3EA" wp14:editId="1FB7C344">
             <wp:extent cx="5274310" cy="465455"/>
             <wp:effectExtent l="0" t="0" r="2540" b="0"/>
             <wp:docPr id="286631104" name="图片 1"/>
@@ -644,7 +607,7 @@
                     </pic:cNvPicPr>
                   </pic:nvPicPr>
                   <pic:blipFill>
-                    <a:blip r:embed="rId10" cstate="print">
+                    <a:blip r:embed="rId9" cstate="print">
                       <a:extLst>
                         <a:ext uri="{28A0092B-C50C-407E-A947-70E740481C1C}">
                           <a14:useLocalDpi xmlns:a14="http://schemas.microsoft.com/office/drawing/2010/main" val="0"/>
@@ -699,7 +662,7 @@
         <w:rPr>
           <w:rFonts w:hint="eastAsia"/>
         </w:rPr>
-        <w:t>&gt; - macOS / Linux: run **`./start.sh`**</w:t>
+        <w:t>&gt; - macOS / Linux: run **`bash start.sh`**</w:t>
       </w:r>
     </w:p>
     <w:p>
@@ -730,7 +693,7 @@
                     </pic:cNvPicPr>
                   </pic:nvPicPr>
                   <pic:blipFill>
-                    <a:blip r:embed="rId11" cstate="print">
+                    <a:blip r:embed="rId10" cstate="print">
                       <a:extLst>
                         <a:ext uri="{28A0092B-C50C-407E-A947-70E740481C1C}">
                           <a14:useLocalDpi xmlns:a14="http://schemas.microsoft.com/office/drawing/2010/main" val="0"/>
@@ -764,24 +727,18 @@
     </w:p>
     <w:p>
       <w:pPr>
-        <w:rPr>
-          <w:rFonts w:hint="eastAsia"/>
-        </w:rPr>
-      </w:pPr>
-      <w:r>
-        <w:rPr>
-          <w:rFonts w:hint="eastAsia"/>
-        </w:rPr>
-        <w:t xml:space="preserve">Enter username `admin` and password `12345678` to log in. After the first login, the TakeTopDSH Team background service TakeTopDSHLauncher keeps running in the background. As long as you have not rebooted, just open `http://127.0.0.1:46001` in the browser to return to the login page. If the launcher has been closed (e.g., after a </w:t>
-      </w:r>
-      <w:r>
-        <w:rPr>
-          <w:rFonts w:hint="eastAsia"/>
-        </w:rPr>
-        <w:lastRenderedPageBreak/>
-        <w:t>reboot), you need to run the start program above again.</w:t>
-      </w:r>
-      <w:hyperlink r:id="rId12" w:history="1">
+        <w:ind w:firstLineChars="200" w:firstLine="440"/>
+        <w:rPr>
+          <w:rFonts w:hint="eastAsia"/>
+        </w:rPr>
+      </w:pPr>
+      <w:r>
+        <w:rPr>
+          <w:rFonts w:hint="eastAsia"/>
+        </w:rPr>
+        <w:t>Enter username `admin` and password `12345678` to log in. After the first login, the TakeTopDSH Team backend service (TakeTopDSHLauncher) will continue running in the background. As long as the computer has not been restarted, simply open `http://127.0.0.1:46001` again in your browser to return to the login page. If the launcher has closed (e.g. after a restart), re-run the startup program above. http://127.0.0.1:46001</w:t>
+      </w:r>
+      <w:hyperlink r:id="rId11" w:history="1">
         <w:r>
           <w:rPr>
             <w:rStyle w:val="af2"/>
@@ -807,20 +764,21 @@
         <w:rPr>
           <w:rFonts w:hint="eastAsia"/>
         </w:rPr>
-        <w:t>3. Administration Page</w:t>
-      </w:r>
-    </w:p>
-    <w:p>
-      <w:pPr>
-        <w:rPr>
-          <w:rFonts w:hint="eastAsia"/>
-        </w:rPr>
-      </w:pPr>
-      <w:r>
-        <w:rPr>
-          <w:rFonts w:hint="eastAsia"/>
-        </w:rPr>
-        <w:t>After the admin user logs in, you will see the page below. This is the admin user's administration page.</w:t>
+        <w:t>3. Admin Page</w:t>
+      </w:r>
+    </w:p>
+    <w:p>
+      <w:pPr>
+        <w:ind w:firstLineChars="100" w:firstLine="220"/>
+        <w:rPr>
+          <w:rFonts w:hint="eastAsia"/>
+        </w:rPr>
+      </w:pPr>
+      <w:r>
+        <w:rPr>
+          <w:rFonts w:hint="eastAsia"/>
+        </w:rPr>
+        <w:t>After an admin user logs in, the following page is displayed. This is the admin management page.</w:t>
       </w:r>
     </w:p>
     <w:p>
@@ -833,11 +791,12 @@
         <w:rPr>
           <w:noProof/>
         </w:rPr>
+        <w:lastRenderedPageBreak/>
         <w:drawing>
-          <wp:inline distT="0" distB="0" distL="0" distR="0" wp14:anchorId="6287BC60" wp14:editId="44017FB2">
-            <wp:extent cx="5274310" cy="3604895"/>
+          <wp:inline distT="0" distB="0" distL="0" distR="0" wp14:anchorId="7E0129FA" wp14:editId="7B267ECF">
+            <wp:extent cx="5274310" cy="4516755"/>
             <wp:effectExtent l="0" t="0" r="2540" b="0"/>
-            <wp:docPr id="1313165663" name="图片 3"/>
+            <wp:docPr id="905714714" name="图片 1"/>
             <wp:cNvGraphicFramePr>
               <a:graphicFrameLocks xmlns:a="http://schemas.openxmlformats.org/drawingml/2006/main" noChangeAspect="1"/>
             </wp:cNvGraphicFramePr>
@@ -845,13 +804,13 @@
               <a:graphicData uri="http://schemas.openxmlformats.org/drawingml/2006/picture">
                 <pic:pic xmlns:pic="http://schemas.openxmlformats.org/drawingml/2006/picture">
                   <pic:nvPicPr>
-                    <pic:cNvPr id="0" name="Picture 3"/>
+                    <pic:cNvPr id="0" name="Picture 1"/>
                     <pic:cNvPicPr>
                       <a:picLocks noChangeAspect="1" noChangeArrowheads="1"/>
                     </pic:cNvPicPr>
                   </pic:nvPicPr>
                   <pic:blipFill>
-                    <a:blip r:embed="rId13" cstate="print">
+                    <a:blip r:embed="rId12" cstate="print">
                       <a:extLst>
                         <a:ext uri="{28A0092B-C50C-407E-A947-70E740481C1C}">
                           <a14:useLocalDpi xmlns:a14="http://schemas.microsoft.com/office/drawing/2010/main" val="0"/>
@@ -866,7 +825,7 @@
                   <pic:spPr bwMode="auto">
                     <a:xfrm>
                       <a:off x="0" y="0"/>
-                      <a:ext cx="5274310" cy="3604895"/>
+                      <a:ext cx="5274310" cy="4516755"/>
                     </a:xfrm>
                     <a:prstGeom prst="rect">
                       <a:avLst/>
@@ -885,76 +844,16 @@
     </w:p>
     <w:p>
       <w:pPr>
-        <w:rPr>
-          <w:rFonts w:hint="eastAsia"/>
-        </w:rPr>
-      </w:pPr>
-      <w:r>
-        <w:rPr>
-          <w:noProof/>
-        </w:rPr>
-        <w:lastRenderedPageBreak/>
-        <w:drawing>
-          <wp:inline distT="0" distB="0" distL="0" distR="0" wp14:anchorId="2D3C08A6" wp14:editId="4D6C04D0">
-            <wp:extent cx="5274310" cy="4451350"/>
-            <wp:effectExtent l="0" t="0" r="2540" b="6350"/>
-            <wp:docPr id="22238559" name="图片 4"/>
-            <wp:cNvGraphicFramePr>
-              <a:graphicFrameLocks xmlns:a="http://schemas.openxmlformats.org/drawingml/2006/main" noChangeAspect="1"/>
-            </wp:cNvGraphicFramePr>
-            <a:graphic xmlns:a="http://schemas.openxmlformats.org/drawingml/2006/main">
-              <a:graphicData uri="http://schemas.openxmlformats.org/drawingml/2006/picture">
-                <pic:pic xmlns:pic="http://schemas.openxmlformats.org/drawingml/2006/picture">
-                  <pic:nvPicPr>
-                    <pic:cNvPr id="0" name="Picture 4"/>
-                    <pic:cNvPicPr>
-                      <a:picLocks noChangeAspect="1" noChangeArrowheads="1"/>
-                    </pic:cNvPicPr>
-                  </pic:nvPicPr>
-                  <pic:blipFill>
-                    <a:blip r:embed="rId14" cstate="print">
-                      <a:extLst>
-                        <a:ext uri="{28A0092B-C50C-407E-A947-70E740481C1C}">
-                          <a14:useLocalDpi xmlns:a14="http://schemas.microsoft.com/office/drawing/2010/main" val="0"/>
-                        </a:ext>
-                      </a:extLst>
-                    </a:blip>
-                    <a:srcRect/>
-                    <a:stretch>
-                      <a:fillRect/>
-                    </a:stretch>
-                  </pic:blipFill>
-                  <pic:spPr bwMode="auto">
-                    <a:xfrm>
-                      <a:off x="0" y="0"/>
-                      <a:ext cx="5274310" cy="4451350"/>
-                    </a:xfrm>
-                    <a:prstGeom prst="rect">
-                      <a:avLst/>
-                    </a:prstGeom>
-                    <a:noFill/>
-                    <a:ln>
-                      <a:noFill/>
-                    </a:ln>
-                  </pic:spPr>
-                </pic:pic>
-              </a:graphicData>
-            </a:graphic>
-          </wp:inline>
-        </w:drawing>
-      </w:r>
-    </w:p>
-    <w:p>
-      <w:pPr>
-        <w:rPr>
-          <w:rFonts w:hint="eastAsia"/>
-        </w:rPr>
-      </w:pPr>
-      <w:r>
-        <w:rPr>
-          <w:rFonts w:hint="eastAsia"/>
-        </w:rPr>
-        <w:t>You can: Start/Stop, Open DSH, Configure, Manage Instances, Change Password. The key parts are described below; the rest is self-explanatory.</w:t>
+        <w:ind w:firstLineChars="200" w:firstLine="440"/>
+        <w:rPr>
+          <w:rFonts w:hint="eastAsia"/>
+        </w:rPr>
+      </w:pPr>
+      <w:r>
+        <w:rPr>
+          <w:rFonts w:hint="eastAsia"/>
+        </w:rPr>
+        <w:t>You can: start/stop, open DSH, configure, manage instances, and change passwords. Key sections are explained below; the rest is self-explanatory.</w:t>
       </w:r>
     </w:p>
     <w:p>
@@ -988,7 +887,7 @@
           <w:noProof/>
         </w:rPr>
         <w:drawing>
-          <wp:inline distT="0" distB="0" distL="0" distR="0" wp14:anchorId="2044E27F" wp14:editId="5D4ACF9E">
+          <wp:inline distT="0" distB="0" distL="0" distR="0" wp14:anchorId="2044E27F" wp14:editId="560BDA05">
             <wp:extent cx="5274310" cy="2002155"/>
             <wp:effectExtent l="0" t="0" r="2540" b="0"/>
             <wp:docPr id="5370857" name="图片 5"/>
@@ -1005,7 +904,7 @@
                     </pic:cNvPicPr>
                   </pic:nvPicPr>
                   <pic:blipFill>
-                    <a:blip r:embed="rId15" cstate="print">
+                    <a:blip r:embed="rId13" cstate="print">
                       <a:extLst>
                         <a:ext uri="{28A0092B-C50C-407E-A947-70E740481C1C}">
                           <a14:useLocalDpi xmlns:a14="http://schemas.microsoft.com/office/drawing/2010/main" val="0"/>
@@ -1049,7 +948,7 @@
         <w:rPr>
           <w:rFonts w:hint="eastAsia"/>
         </w:rPr>
-        <w:t>3-1-1. Set the Workspace path</w:t>
+        <w:t>3-1-1. Set Workspace Path</w:t>
       </w:r>
     </w:p>
     <w:p>
@@ -1064,7 +963,7 @@
         <w:rPr>
           <w:rFonts w:hint="eastAsia"/>
         </w:rPr>
-        <w:t>Setting the Workspace path defines the platform's workspace directory. Note that this directory can be on any drive on the computer, but plan it well and ensure it has enough capacity, because all data you enter and all files you upload in TakeTopDSH Team are stored under this directory.</w:t>
+        <w:t>Setting the workspace path defines the platform's workspace directory. This directory can be located on any drive, but plan carefully and ensure sufficient capacity, as all data entered and files uploaded in TakeTopDSH Team are stored in this directory.</w:t>
       </w:r>
     </w:p>
     <w:p>
@@ -1088,7 +987,7 @@
         <w:rPr>
           <w:rFonts w:hint="eastAsia"/>
         </w:rPr>
-        <w:t>3-1-2. Set the External URL</w:t>
+        <w:t>3-1-2. Set External URL</w:t>
       </w:r>
     </w:p>
     <w:p>
@@ -1103,9 +1002,9 @@
         <w:rPr>
           <w:rFonts w:hint="eastAsia"/>
         </w:rPr>
-        <w:t>The External URL applies if you also want to use the platform from outside the network. Give the server a public IP, then enter it here. For example, if the public IP is 188.88.88.88, you can set it as http://188.88.88.88:46000. If you are unsure, ask your network administrator to make sure it is configured correctly.</w:t>
-      </w:r>
-      <w:hyperlink r:id="rId16" w:history="1">
+        <w:t>If you also want to access the platform from an external network, you need to set the external URL. Assign a public IP to the server, then enter it here. For example, if the public IP is 188.88.88.88, set it to http://188.88.88.88:46000. If unsure, consult your network administrator to ensure correct configuration. http://188.88.88.88:46000</w:t>
+      </w:r>
+      <w:hyperlink r:id="rId14" w:history="1">
         <w:r>
           <w:rPr>
             <w:rStyle w:val="af2"/>
@@ -1171,7 +1070,7 @@
                     </pic:cNvPicPr>
                   </pic:nvPicPr>
                   <pic:blipFill>
-                    <a:blip r:embed="rId17" cstate="print">
+                    <a:blip r:embed="rId15" cstate="print">
                       <a:extLst>
                         <a:ext uri="{28A0092B-C50C-407E-A947-70E740481C1C}">
                           <a14:useLocalDpi xmlns:a14="http://schemas.microsoft.com/office/drawing/2010/main" val="0"/>
@@ -1206,16 +1105,16 @@
     <w:p>
       <w:pPr>
         <w:pStyle w:val="a9"/>
-        <w:ind w:left="555"/>
-        <w:rPr>
-          <w:rFonts w:hint="eastAsia"/>
-        </w:rPr>
-      </w:pPr>
-      <w:r>
-        <w:rPr>
-          <w:rFonts w:hint="eastAsia"/>
-        </w:rPr>
-        <w:t>You can add member users here. Note that usernames should use English letters, not Chinese. Remember the password you set for a user, for example set it to `12345678`. After a member user logs in, they can change it themselves. You do not need to set this member's workspace directory — it is generated automatically from the main workspace directory + username.</w:t>
+        <w:ind w:left="555" w:firstLineChars="200" w:firstLine="440"/>
+        <w:rPr>
+          <w:rFonts w:hint="eastAsia"/>
+        </w:rPr>
+      </w:pPr>
+      <w:r>
+        <w:rPr>
+          <w:rFonts w:hint="eastAsia"/>
+        </w:rPr>
+        <w:t>You can add member users here. Note that usernames should use English letters, not Chinese. Remember the password you set for each user, e.g. `12345678`. Members can change their own password after logging in. The member's workspace directory does not need to be set; it is automatically created as "main workspace directory + username".</w:t>
       </w:r>
     </w:p>
     <w:p>
@@ -1244,62 +1143,6 @@
         </w:rPr>
         <w:t>Platform Update</w:t>
       </w:r>
-      <w:r>
-        <w:br/>
-      </w:r>
-      <w:r>
-        <w:rPr>
-          <w:noProof/>
-        </w:rPr>
-        <w:drawing>
-          <wp:inline distT="0" distB="0" distL="0" distR="0" wp14:anchorId="75F62C23" wp14:editId="12F29BB1">
-            <wp:extent cx="5274310" cy="859790"/>
-            <wp:effectExtent l="0" t="0" r="2540" b="0"/>
-            <wp:docPr id="1864314631" name="图片 7"/>
-            <wp:cNvGraphicFramePr>
-              <a:graphicFrameLocks xmlns:a="http://schemas.openxmlformats.org/drawingml/2006/main" noChangeAspect="1"/>
-            </wp:cNvGraphicFramePr>
-            <a:graphic xmlns:a="http://schemas.openxmlformats.org/drawingml/2006/main">
-              <a:graphicData uri="http://schemas.openxmlformats.org/drawingml/2006/picture">
-                <pic:pic xmlns:pic="http://schemas.openxmlformats.org/drawingml/2006/picture">
-                  <pic:nvPicPr>
-                    <pic:cNvPr id="0" name="Picture 7"/>
-                    <pic:cNvPicPr>
-                      <a:picLocks noChangeAspect="1" noChangeArrowheads="1"/>
-                    </pic:cNvPicPr>
-                  </pic:nvPicPr>
-                  <pic:blipFill>
-                    <a:blip r:embed="rId18" cstate="print">
-                      <a:extLst>
-                        <a:ext uri="{28A0092B-C50C-407E-A947-70E740481C1C}">
-                          <a14:useLocalDpi xmlns:a14="http://schemas.microsoft.com/office/drawing/2010/main" val="0"/>
-                        </a:ext>
-                      </a:extLst>
-                    </a:blip>
-                    <a:srcRect/>
-                    <a:stretch>
-                      <a:fillRect/>
-                    </a:stretch>
-                  </pic:blipFill>
-                  <pic:spPr bwMode="auto">
-                    <a:xfrm>
-                      <a:off x="0" y="0"/>
-                      <a:ext cx="5274310" cy="859790"/>
-                    </a:xfrm>
-                    <a:prstGeom prst="rect">
-                      <a:avLst/>
-                    </a:prstGeom>
-                    <a:noFill/>
-                    <a:ln>
-                      <a:noFill/>
-                    </a:ln>
-                  </pic:spPr>
-                </pic:pic>
-              </a:graphicData>
-            </a:graphic>
-          </wp:inline>
-        </w:drawing>
-      </w:r>
     </w:p>
     <w:p>
       <w:pPr>
@@ -1313,7 +1156,7 @@
         <w:rPr>
           <w:rFonts w:hint="eastAsia"/>
         </w:rPr>
-        <w:t>Because TakeTopDSH Team is an AI collaboration platform built on DeepSeek Harness, after DeepSeek Harness releases a new version, you can click this button to upgrade and ensure you are using the latest DeepSeek Harness features.</w:t>
+        <w:t>Since TakeTopDSH Team is an AI collaboration platform built on DeepSeek Harness, when DeepSeek Harness releases a new version, you can click this button to upgrade and ensure you are using the latest features.</w:t>
       </w:r>
     </w:p>
     <w:p>
@@ -1340,15 +1183,16 @@
     </w:p>
     <w:p>
       <w:pPr>
-        <w:rPr>
-          <w:rFonts w:hint="eastAsia"/>
-        </w:rPr>
-      </w:pPr>
-      <w:r>
-        <w:rPr>
-          <w:rFonts w:hint="eastAsia"/>
-        </w:rPr>
-        <w:t xml:space="preserve">After completing the settings on the administration page, click the **Open DSH** button in the TakeTopDSH Team Launcher section to open the workbench page.         </w:t>
+        <w:ind w:firstLineChars="200" w:firstLine="440"/>
+        <w:rPr>
+          <w:rFonts w:hint="eastAsia"/>
+        </w:rPr>
+      </w:pPr>
+      <w:r>
+        <w:rPr>
+          <w:rFonts w:hint="eastAsia"/>
+        </w:rPr>
+        <w:t>After completing setup on the admin page, click the **Open DSH** button in the TakeTopDSH Team launcher area to open the workbench page.</w:t>
       </w:r>
     </w:p>
     <w:p>
@@ -1361,9 +1205,8 @@
         <w:rPr>
           <w:noProof/>
         </w:rPr>
-        <w:lastRenderedPageBreak/>
         <w:drawing>
-          <wp:inline distT="0" distB="0" distL="0" distR="0" wp14:anchorId="39F15B5B" wp14:editId="2E891DD9">
+          <wp:inline distT="0" distB="0" distL="0" distR="0" wp14:anchorId="39F15B5B" wp14:editId="42230F39">
             <wp:extent cx="5274310" cy="1233805"/>
             <wp:effectExtent l="0" t="0" r="2540" b="4445"/>
             <wp:docPr id="1833294711" name="图片 8"/>
@@ -1380,7 +1223,7 @@
                     </pic:cNvPicPr>
                   </pic:nvPicPr>
                   <pic:blipFill>
-                    <a:blip r:embed="rId19" cstate="print">
+                    <a:blip r:embed="rId16" cstate="print">
                       <a:extLst>
                         <a:ext uri="{28A0092B-C50C-407E-A947-70E740481C1C}">
                           <a14:useLocalDpi xmlns:a14="http://schemas.microsoft.com/office/drawing/2010/main" val="0"/>
@@ -1414,28 +1257,34 @@
     </w:p>
     <w:p>
       <w:pPr>
-        <w:rPr>
-          <w:rFonts w:hint="eastAsia"/>
-        </w:rPr>
-      </w:pPr>
-      <w:r>
-        <w:rPr>
-          <w:rFonts w:hint="eastAsia"/>
-        </w:rPr>
-        <w:t>The workbench page is shown below, split left and right: the file manager / my tasks on the left, and the DSH chat interface on the right.</w:t>
-      </w:r>
-      <w:r>
-        <w:br/>
-      </w:r>
+        <w:ind w:firstLineChars="200" w:firstLine="440"/>
+        <w:rPr>
+          <w:rFonts w:hint="eastAsia"/>
+        </w:rPr>
+      </w:pPr>
+      <w:r>
+        <w:rPr>
+          <w:rFonts w:hint="eastAsia"/>
+        </w:rPr>
+        <w:lastRenderedPageBreak/>
+        <w:t>The workbench page is shown below with a split layout: the left side is the file manager / My Tasks, and the right side is the DSH chat interface.</w:t>
+      </w:r>
+    </w:p>
+    <w:p>
+      <w:pPr>
+        <w:rPr>
+          <w:rFonts w:hint="eastAsia"/>
+        </w:rPr>
+      </w:pPr>
       <w:r>
         <w:rPr>
           <w:noProof/>
         </w:rPr>
         <w:drawing>
-          <wp:inline distT="0" distB="0" distL="0" distR="0" wp14:anchorId="61CE37F1" wp14:editId="59181A46">
-            <wp:extent cx="5274310" cy="2934335"/>
+          <wp:inline distT="0" distB="0" distL="0" distR="0" wp14:anchorId="6EB4FB75" wp14:editId="02AA0DF9">
+            <wp:extent cx="5274310" cy="2919730"/>
             <wp:effectExtent l="0" t="0" r="2540" b="0"/>
-            <wp:docPr id="243011635" name="图片 9"/>
+            <wp:docPr id="893131392" name="图片 2"/>
             <wp:cNvGraphicFramePr>
               <a:graphicFrameLocks xmlns:a="http://schemas.openxmlformats.org/drawingml/2006/main" noChangeAspect="1"/>
             </wp:cNvGraphicFramePr>
@@ -1443,13 +1292,13 @@
               <a:graphicData uri="http://schemas.openxmlformats.org/drawingml/2006/picture">
                 <pic:pic xmlns:pic="http://schemas.openxmlformats.org/drawingml/2006/picture">
                   <pic:nvPicPr>
-                    <pic:cNvPr id="0" name="Picture 9"/>
+                    <pic:cNvPr id="0" name="Picture 2"/>
                     <pic:cNvPicPr>
                       <a:picLocks noChangeAspect="1" noChangeArrowheads="1"/>
                     </pic:cNvPicPr>
                   </pic:nvPicPr>
                   <pic:blipFill>
-                    <a:blip r:embed="rId20" cstate="print">
+                    <a:blip r:embed="rId17" cstate="print">
                       <a:extLst>
                         <a:ext uri="{28A0092B-C50C-407E-A947-70E740481C1C}">
                           <a14:useLocalDpi xmlns:a14="http://schemas.microsoft.com/office/drawing/2010/main" val="0"/>
@@ -1464,7 +1313,7 @@
                   <pic:spPr bwMode="auto">
                     <a:xfrm>
                       <a:off x="0" y="0"/>
-                      <a:ext cx="5274310" cy="2934335"/>
+                      <a:ext cx="5274310" cy="2919730"/>
                     </a:xfrm>
                     <a:prstGeom prst="rect">
                       <a:avLst/>
@@ -1491,7 +1340,7 @@
         <w:rPr>
           <w:rFonts w:hint="eastAsia"/>
         </w:rPr>
-        <w:t>4-1. Configure the AI LLM API Key</w:t>
+        <w:t>4-1. Configure AI LLM API Key</w:t>
       </w:r>
     </w:p>
     <w:p>
@@ -1505,7 +1354,7 @@
         <w:rPr>
           <w:rFonts w:hint="eastAsia"/>
         </w:rPr>
-        <w:t>Although TakeTopDSH Team is built on DeepSeek Harness, you can also connect other LLMs, such as OpenAI, Kimi, Claude, Qwen, etc., and even local models.</w:t>
+        <w:t>Although TakeTopDSH Team is built on DeepSeek Harness, you can also connect to other LLMs such as OpenAI, Kimi, Claude, Qwen, and even local models.</w:t>
       </w:r>
     </w:p>
     <w:p>
@@ -1519,86 +1368,20 @@
         <w:rPr>
           <w:rFonts w:hint="eastAsia"/>
         </w:rPr>
-        <w:t xml:space="preserve">First, click the settings icon in the </w:t>
-      </w:r>
-      <w:r>
-        <w:rPr>
-          <w:rFonts w:hint="eastAsia"/>
-        </w:rPr>
-        <w:t>bottom</w:t>
-      </w:r>
-      <w:r>
-        <w:rPr>
-          <w:rFonts w:hint="eastAsia"/>
-        </w:rPr>
-        <w:t>-left of the right sidebar to open the settings page, as shown below.</w:t>
-      </w:r>
+        <w:t>First, click the settings icon in the bottom-left corner of the right sidebar to open the settings page, as shown below.</w:t>
+      </w:r>
+    </w:p>
+    <w:p>
+      <w:pPr>
+        <w:ind w:firstLine="443"/>
+        <w:rPr>
+          <w:rFonts w:hint="eastAsia"/>
+        </w:rPr>
+      </w:pPr>
       <w:r>
         <w:rPr>
           <w:noProof/>
         </w:rPr>
-        <w:drawing>
-          <wp:inline distT="0" distB="0" distL="0" distR="0" wp14:anchorId="3AEA1A35" wp14:editId="57364C40">
-            <wp:extent cx="233362" cy="220397"/>
-            <wp:effectExtent l="0" t="0" r="0" b="8255"/>
-            <wp:docPr id="2071996774" name="图片 10"/>
-            <wp:cNvGraphicFramePr>
-              <a:graphicFrameLocks xmlns:a="http://schemas.openxmlformats.org/drawingml/2006/main" noChangeAspect="1"/>
-            </wp:cNvGraphicFramePr>
-            <a:graphic xmlns:a="http://schemas.openxmlformats.org/drawingml/2006/main">
-              <a:graphicData uri="http://schemas.openxmlformats.org/drawingml/2006/picture">
-                <pic:pic xmlns:pic="http://schemas.openxmlformats.org/drawingml/2006/picture">
-                  <pic:nvPicPr>
-                    <pic:cNvPr id="0" name="Picture 10"/>
-                    <pic:cNvPicPr>
-                      <a:picLocks noChangeAspect="1" noChangeArrowheads="1"/>
-                    </pic:cNvPicPr>
-                  </pic:nvPicPr>
-                  <pic:blipFill>
-                    <a:blip r:embed="rId21" cstate="print">
-                      <a:extLst>
-                        <a:ext uri="{28A0092B-C50C-407E-A947-70E740481C1C}">
-                          <a14:useLocalDpi xmlns:a14="http://schemas.microsoft.com/office/drawing/2010/main" val="0"/>
-                        </a:ext>
-                      </a:extLst>
-                    </a:blip>
-                    <a:srcRect/>
-                    <a:stretch>
-                      <a:fillRect/>
-                    </a:stretch>
-                  </pic:blipFill>
-                  <pic:spPr bwMode="auto">
-                    <a:xfrm flipV="1">
-                      <a:off x="0" y="0"/>
-                      <a:ext cx="241790" cy="228357"/>
-                    </a:xfrm>
-                    <a:prstGeom prst="rect">
-                      <a:avLst/>
-                    </a:prstGeom>
-                    <a:noFill/>
-                    <a:ln>
-                      <a:noFill/>
-                    </a:ln>
-                  </pic:spPr>
-                </pic:pic>
-              </a:graphicData>
-            </a:graphic>
-          </wp:inline>
-        </w:drawing>
-      </w:r>
-    </w:p>
-    <w:p>
-      <w:pPr>
-        <w:ind w:firstLine="443"/>
-        <w:rPr>
-          <w:rFonts w:hint="eastAsia"/>
-        </w:rPr>
-      </w:pPr>
-      <w:r>
-        <w:rPr>
-          <w:noProof/>
-        </w:rPr>
-        <w:lastRenderedPageBreak/>
         <w:drawing>
           <wp:inline distT="0" distB="0" distL="0" distR="0" wp14:anchorId="5255E8AA" wp14:editId="4E1A1C0E">
             <wp:extent cx="5274310" cy="3457575"/>
@@ -1617,7 +1400,7 @@
                     </pic:cNvPicPr>
                   </pic:nvPicPr>
                   <pic:blipFill>
-                    <a:blip r:embed="rId22" cstate="print">
+                    <a:blip r:embed="rId18" cstate="print">
                       <a:extLst>
                         <a:ext uri="{28A0092B-C50C-407E-A947-70E740481C1C}">
                           <a14:useLocalDpi xmlns:a14="http://schemas.microsoft.com/office/drawing/2010/main" val="0"/>
@@ -1651,75 +1434,7 @@
     </w:p>
     <w:p>
       <w:pPr>
-        <w:rPr>
-          <w:rFonts w:hint="eastAsia"/>
-        </w:rPr>
-      </w:pPr>
-      <w:r>
-        <w:rPr>
-          <w:rFonts w:hint="eastAsia"/>
-        </w:rPr>
-        <w:t>Click the Edit button, as shown below. You can choose from the listed models, or click Add model to add one. After selecting, enter the API Key you obtained. You can learn how to set it up on the website of the LLM you plan to connect.</w:t>
-      </w:r>
-      <w:r>
-        <w:br/>
-      </w:r>
-      <w:r>
-        <w:rPr>
-          <w:noProof/>
-        </w:rPr>
-        <w:drawing>
-          <wp:inline distT="0" distB="0" distL="0" distR="0" wp14:anchorId="7AD44E72" wp14:editId="4164ABA8">
-            <wp:extent cx="5274310" cy="4333875"/>
-            <wp:effectExtent l="0" t="0" r="2540" b="9525"/>
-            <wp:docPr id="1433538245" name="图片 12"/>
-            <wp:cNvGraphicFramePr>
-              <a:graphicFrameLocks xmlns:a="http://schemas.openxmlformats.org/drawingml/2006/main" noChangeAspect="1"/>
-            </wp:cNvGraphicFramePr>
-            <a:graphic xmlns:a="http://schemas.openxmlformats.org/drawingml/2006/main">
-              <a:graphicData uri="http://schemas.openxmlformats.org/drawingml/2006/picture">
-                <pic:pic xmlns:pic="http://schemas.openxmlformats.org/drawingml/2006/picture">
-                  <pic:nvPicPr>
-                    <pic:cNvPr id="0" name="Picture 12"/>
-                    <pic:cNvPicPr>
-                      <a:picLocks noChangeAspect="1" noChangeArrowheads="1"/>
-                    </pic:cNvPicPr>
-                  </pic:nvPicPr>
-                  <pic:blipFill>
-                    <a:blip r:embed="rId23" cstate="print">
-                      <a:extLst>
-                        <a:ext uri="{28A0092B-C50C-407E-A947-70E740481C1C}">
-                          <a14:useLocalDpi xmlns:a14="http://schemas.microsoft.com/office/drawing/2010/main" val="0"/>
-                        </a:ext>
-                      </a:extLst>
-                    </a:blip>
-                    <a:srcRect/>
-                    <a:stretch>
-                      <a:fillRect/>
-                    </a:stretch>
-                  </pic:blipFill>
-                  <pic:spPr bwMode="auto">
-                    <a:xfrm>
-                      <a:off x="0" y="0"/>
-                      <a:ext cx="5275412" cy="4334781"/>
-                    </a:xfrm>
-                    <a:prstGeom prst="rect">
-                      <a:avLst/>
-                    </a:prstGeom>
-                    <a:noFill/>
-                    <a:ln>
-                      <a:noFill/>
-                    </a:ln>
-                  </pic:spPr>
-                </pic:pic>
-              </a:graphicData>
-            </a:graphic>
-          </wp:inline>
-        </w:drawing>
-      </w:r>
-    </w:p>
-    <w:p>
-      <w:pPr>
+        <w:ind w:firstLineChars="200" w:firstLine="440"/>
         <w:rPr>
           <w:rFonts w:hint="eastAsia"/>
         </w:rPr>
@@ -1729,63 +1444,20 @@
           <w:rFonts w:hint="eastAsia"/>
         </w:rPr>
         <w:lastRenderedPageBreak/>
-        <w:t>Once you have set the LLM's API Key, you can use DSH for AI conversations, as shown below.</w:t>
-      </w:r>
-      <w:r>
-        <w:br/>
-      </w:r>
-      <w:r>
-        <w:rPr>
-          <w:noProof/>
-        </w:rPr>
-        <w:drawing>
-          <wp:inline distT="0" distB="0" distL="0" distR="0" wp14:anchorId="637077FD" wp14:editId="39A94A03">
-            <wp:extent cx="4842134" cy="3486150"/>
-            <wp:effectExtent l="0" t="0" r="0" b="0"/>
-            <wp:docPr id="2027276046" name="图片 13"/>
-            <wp:cNvGraphicFramePr>
-              <a:graphicFrameLocks xmlns:a="http://schemas.openxmlformats.org/drawingml/2006/main" noChangeAspect="1"/>
-            </wp:cNvGraphicFramePr>
-            <a:graphic xmlns:a="http://schemas.openxmlformats.org/drawingml/2006/main">
-              <a:graphicData uri="http://schemas.openxmlformats.org/drawingml/2006/picture">
-                <pic:pic xmlns:pic="http://schemas.openxmlformats.org/drawingml/2006/picture">
-                  <pic:nvPicPr>
-                    <pic:cNvPr id="0" name="Picture 13"/>
-                    <pic:cNvPicPr>
-                      <a:picLocks noChangeAspect="1" noChangeArrowheads="1"/>
-                    </pic:cNvPicPr>
-                  </pic:nvPicPr>
-                  <pic:blipFill>
-                    <a:blip r:embed="rId24" cstate="print">
-                      <a:extLst>
-                        <a:ext uri="{28A0092B-C50C-407E-A947-70E740481C1C}">
-                          <a14:useLocalDpi xmlns:a14="http://schemas.microsoft.com/office/drawing/2010/main" val="0"/>
-                        </a:ext>
-                      </a:extLst>
-                    </a:blip>
-                    <a:srcRect/>
-                    <a:stretch>
-                      <a:fillRect/>
-                    </a:stretch>
-                  </pic:blipFill>
-                  <pic:spPr bwMode="auto">
-                    <a:xfrm>
-                      <a:off x="0" y="0"/>
-                      <a:ext cx="4850108" cy="3491891"/>
-                    </a:xfrm>
-                    <a:prstGeom prst="rect">
-                      <a:avLst/>
-                    </a:prstGeom>
-                    <a:noFill/>
-                    <a:ln>
-                      <a:noFill/>
-                    </a:ln>
-                  </pic:spPr>
-                </pic:pic>
-              </a:graphicData>
-            </a:graphic>
-          </wp:inline>
-        </w:drawing>
+        <w:t>Click the Edit button, as shown below. You can select from the listed models, or click Add model to add a new one. After selecting, enter the API Key you obtained. For detailed setup instructions, refer to the website of the LLM you want to connect.</w:t>
+      </w:r>
+    </w:p>
+    <w:p>
+      <w:pPr>
+        <w:rPr>
+          <w:rFonts w:hint="eastAsia"/>
+        </w:rPr>
+      </w:pPr>
+      <w:r>
+        <w:rPr>
+          <w:rFonts w:hint="eastAsia"/>
+        </w:rPr>
+        <w:t>After configuring the LLM API Key, you can use DSH for AI conversations, as shown below.</w:t>
       </w:r>
     </w:p>
     <w:p>
@@ -1803,6 +1475,7 @@
     </w:p>
     <w:p>
       <w:pPr>
+        <w:ind w:firstLineChars="200" w:firstLine="440"/>
         <w:rPr>
           <w:rFonts w:hint="eastAsia"/>
           <w:b/>
@@ -1813,15 +1486,7 @@
         <w:rPr>
           <w:rFonts w:hint="eastAsia"/>
         </w:rPr>
-        <w:t>The first tab in the left sidebar of the workbench is your file manager, as shown below. It shows the files under your workspace directory. You can only operate on files in this workspace directory. You can upload files you want to work on into this directory (multiple files allowed), and you can open, download, move, rename, delete, etc.</w:t>
-      </w:r>
-      <w:r>
-        <w:rPr>
-          <w:rFonts w:hint="eastAsia"/>
-          <w:b/>
-          <w:bCs/>
-        </w:rPr>
-        <w:t xml:space="preserve"> You can also drag the file name of a selected file into the DSH input box on the right.</w:t>
+        <w:t>The first tab on the left sidebar of the workbench is the file manager, as shown below. It displays files in your workspace directory. You can only operate on files in this workspace directory. You can upload files to this directory (supports multi-select) and perform operations such as open, download, move, rename, and delete. You can also drag selected file names to the DSH input box on the right.</w:t>
       </w:r>
     </w:p>
     <w:p>
@@ -1852,7 +1517,7 @@
                     </pic:cNvPicPr>
                   </pic:nvPicPr>
                   <pic:blipFill>
-                    <a:blip r:embed="rId25" cstate="print">
+                    <a:blip r:embed="rId19" cstate="print">
                       <a:extLst>
                         <a:ext uri="{28A0092B-C50C-407E-A947-70E740481C1C}">
                           <a14:useLocalDpi xmlns:a14="http://schemas.microsoft.com/office/drawing/2010/main" val="0"/>
@@ -1894,52 +1559,38 @@
         <w:rPr>
           <w:rFonts w:hint="eastAsia"/>
         </w:rPr>
+        <w:t>4-3. My Tasks</w:t>
+      </w:r>
+    </w:p>
+    <w:p>
+      <w:pPr>
+        <w:ind w:firstLineChars="200" w:firstLine="440"/>
+        <w:rPr>
+          <w:rFonts w:hint="eastAsia"/>
+        </w:rPr>
+      </w:pPr>
+      <w:r>
+        <w:rPr>
+          <w:rFonts w:hint="eastAsia"/>
+        </w:rPr>
+        <w:t>Click the "My Tasks" tab, as shown below. It displays the task list assigned to you. Opening this page automatically widens the left pane to 70% for easier reading. The "No." column shows the task's hierarchical number (1, 1-1, 1-2-1...). Here you can: click a task name to preview it; drag a task name into the AI chat box to start processing; click "Continue Assign" to create follow-up (sub) tasks for other members (sub-tasks are added to that member's task list, and the parent task automatically expands after saving); click + in the sub-task column to inline-expand the task's sub-task tree (multi-level; no + if there are no sub-tasks); and use Edit / Delete (only available when you created the task and it has no sub-tasks). You can also click "Feedback" to fill in feedback, paste images, or use "Attach Files" to add attachments.</w:t>
+      </w:r>
+    </w:p>
+    <w:p>
+      <w:pPr>
+        <w:rPr>
+          <w:rFonts w:hint="eastAsia"/>
+        </w:rPr>
+      </w:pPr>
+      <w:r>
+        <w:rPr>
+          <w:noProof/>
+        </w:rPr>
         <w:lastRenderedPageBreak/>
-        <w:t>4-3. My Tasks. Click the My Tasks tab, as shown below. It shows the list of tasks assigned to you. Opening the page automatically widens the left pane to 70% for easier reading. The “No.” column shows the task’s position in the hierarchy (1, 1-1, 1-2-1, …). From here you can: preview a task by clicking its name; drag a task name into the AI dialog to start working on it; click Continue Assign to create a follow-up (child) task for another member (the sub-task is added to that member’s list, and the parent task expands automatically after saving); click + in the subtask column to expand a task’s sub-task tree inline (multi-level; no + if the task has no children); and use Edit / Delete, which are shown only for tasks you created and only when the task has no children. You can also click Feedback to give feedback, and paste images or use Attach file to add attachments.</w:t>
-      </w:r>
-    </w:p>
-    <w:p>
-      <w:pPr>
-        <w:rPr>
-          <w:rFonts w:ascii="Times New Roman" w:hAnsi="Times New Roman" w:cs="Times New Roman"/>
-          <w:snapToGrid w:val="0"/>
-          <w:color w:val="000000"/>
-          <w:w w:val="0"/>
-          <w:kern w:val="0"/>
-          <w:sz w:val="0"/>
-          <w:szCs w:val="0"/>
-          <w:u w:color="000000"/>
-          <w:bdr w:val="none" w:sz="0" w:space="0" w:color="000000"/>
-          <w:shd w:val="clear" w:color="000000" w:fill="000000"/>
-          <w:lang w:val="x-none" w:bidi="x-none"/>
-          <w14:ligatures w14:val="none"/>
-        </w:rPr>
-      </w:pPr>
-      <w:r>
-        <w:rPr>
-          <w:rFonts w:ascii="Times New Roman" w:eastAsia="Times New Roman" w:hAnsi="Times New Roman" w:cs="Times New Roman"/>
-          <w:snapToGrid w:val="0"/>
-          <w:color w:val="000000"/>
-          <w:w w:val="0"/>
-          <w:kern w:val="0"/>
-          <w:sz w:val="0"/>
-          <w:szCs w:val="0"/>
-          <w:u w:color="000000"/>
-          <w:bdr w:val="none" w:sz="0" w:space="0" w:color="000000"/>
-          <w:shd w:val="clear" w:color="000000" w:fill="000000"/>
-          <w:lang w:val="x-none" w:eastAsia="x-none" w:bidi="x-none"/>
-          <w14:ligatures w14:val="none"/>
-        </w:rPr>
-        <w:t xml:space="preserve">         </w:t>
-      </w:r>
-      <w:r>
-        <w:rPr>
-          <w:noProof/>
-        </w:rPr>
         <w:drawing>
-          <wp:inline distT="0" distB="0" distL="0" distR="0" wp14:anchorId="28590844" wp14:editId="441452D4">
-            <wp:extent cx="4795838" cy="2654860"/>
-            <wp:effectExtent l="0" t="0" r="5080" b="0"/>
+          <wp:inline distT="0" distB="0" distL="0" distR="0" wp14:anchorId="3301CEED" wp14:editId="7AEBE463">
+            <wp:extent cx="5274310" cy="2919618"/>
+            <wp:effectExtent l="0" t="0" r="2540" b="0"/>
             <wp:docPr id="882955985" name="图片 2"/>
             <wp:cNvGraphicFramePr>
               <a:graphicFrameLocks xmlns:a="http://schemas.openxmlformats.org/drawingml/2006/main" noChangeAspect="1"/>
@@ -1954,7 +1605,7 @@
                     </pic:cNvPicPr>
                   </pic:nvPicPr>
                   <pic:blipFill>
-                    <a:blip r:embed="rId26" cstate="print">
+                    <a:blip r:embed="rId20" cstate="print">
                       <a:extLst>
                         <a:ext uri="{28A0092B-C50C-407E-A947-70E740481C1C}">
                           <a14:useLocalDpi xmlns:a14="http://schemas.microsoft.com/office/drawing/2010/main" val="0"/>
@@ -1969,7 +1620,7 @@
                   <pic:spPr bwMode="auto">
                     <a:xfrm>
                       <a:off x="0" y="0"/>
-                      <a:ext cx="4798301" cy="2656223"/>
+                      <a:ext cx="5274310" cy="2919618"/>
                     </a:xfrm>
                     <a:prstGeom prst="rect">
                       <a:avLst/>
@@ -1997,9 +1648,9 @@
           <w:noProof/>
         </w:rPr>
         <w:drawing>
-          <wp:inline distT="0" distB="0" distL="0" distR="0" wp14:anchorId="1A369EE9" wp14:editId="21585489">
-            <wp:extent cx="4852988" cy="2666774"/>
-            <wp:effectExtent l="0" t="0" r="5080" b="635"/>
+          <wp:inline distT="0" distB="0" distL="0" distR="0" wp14:anchorId="5BDBD928" wp14:editId="5A3A4190">
+            <wp:extent cx="5274310" cy="2898189"/>
+            <wp:effectExtent l="0" t="0" r="2540" b="0"/>
             <wp:docPr id="2071996775" name="Picture 2071996775"/>
             <wp:cNvGraphicFramePr>
               <a:graphicFrameLocks xmlns:a="http://schemas.openxmlformats.org/drawingml/2006/main" noChangeAspect="1"/>
@@ -2012,7 +1663,7 @@
                     <pic:cNvPicPr/>
                   </pic:nvPicPr>
                   <pic:blipFill>
-                    <a:blip r:embed="rId27"/>
+                    <a:blip r:embed="rId21"/>
                     <a:stretch>
                       <a:fillRect/>
                     </a:stretch>
@@ -2020,7 +1671,7 @@
                   <pic:spPr>
                     <a:xfrm>
                       <a:off x="0" y="0"/>
-                      <a:ext cx="4856448" cy="2668675"/>
+                      <a:ext cx="5274310" cy="2898189"/>
                     </a:xfrm>
                     <a:prstGeom prst="rect">
                       <a:avLst/>
@@ -2041,28 +1692,14 @@
       </w:pPr>
       <w:r>
         <w:rPr>
-          <w:i/>
-          <w:sz w:val="18"/>
-        </w:rPr>
-        <w:t>My Tasks — Continue Assign, the subtask tree, and Edit / Delete.</w:t>
-      </w:r>
-    </w:p>
-    <w:p>
-      <w:pPr>
-        <w:rPr>
-          <w:rFonts w:hint="eastAsia"/>
-        </w:rPr>
-      </w:pPr>
-      <w:r>
-        <w:rPr>
           <w:noProof/>
         </w:rPr>
         <w:lastRenderedPageBreak/>
         <w:drawing>
-          <wp:inline distT="0" distB="0" distL="0" distR="0" wp14:anchorId="7D592ADE" wp14:editId="1C661E71">
-            <wp:extent cx="5274310" cy="3773170"/>
+          <wp:inline distT="0" distB="0" distL="0" distR="0" wp14:anchorId="3C42D1A2" wp14:editId="52A766E8">
+            <wp:extent cx="5274310" cy="2898140"/>
             <wp:effectExtent l="0" t="0" r="2540" b="0"/>
-            <wp:docPr id="1163644444" name="图片 16"/>
+            <wp:docPr id="1193386803" name="图片 2"/>
             <wp:cNvGraphicFramePr>
               <a:graphicFrameLocks xmlns:a="http://schemas.openxmlformats.org/drawingml/2006/main" noChangeAspect="1"/>
             </wp:cNvGraphicFramePr>
@@ -2070,13 +1707,13 @@
               <a:graphicData uri="http://schemas.openxmlformats.org/drawingml/2006/picture">
                 <pic:pic xmlns:pic="http://schemas.openxmlformats.org/drawingml/2006/picture">
                   <pic:nvPicPr>
-                    <pic:cNvPr id="0" name="Picture 16"/>
+                    <pic:cNvPr id="0" name="Picture 2"/>
                     <pic:cNvPicPr>
                       <a:picLocks noChangeAspect="1" noChangeArrowheads="1"/>
                     </pic:cNvPicPr>
                   </pic:nvPicPr>
                   <pic:blipFill>
-                    <a:blip r:embed="rId28" cstate="print">
+                    <a:blip r:embed="rId22" cstate="print">
                       <a:extLst>
                         <a:ext uri="{28A0092B-C50C-407E-A947-70E740481C1C}">
                           <a14:useLocalDpi xmlns:a14="http://schemas.microsoft.com/office/drawing/2010/main" val="0"/>
@@ -2091,7 +1728,7 @@
                   <pic:spPr bwMode="auto">
                     <a:xfrm>
                       <a:off x="0" y="0"/>
-                      <a:ext cx="5274310" cy="3773170"/>
+                      <a:ext cx="5274310" cy="2898140"/>
                     </a:xfrm>
                     <a:prstGeom prst="rect">
                       <a:avLst/>
@@ -2111,40 +1748,90 @@
     <w:p>
       <w:pPr>
         <w:rPr>
-          <w:rFonts w:hint="eastAsia"/>
-        </w:rPr>
-      </w:pPr>
-      <w:r>
-        <w:rPr>
-          <w:rFonts w:hint="eastAsia"/>
-        </w:rPr>
-        <w:t>The input box above accepts text and pasted images. Click the Attach file button below to upload attachments.</w:t>
-      </w:r>
-    </w:p>
-    <w:p>
-      <w:pPr>
-        <w:rPr>
-          <w:rFonts w:hint="eastAsia"/>
-        </w:rPr>
-      </w:pPr>
-      <w:r>
-        <w:rPr>
-          <w:rFonts w:hint="eastAsia"/>
-        </w:rPr>
-        <w:t>4-4. Task Assignment. Click the "Task Assignment" button at the top-right of the page to open the task assignment page, as shown below.</w:t>
-      </w:r>
-    </w:p>
-    <w:p>
-      <w:pPr>
-        <w:rPr>
-          <w:rFonts w:hint="eastAsia"/>
-        </w:rPr>
-      </w:pPr>
-      <w:r>
-        <w:rPr>
-          <w:rFonts w:hint="eastAsia"/>
-        </w:rPr>
-        <w:t>It shows all the tasks you have created. The member list on the left is optional (used for filtering). Click the Add Task button to open the dialog and choose the assignee from the Assignee dropdown. The Type field has a text box plus a dropdown and a + button: pick an existing type, or enter a new one and click + to add it (types are remembered). When editing a task you can also change its Assignee; on save, the task is moved to the new assignee’s task list. Every task row has a + column for expanding its sub-tasks inline; each child task stores its parent task’s unique ID (UID) and the “No.” column shows the hierarchy (1, 1-1, 1-2-1, …). Tasks without children show no +.</w:t>
+          <w:rFonts w:ascii="Times New Roman" w:hAnsi="Times New Roman" w:cs="Times New Roman"/>
+          <w:snapToGrid w:val="0"/>
+          <w:color w:val="000000"/>
+          <w:w w:val="0"/>
+          <w:kern w:val="0"/>
+          <w:sz w:val="0"/>
+          <w:szCs w:val="0"/>
+          <w:u w:color="000000"/>
+          <w:bdr w:val="none" w:sz="0" w:space="0" w:color="000000"/>
+          <w:shd w:val="clear" w:color="000000" w:fill="000000"/>
+          <w:lang w:val="x-none" w:bidi="x-none"/>
+          <w14:ligatures w14:val="none"/>
+        </w:rPr>
+      </w:pPr>
+      <w:r>
+        <w:rPr>
+          <w:rFonts w:ascii="Times New Roman" w:eastAsia="Times New Roman" w:hAnsi="Times New Roman" w:cs="Times New Roman"/>
+          <w:snapToGrid w:val="0"/>
+          <w:color w:val="000000"/>
+          <w:w w:val="0"/>
+          <w:kern w:val="0"/>
+          <w:sz w:val="0"/>
+          <w:szCs w:val="0"/>
+          <w:u w:color="000000"/>
+          <w:bdr w:val="none" w:sz="0" w:space="0" w:color="000000"/>
+          <w:shd w:val="clear" w:color="000000" w:fill="000000"/>
+          <w:lang w:val="x-none" w:eastAsia="x-none" w:bidi="x-none"/>
+          <w14:ligatures w14:val="none"/>
+        </w:rPr>
+        <w:t>My Tasks — Continue Assign, sub-task tree, and Edit / Delete.</w:t>
+      </w:r>
+    </w:p>
+    <w:p>
+      <w:pPr>
+        <w:rPr>
+          <w:rFonts w:hint="eastAsia"/>
+        </w:rPr>
+      </w:pPr>
+      <w:r>
+        <w:rPr>
+          <w:noProof/>
+        </w:rPr>
+        <w:t>Task feedback: the input box above supports text and pasted images. Click the "Attach Files" button below to upload attachments.</w:t>
+      </w:r>
+    </w:p>
+    <w:p>
+      <w:pPr>
+        <w:rPr>
+          <w:rFonts w:hint="eastAsia"/>
+        </w:rPr>
+      </w:pPr>
+      <w:r>
+        <w:rPr>
+          <w:rFonts w:hint="eastAsia"/>
+        </w:rPr>
+        <w:t>4-4. Task Assignment</w:t>
+      </w:r>
+    </w:p>
+    <w:p>
+      <w:pPr>
+        <w:ind w:firstLineChars="200" w:firstLine="440"/>
+        <w:rPr>
+          <w:rFonts w:hint="eastAsia"/>
+        </w:rPr>
+      </w:pPr>
+      <w:r>
+        <w:rPr>
+          <w:rFonts w:hint="eastAsia"/>
+        </w:rPr>
+        <w:t>Click the "Task Assignment" button in the upper-right corner of the page to open the task assignment page, as shown below.</w:t>
+      </w:r>
+    </w:p>
+    <w:p>
+      <w:pPr>
+        <w:ind w:firstLineChars="200" w:firstLine="440"/>
+        <w:rPr>
+          <w:rFonts w:hint="eastAsia"/>
+        </w:rPr>
+      </w:pPr>
+      <w:r>
+        <w:rPr>
+          <w:rFonts w:hint="eastAsia"/>
+        </w:rPr>
+        <w:t>It displays all tasks you have created. The member list on the left is optional (for filtering). Click the "Add Task" button to open the dialog, and select the assignee from the "Assignee" dropdown. The "Type" field contains a text box, a dropdown, and a + button: you can select an existing type, or enter a new type and click + to add it (types are remembered). You can also change the assignee when editing a task; after saving, the task moves to the new assignee's task list. Each task row has a + column to inline-expand its sub-tasks; each sub-task stores its parent task's unique ID (UID), and the "No." column shows the hierarchical number (1, 1-1, 1-2-1...). Tasks without sub-tasks do not show +.</w:t>
       </w:r>
     </w:p>
     <w:p>
@@ -2159,7 +1846,7 @@
         </w:rPr>
         <w:lastRenderedPageBreak/>
         <w:drawing>
-          <wp:inline distT="0" distB="0" distL="0" distR="0" wp14:anchorId="087D58B5" wp14:editId="18B2B305">
+          <wp:inline distT="0" distB="0" distL="0" distR="0" wp14:anchorId="087D58B5" wp14:editId="60ED07E1">
             <wp:extent cx="5274310" cy="2854325"/>
             <wp:effectExtent l="0" t="0" r="2540" b="3175"/>
             <wp:docPr id="525698246" name="图片 17"/>
@@ -2176,7 +1863,7 @@
                     </pic:cNvPicPr>
                   </pic:nvPicPr>
                   <pic:blipFill>
-                    <a:blip r:embed="rId29" cstate="print">
+                    <a:blip r:embed="rId23" cstate="print">
                       <a:extLst>
                         <a:ext uri="{28A0092B-C50C-407E-A947-70E740481C1C}">
                           <a14:useLocalDpi xmlns:a14="http://schemas.microsoft.com/office/drawing/2010/main" val="0"/>
@@ -2219,10 +1906,10 @@
           <w:noProof/>
         </w:rPr>
         <w:drawing>
-          <wp:inline distT="0" distB="0" distL="0" distR="0" wp14:anchorId="3A1C62D6" wp14:editId="6A71540F">
-            <wp:extent cx="5274310" cy="1266825"/>
-            <wp:effectExtent l="0" t="0" r="2540" b="9525"/>
-            <wp:docPr id="1588576754" name="图片 19"/>
+          <wp:inline distT="0" distB="0" distL="0" distR="0" wp14:anchorId="0A771FE0" wp14:editId="6A06240B">
+            <wp:extent cx="5274310" cy="2877185"/>
+            <wp:effectExtent l="0" t="0" r="2540" b="0"/>
+            <wp:docPr id="1378213470" name="图片 4"/>
             <wp:cNvGraphicFramePr>
               <a:graphicFrameLocks xmlns:a="http://schemas.openxmlformats.org/drawingml/2006/main" noChangeAspect="1"/>
             </wp:cNvGraphicFramePr>
@@ -2230,13 +1917,13 @@
               <a:graphicData uri="http://schemas.openxmlformats.org/drawingml/2006/picture">
                 <pic:pic xmlns:pic="http://schemas.openxmlformats.org/drawingml/2006/picture">
                   <pic:nvPicPr>
-                    <pic:cNvPr id="0" name="Picture 19"/>
+                    <pic:cNvPr id="0" name="Picture 4"/>
                     <pic:cNvPicPr>
                       <a:picLocks noChangeAspect="1" noChangeArrowheads="1"/>
                     </pic:cNvPicPr>
                   </pic:nvPicPr>
                   <pic:blipFill>
-                    <a:blip r:embed="rId30" cstate="print">
+                    <a:blip r:embed="rId24" cstate="print">
                       <a:extLst>
                         <a:ext uri="{28A0092B-C50C-407E-A947-70E740481C1C}">
                           <a14:useLocalDpi xmlns:a14="http://schemas.microsoft.com/office/drawing/2010/main" val="0"/>
@@ -2251,7 +1938,7 @@
                   <pic:spPr bwMode="auto">
                     <a:xfrm>
                       <a:off x="0" y="0"/>
-                      <a:ext cx="5274310" cy="1266825"/>
+                      <a:ext cx="5274310" cy="2877185"/>
                     </a:xfrm>
                     <a:prstGeom prst="rect">
                       <a:avLst/>
@@ -2272,17 +1959,34 @@
       <w:pPr>
         <w:rPr>
           <w:rFonts w:hint="eastAsia"/>
+          <w:i/>
+          <w:sz w:val="18"/>
+        </w:rPr>
+      </w:pPr>
+      <w:r>
+        <w:rPr>
+          <w:i/>
+          <w:sz w:val="18"/>
+        </w:rPr>
+        <w:t>Task Assignment — Use the "+" column to inline-expand task sub-tasks.</w:t>
+      </w:r>
+    </w:p>
+    <w:p>
+      <w:pPr>
+        <w:rPr>
+          <w:rFonts w:hint="eastAsia"/>
         </w:rPr>
       </w:pPr>
       <w:r>
         <w:rPr>
           <w:noProof/>
         </w:rPr>
+        <w:lastRenderedPageBreak/>
         <w:drawing>
-          <wp:inline distT="0" distB="0" distL="0" distR="0" wp14:anchorId="571A8245" wp14:editId="2F0462E4">
-            <wp:extent cx="5486400" cy="3014842"/>
-            <wp:effectExtent l="0" t="0" r="0" b="0"/>
-            <wp:docPr id="2071996776" name="Picture 2071996776"/>
+          <wp:inline distT="0" distB="0" distL="0" distR="0" wp14:anchorId="494AB8AD" wp14:editId="3637CDC7">
+            <wp:extent cx="5274310" cy="2828290"/>
+            <wp:effectExtent l="0" t="0" r="2540" b="0"/>
+            <wp:docPr id="407402020" name="图片 5"/>
             <wp:cNvGraphicFramePr>
               <a:graphicFrameLocks xmlns:a="http://schemas.openxmlformats.org/drawingml/2006/main" noChangeAspect="1"/>
             </wp:cNvGraphicFramePr>
@@ -2290,88 +1994,13 @@
               <a:graphicData uri="http://schemas.openxmlformats.org/drawingml/2006/picture">
                 <pic:pic xmlns:pic="http://schemas.openxmlformats.org/drawingml/2006/picture">
                   <pic:nvPicPr>
-                    <pic:cNvPr id="0" name="MyTasksAssign.png"/>
-                    <pic:cNvPicPr/>
-                  </pic:nvPicPr>
-                  <pic:blipFill>
-                    <a:blip r:embed="rId27"/>
-                    <a:stretch>
-                      <a:fillRect/>
-                    </a:stretch>
-                  </pic:blipFill>
-                  <pic:spPr>
-                    <a:xfrm>
-                      <a:off x="0" y="0"/>
-                      <a:ext cx="5486400" cy="3014842"/>
-                    </a:xfrm>
-                    <a:prstGeom prst="rect">
-                      <a:avLst/>
-                    </a:prstGeom>
-                  </pic:spPr>
-                </pic:pic>
-              </a:graphicData>
-            </a:graphic>
-          </wp:inline>
-        </w:drawing>
-      </w:r>
-    </w:p>
-    <w:p>
-      <w:pPr>
-        <w:rPr>
-          <w:rFonts w:hint="eastAsia"/>
-        </w:rPr>
-      </w:pPr>
-      <w:r>
-        <w:rPr>
-          <w:i/>
-          <w:sz w:val="18"/>
-        </w:rPr>
-        <w:t>Task assignment — expand a task’s sub-tasks inline with the “+” column.</w:t>
-      </w:r>
-    </w:p>
-    <w:p>
-      <w:pPr>
-        <w:rPr>
-          <w:rFonts w:hint="eastAsia"/>
-        </w:rPr>
-      </w:pPr>
-      <w:r>
-        <w:rPr>
-          <w:rFonts w:hint="eastAsia"/>
-        </w:rPr>
-        <w:t>You can also click the Feedback button in the task list to evaluate how that member completed the task, entering your requirements and comments, as shown below. The operation is the same as above.</w:t>
-      </w:r>
-    </w:p>
-    <w:p>
-      <w:pPr>
-        <w:rPr>
-          <w:rFonts w:hint="eastAsia"/>
-        </w:rPr>
-      </w:pPr>
-      <w:r>
-        <w:rPr>
-          <w:noProof/>
-        </w:rPr>
-        <w:lastRenderedPageBreak/>
-        <w:drawing>
-          <wp:inline distT="0" distB="0" distL="0" distR="0" wp14:anchorId="0AA394D6" wp14:editId="45CB7509">
-            <wp:extent cx="5274310" cy="2892425"/>
-            <wp:effectExtent l="0" t="0" r="2540" b="3175"/>
-            <wp:docPr id="166099956" name="图片 21"/>
-            <wp:cNvGraphicFramePr>
-              <a:graphicFrameLocks xmlns:a="http://schemas.openxmlformats.org/drawingml/2006/main" noChangeAspect="1"/>
-            </wp:cNvGraphicFramePr>
-            <a:graphic xmlns:a="http://schemas.openxmlformats.org/drawingml/2006/main">
-              <a:graphicData uri="http://schemas.openxmlformats.org/drawingml/2006/picture">
-                <pic:pic xmlns:pic="http://schemas.openxmlformats.org/drawingml/2006/picture">
-                  <pic:nvPicPr>
-                    <pic:cNvPr id="0" name="Picture 21"/>
+                    <pic:cNvPr id="0" name="Picture 5"/>
                     <pic:cNvPicPr>
                       <a:picLocks noChangeAspect="1" noChangeArrowheads="1"/>
                     </pic:cNvPicPr>
                   </pic:nvPicPr>
                   <pic:blipFill>
-                    <a:blip r:embed="rId31" cstate="print">
+                    <a:blip r:embed="rId25" cstate="print">
                       <a:extLst>
                         <a:ext uri="{28A0092B-C50C-407E-A947-70E740481C1C}">
                           <a14:useLocalDpi xmlns:a14="http://schemas.microsoft.com/office/drawing/2010/main" val="0"/>
@@ -2386,7 +2015,7 @@
                   <pic:spPr bwMode="auto">
                     <a:xfrm>
                       <a:off x="0" y="0"/>
-                      <a:ext cx="5274310" cy="2892425"/>
+                      <a:ext cx="5274310" cy="2828290"/>
                     </a:xfrm>
                     <a:prstGeom prst="rect">
                       <a:avLst/>
@@ -2405,15 +2034,16 @@
     </w:p>
     <w:p>
       <w:pPr>
-        <w:rPr>
-          <w:rFonts w:hint="eastAsia"/>
-        </w:rPr>
-      </w:pPr>
-      <w:r>
-        <w:rPr>
-          <w:rFonts w:hint="eastAsia"/>
-        </w:rPr>
-        <w:t>5. Other Member Operations</w:t>
+        <w:ind w:firstLineChars="200" w:firstLine="440"/>
+        <w:rPr>
+          <w:rFonts w:hint="eastAsia"/>
+        </w:rPr>
+      </w:pPr>
+      <w:r>
+        <w:rPr>
+          <w:rFonts w:hint="eastAsia"/>
+        </w:rPr>
+        <w:t>You can also click the "Feedback" button in the task list to evaluate how the member completed the task, and fill in your requirements and comments, as shown below. The operation is the same as above.</w:t>
       </w:r>
     </w:p>
     <w:p>
@@ -2427,10 +2057,10 @@
           <w:noProof/>
         </w:rPr>
         <w:drawing>
-          <wp:inline distT="0" distB="0" distL="0" distR="0" wp14:anchorId="07ADBCC3" wp14:editId="4442B2CF">
-            <wp:extent cx="5274310" cy="3773170"/>
+          <wp:inline distT="0" distB="0" distL="0" distR="0" wp14:anchorId="74DE7371" wp14:editId="5893D7ED">
+            <wp:extent cx="5274310" cy="2880995"/>
             <wp:effectExtent l="0" t="0" r="2540" b="0"/>
-            <wp:docPr id="911647833" name="图片 16"/>
+            <wp:docPr id="359621443" name="图片 6"/>
             <wp:cNvGraphicFramePr>
               <a:graphicFrameLocks xmlns:a="http://schemas.openxmlformats.org/drawingml/2006/main" noChangeAspect="1"/>
             </wp:cNvGraphicFramePr>
@@ -2438,13 +2068,13 @@
               <a:graphicData uri="http://schemas.openxmlformats.org/drawingml/2006/picture">
                 <pic:pic xmlns:pic="http://schemas.openxmlformats.org/drawingml/2006/picture">
                   <pic:nvPicPr>
-                    <pic:cNvPr id="0" name="Picture 16"/>
+                    <pic:cNvPr id="0" name="Picture 6"/>
                     <pic:cNvPicPr>
                       <a:picLocks noChangeAspect="1" noChangeArrowheads="1"/>
                     </pic:cNvPicPr>
                   </pic:nvPicPr>
                   <pic:blipFill>
-                    <a:blip r:embed="rId28" cstate="print">
+                    <a:blip r:embed="rId26" cstate="print">
                       <a:extLst>
                         <a:ext uri="{28A0092B-C50C-407E-A947-70E740481C1C}">
                           <a14:useLocalDpi xmlns:a14="http://schemas.microsoft.com/office/drawing/2010/main" val="0"/>
@@ -2459,7 +2089,7 @@
                   <pic:spPr bwMode="auto">
                     <a:xfrm>
                       <a:off x="0" y="0"/>
-                      <a:ext cx="5274310" cy="3773170"/>
+                      <a:ext cx="5274310" cy="2880995"/>
                     </a:xfrm>
                     <a:prstGeom prst="rect">
                       <a:avLst/>
@@ -2482,31 +2112,52 @@
           <w:rFonts w:hint="eastAsia"/>
         </w:rPr>
       </w:pPr>
-      <w:r>
-        <w:rPr>
-          <w:rFonts w:hint="eastAsia"/>
-        </w:rPr>
-        <w:t>A member added by the admin on the administration page, for example the ericliu added earlier, can also log in from the login page and enter the member's administration page, as shown below. It is simpler than the admin (admin user)'s page.</w:t>
-      </w:r>
-    </w:p>
-    <w:p>
-      <w:pPr>
-        <w:rPr>
-          <w:rFonts w:hint="eastAsia"/>
-        </w:rPr>
-      </w:pPr>
-      <w:r>
-        <w:rPr>
-          <w:rFonts w:hint="eastAsia"/>
-        </w:rPr>
-        <w:t xml:space="preserve">On this page, you can click the Start button to start the DSH service. The first start may be slower; after it starts, you can open the member's DSH page, as shown below. The </w:t>
+    </w:p>
+    <w:p>
+      <w:pPr>
+        <w:rPr>
+          <w:rFonts w:hint="eastAsia"/>
+        </w:rPr>
+      </w:pPr>
+      <w:r>
+        <w:rPr>
+          <w:rFonts w:hint="eastAsia"/>
+        </w:rPr>
+        <w:t>5. Other Member Operations</w:t>
+      </w:r>
+    </w:p>
+    <w:p>
+      <w:pPr>
+        <w:ind w:firstLineChars="200" w:firstLine="440"/>
+        <w:rPr>
+          <w:rFonts w:hint="eastAsia"/>
+        </w:rPr>
+      </w:pPr>
+      <w:r>
+        <w:rPr>
+          <w:rFonts w:hint="eastAsia"/>
+        </w:rPr>
+        <w:t>Members added by the admin on the admin page (e.g. ericliu added earlier) can also log in from the login page and access that member's management page, as shown below. It is simpler than the admin (admin) page.</w:t>
+      </w:r>
+    </w:p>
+    <w:p>
+      <w:pPr>
+        <w:rPr>
+          <w:rFonts w:hint="eastAsia"/>
+        </w:rPr>
+      </w:pPr>
+      <w:r>
+        <w:rPr>
+          <w:rFonts w:hint="eastAsia"/>
+        </w:rPr>
+        <w:t xml:space="preserve">On this page, you can click the "Start" button to start the DSH service. The first startup may be slow; after it starts, you can open that member's DSH page, as shown below. </w:t>
       </w:r>
       <w:r>
         <w:rPr>
           <w:rFonts w:hint="eastAsia"/>
         </w:rPr>
         <w:lastRenderedPageBreak/>
-        <w:t>operation is the same as the admin's, but note that the member can only work in their own file workspace and cannot see the files of other workspaces.</w:t>
+        <w:t>The operation is the same as the admin, but note: members can only operate within their own file workspace and cannot see files in other workspaces.</w:t>
       </w:r>
     </w:p>
     <w:p>
@@ -2537,7 +2188,7 @@
                     </pic:cNvPicPr>
                   </pic:nvPicPr>
                   <pic:blipFill>
-                    <a:blip r:embed="rId32" cstate="print">
+                    <a:blip r:embed="rId27" cstate="print">
                       <a:extLst>
                         <a:ext uri="{28A0092B-C50C-407E-A947-70E740481C1C}">
                           <a14:useLocalDpi xmlns:a14="http://schemas.microsoft.com/office/drawing/2010/main" val="0"/>
@@ -2575,6 +2226,13 @@
           <w:rFonts w:hint="eastAsia"/>
         </w:rPr>
       </w:pPr>
+    </w:p>
+    <w:p>
+      <w:pPr>
+        <w:rPr>
+          <w:rFonts w:hint="eastAsia"/>
+        </w:rPr>
+      </w:pPr>
       <w:r>
         <w:rPr>
           <w:rFonts w:hint="eastAsia"/>
@@ -2593,7 +2251,7 @@
         <w:rPr>
           <w:rFonts w:hint="eastAsia"/>
         </w:rPr>
-        <w:t>After you are familiar with the functions on the pages above, you can use this AI Harness for work. For example, to modify a code file in the workspace directory, you can directly enter the modification instruction you want in the Harness input box, as shown below, then click the submit arrow button; it will call the connected LLM to do the work.</w:t>
+        <w:t>After familiarizing yourself with the above page functions, you can use this AI Harness to work. For example, to modify a code file in the workspace directory, you can directly enter your desired modification instructions in the Harness input box, as shown below, then click the submit arrow button; it will call the connected LLM to complete the work.</w:t>
       </w:r>
     </w:p>
     <w:p>
@@ -2624,7 +2282,7 @@
                     </pic:cNvPicPr>
                   </pic:nvPicPr>
                   <pic:blipFill>
-                    <a:blip r:embed="rId33" cstate="print">
+                    <a:blip r:embed="rId28" cstate="print">
                       <a:extLst>
                         <a:ext uri="{28A0092B-C50C-407E-A947-70E740481C1C}">
                           <a14:useLocalDpi xmlns:a14="http://schemas.microsoft.com/office/drawing/2010/main" val="0"/>
@@ -2667,7 +2325,14 @@
         <w:rPr>
           <w:rFonts w:hint="eastAsia"/>
         </w:rPr>
-        <w:t>Of course, besides software development, you can also do other work, such as modifying a PPT file, creating a contract file, etc., and you can also complete tasks assigned to you by others here.</w:t>
+        <w:t xml:space="preserve">Of course, beyond software development, you can do other work such as modifying PPT files, drafting contracts, media processing, and engineering design, or </w:t>
+      </w:r>
+      <w:r>
+        <w:rPr>
+          <w:rFonts w:hint="eastAsia"/>
+        </w:rPr>
+        <w:lastRenderedPageBreak/>
+        <w:t>complete tasks assigned to you by others here.</w:t>
       </w:r>
     </w:p>
     <w:p>
@@ -2681,18 +2346,18 @@
           <w:b/>
           <w:sz w:val="28"/>
         </w:rPr>
-        <w:lastRenderedPageBreak/>
         <w:t>7. Language</w:t>
       </w:r>
     </w:p>
     <w:p>
       <w:pPr>
-        <w:rPr>
-          <w:rFonts w:hint="eastAsia"/>
-        </w:rPr>
-      </w:pPr>
-      <w:r>
-        <w:t>Full English / Chinese toggle across the console, workbench, file manager, task assignment, and task form. The login page prefers the configured default language, and you can switch anytime.</w:t>
+        <w:ind w:firstLineChars="200" w:firstLine="440"/>
+        <w:rPr>
+          <w:rFonts w:hint="eastAsia"/>
+        </w:rPr>
+      </w:pPr>
+      <w:r>
+        <w:t>The console, workbench, file manager, task assignment, and task forms all support full English / Chinese switching. The login page uses the configured default language and can be switched at any time.</w:t>
       </w:r>
     </w:p>
     <w:p>
@@ -2711,12 +2376,13 @@
     </w:p>
     <w:p>
       <w:pPr>
-        <w:rPr>
-          <w:rFonts w:hint="eastAsia"/>
-        </w:rPr>
-      </w:pPr>
-      <w:r>
-        <w:t>TakeTopDSHTeam is cross-platform: a single package covers Windows, macOS and Linux and installs fully offline — no compilation and no extra downloads on the target machine.</w:t>
+        <w:ind w:firstLineChars="200" w:firstLine="440"/>
+        <w:rPr>
+          <w:rFonts w:hint="eastAsia"/>
+        </w:rPr>
+      </w:pPr>
+      <w:r>
+        <w:t>TakeTopDSHTeam is cross-platform: a single installation package covers Windows, macOS, and Linux, with fully offline installation — no compilation required, no extra downloads on the target machine.</w:t>
       </w:r>
     </w:p>
     <w:tbl>
@@ -2749,9 +2415,6 @@
               </w:rPr>
             </w:pPr>
             <w:r>
-              <w:rPr>
-                <w:sz w:val="18"/>
-              </w:rPr>
               <w:t>Platform</w:t>
             </w:r>
           </w:p>
@@ -2767,9 +2430,6 @@
               </w:rPr>
             </w:pPr>
             <w:r>
-              <w:rPr>
-                <w:sz w:val="18"/>
-              </w:rPr>
               <w:t>Node</w:t>
             </w:r>
           </w:p>
@@ -2785,10 +2445,7 @@
               </w:rPr>
             </w:pPr>
             <w:r>
-              <w:rPr>
-                <w:sz w:val="18"/>
-              </w:rPr>
-              <w:t>@deepseek-ai/dsh deps</w:t>
+              <w:t>@deepseek-ai/dsh dependency</w:t>
             </w:r>
           </w:p>
         </w:tc>
@@ -2805,9 +2462,6 @@
               </w:rPr>
             </w:pPr>
             <w:r>
-              <w:rPr>
-                <w:sz w:val="18"/>
-              </w:rPr>
               <w:t>Windows x64</w:t>
             </w:r>
           </w:p>
@@ -2823,10 +2477,7 @@
               </w:rPr>
             </w:pPr>
             <w:r>
-              <w:rPr>
-                <w:sz w:val="18"/>
-              </w:rPr>
-              <w:t>bundled, offline</w:t>
+              <w:t>Built-in, offline</w:t>
             </w:r>
           </w:p>
         </w:tc>
@@ -2841,10 +2492,7 @@
               </w:rPr>
             </w:pPr>
             <w:r>
-              <w:rPr>
-                <w:sz w:val="18"/>
-              </w:rPr>
-              <w:t>bundled, offline</w:t>
+              <w:t>Built-in, offline</w:t>
             </w:r>
           </w:p>
         </w:tc>
@@ -2861,10 +2509,7 @@
               </w:rPr>
             </w:pPr>
             <w:r>
-              <w:rPr>
-                <w:sz w:val="18"/>
-              </w:rPr>
-              <w:t>macOS / Linux (x64 &amp; arm64)</w:t>
+              <w:t>macOS / Linux (x64 and arm64)</w:t>
             </w:r>
           </w:p>
         </w:tc>
@@ -2879,10 +2524,7 @@
               </w:rPr>
             </w:pPr>
             <w:r>
-              <w:rPr>
-                <w:sz w:val="18"/>
-              </w:rPr>
-              <w:t>bundled (tar, offline)</w:t>
+              <w:t>Built-in (tar, offline)</w:t>
             </w:r>
           </w:p>
         </w:tc>
@@ -2897,10 +2539,7 @@
               </w:rPr>
             </w:pPr>
             <w:r>
-              <w:rPr>
-                <w:sz w:val="18"/>
-              </w:rPr>
-              <w:t>bundled (offline tarball); falls back to npm install only if the bundle is missing</w:t>
+              <w:t>Built-in (offline tarball); falls back to npm install only if the built-in package is missing</w:t>
             </w:r>
           </w:p>
         </w:tc>
@@ -2913,72 +2552,8 @@
         </w:rPr>
       </w:pPr>
     </w:p>
-    <w:p>
-      <w:pPr>
-        <w:rPr>
-          <w:rFonts w:hint="eastAsia"/>
-        </w:rPr>
-      </w:pPr>
-      <w:r>
-        <w:rPr>
-          <w:b/>
-          <w:sz w:val="28"/>
-        </w:rPr>
-        <w:t>9. License</w:t>
-      </w:r>
-    </w:p>
-    <w:p>
-      <w:pPr>
-        <w:rPr>
-          <w:rFonts w:hint="eastAsia"/>
-        </w:rPr>
-      </w:pPr>
-      <w:r>
-        <w:t>This project is licensed under the Business Source License 1.1 (BSL 1.1) — a source-available license (not OSI open source). See LICENSE / COPYING.</w:t>
-      </w:r>
-    </w:p>
-    <w:p>
-      <w:pPr>
-        <w:rPr>
-          <w:rFonts w:hint="eastAsia"/>
-        </w:rPr>
-      </w:pPr>
-      <w:r>
-        <w:t>• You may copy, modify, create derivative works, redistribute, and make non-production use of the software.</w:t>
-      </w:r>
-    </w:p>
-    <w:p>
-      <w:pPr>
-        <w:rPr>
-          <w:rFonts w:hint="eastAsia"/>
-        </w:rPr>
-      </w:pPr>
-      <w:r>
-        <w:t>• Additional Use Grant: production use is free for an organization with up to 10 users; above 10 users a commercial license is required, priced at USD 10 per additional user per month (e.g. 11 users = USD 10/month; 15 users = USD 50/month; 20 users = USD 100/month) — contact service@taketopits.com.</w:t>
-      </w:r>
-    </w:p>
-    <w:p>
-      <w:pPr>
-        <w:rPr>
-          <w:rFonts w:hint="eastAsia"/>
-        </w:rPr>
-      </w:pPr>
-      <w:r>
-        <w:t>• Automatic conversion: on the Change Date (2030-09-11) — or the fourth anniversary of a version’s first public release, whichever is earlier — that version converts to the Apache License, Version 2.0 (fully open source), per version.</w:t>
-      </w:r>
-    </w:p>
-    <w:p>
-      <w:pPr>
-        <w:rPr>
-          <w:rFonts w:hint="eastAsia"/>
-        </w:rPr>
-      </w:pPr>
-      <w:r>
-        <w:t>The intellectual property of this software is vested in 泰顶拓鸿信息科技（上海）有限公司 (TakeTop Information Technology (Shanghai) Co., Ltd.), Email: service@taketopits.com. All rights reserved.</w:t>
-      </w:r>
-    </w:p>
     <w:sectPr>
-      <w:footerReference w:type="default" r:id="rId34"/>
+      <w:footerReference w:type="default" r:id="rId29"/>
       <w:pgSz w:w="11906" w:h="16838"/>
       <w:pgMar w:top="1440" w:right="1800" w:bottom="1440" w:left="1800" w:header="851" w:footer="992" w:gutter="0"/>
       <w:cols w:space="425"/>

--- a/Guide/USER_GUIDE_English.docx
+++ b/Guide/USER_GUIDE_English.docx
@@ -13,6 +13,7 @@
           <w:szCs w:val="36"/>
         </w:rPr>
       </w:pPr>
+      <w:proofErr w:type="spellStart"/>
       <w:r>
         <w:rPr>
           <w:rFonts w:hint="eastAsia"/>
@@ -21,7 +22,18 @@
           <w:sz w:val="36"/>
           <w:szCs w:val="36"/>
         </w:rPr>
-        <w:t>TakeTopDSH Team</w:t>
+        <w:t>TakeTopDSH</w:t>
+      </w:r>
+      <w:proofErr w:type="spellEnd"/>
+      <w:r>
+        <w:rPr>
+          <w:rFonts w:hint="eastAsia"/>
+          <w:b/>
+          <w:bCs/>
+          <w:sz w:val="36"/>
+          <w:szCs w:val="36"/>
+        </w:rPr>
+        <w:t xml:space="preserve"> Team</w:t>
       </w:r>
     </w:p>
     <w:p>
@@ -223,7 +235,23 @@
           <w:b/>
           <w:bCs/>
         </w:rPr>
-        <w:t xml:space="preserve">Download the installation file: go to https://github.com/TakeTopITS/TakeTopDSHTeam , click the download button as shown below, then unzip the package. </w:t>
+        <w:t xml:space="preserve">Download the installation file: go to </w:t>
+      </w:r>
+      <w:proofErr w:type="gramStart"/>
+      <w:r>
+        <w:rPr>
+          <w:b/>
+          <w:bCs/>
+        </w:rPr>
+        <w:t>https://github.com/TakeTopITS/TakeTopDSHTeam ,</w:t>
+      </w:r>
+      <w:proofErr w:type="gramEnd"/>
+      <w:r>
+        <w:rPr>
+          <w:b/>
+          <w:bCs/>
+        </w:rPr>
+        <w:t xml:space="preserve"> click the download button as shown below, then unzip the package. </w:t>
       </w:r>
     </w:p>
     <w:p>
@@ -295,12 +323,48 @@
           <w:rFonts w:hint="eastAsia"/>
         </w:rPr>
       </w:pPr>
+      <w:proofErr w:type="spellStart"/>
       <w:r>
         <w:rPr>
           <w:rFonts w:hint="eastAsia"/>
         </w:rPr>
         <w:lastRenderedPageBreak/>
-        <w:t>TakeTopDSH Team is a portable, copy-and-run application. Steps: copy the `TakeTopDshTeam` folder to the target machine → Windows: double-click `start.bat`; macOS/Linux: run `bash start.sh` → open `http://127.0.0.1:46001` in your browser → click **"Open DSH"** to start using it. Details below:</w:t>
+        <w:t>TakeTopDSH</w:t>
+      </w:r>
+      <w:proofErr w:type="spellEnd"/>
+      <w:r>
+        <w:rPr>
+          <w:rFonts w:hint="eastAsia"/>
+        </w:rPr>
+        <w:t xml:space="preserve"> Team is a portable, copy-and-run application. Steps: copy the `</w:t>
+      </w:r>
+      <w:proofErr w:type="spellStart"/>
+      <w:r>
+        <w:rPr>
+          <w:rFonts w:hint="eastAsia"/>
+        </w:rPr>
+        <w:t>TakeTopDshTeam</w:t>
+      </w:r>
+      <w:proofErr w:type="spellEnd"/>
+      <w:r>
+        <w:rPr>
+          <w:rFonts w:hint="eastAsia"/>
+        </w:rPr>
+        <w:t>` folder to the target machine → Windows: double-click `start.bat`; macOS/Linux: run `bash start.sh</w:t>
+      </w:r>
+      <w:proofErr w:type="gramStart"/>
+      <w:r>
+        <w:rPr>
+          <w:rFonts w:hint="eastAsia"/>
+        </w:rPr>
+        <w:t xml:space="preserve">` → </w:t>
+      </w:r>
+      <w:proofErr w:type="gramEnd"/>
+      <w:r>
+        <w:rPr>
+          <w:rFonts w:hint="eastAsia"/>
+        </w:rPr>
+        <w:t>open `http://127.0.0.1:46001` in your browser → click **"Open DSH"** to start using it. Details below:</w:t>
       </w:r>
     </w:p>
     <w:p>
@@ -328,7 +392,21 @@
         <w:rPr>
           <w:rFonts w:hint="eastAsia"/>
         </w:rPr>
-        <w:t>1-1-1. Copy the entire `TakeTopDshTeam` folder to the target PC.</w:t>
+        <w:t>1-1-1. Copy the entire `</w:t>
+      </w:r>
+      <w:proofErr w:type="spellStart"/>
+      <w:r>
+        <w:rPr>
+          <w:rFonts w:hint="eastAsia"/>
+        </w:rPr>
+        <w:t>TakeTopDshTeam</w:t>
+      </w:r>
+      <w:proofErr w:type="spellEnd"/>
+      <w:r>
+        <w:rPr>
+          <w:rFonts w:hint="eastAsia"/>
+        </w:rPr>
+        <w:t>` folder to the target PC.</w:t>
       </w:r>
     </w:p>
     <w:p>
@@ -342,7 +420,21 @@
         <w:rPr>
           <w:rFonts w:hint="eastAsia"/>
         </w:rPr>
-        <w:t>1-1-2. Double-click **`start.bat`** (if the port is occupied, right-click → Run as administrator).</w:t>
+        <w:t>1-1-2. Double-click **`start.bat`*</w:t>
+      </w:r>
+      <w:proofErr w:type="gramStart"/>
+      <w:r>
+        <w:rPr>
+          <w:rFonts w:hint="eastAsia"/>
+        </w:rPr>
+        <w:t>* (</w:t>
+      </w:r>
+      <w:proofErr w:type="gramEnd"/>
+      <w:r>
+        <w:rPr>
+          <w:rFonts w:hint="eastAsia"/>
+        </w:rPr>
+        <w:t>if the port is occupied, right-click → Run as administrator).</w:t>
       </w:r>
     </w:p>
     <w:p>
@@ -392,7 +484,21 @@
         <w:rPr>
           <w:rFonts w:hint="eastAsia"/>
         </w:rPr>
-        <w:t>1-2-1. Copy the entire `TakeTopDshTeam` folder to the target Mac.</w:t>
+        <w:t>1-2-1. Copy the entire `</w:t>
+      </w:r>
+      <w:proofErr w:type="spellStart"/>
+      <w:r>
+        <w:rPr>
+          <w:rFonts w:hint="eastAsia"/>
+        </w:rPr>
+        <w:t>TakeTopDshTeam</w:t>
+      </w:r>
+      <w:proofErr w:type="spellEnd"/>
+      <w:r>
+        <w:rPr>
+          <w:rFonts w:hint="eastAsia"/>
+        </w:rPr>
+        <w:t>` folder to the target Mac.</w:t>
       </w:r>
     </w:p>
     <w:p>
@@ -417,7 +523,15 @@
         </w:rPr>
       </w:pPr>
       <w:r>
-        <w:t>bash cd /path/to/TakeTopDshTeam bash start.sh</w:t>
+        <w:t>bash cd /path/to/</w:t>
+      </w:r>
+      <w:proofErr w:type="spellStart"/>
+      <w:r>
+        <w:t>TakeTopDshTeam</w:t>
+      </w:r>
+      <w:proofErr w:type="spellEnd"/>
+      <w:r>
+        <w:t xml:space="preserve"> bash start.sh</w:t>
       </w:r>
     </w:p>
     <w:p>
@@ -439,7 +553,21 @@
         <w:rPr>
           <w:rFonts w:hint="eastAsia"/>
         </w:rPr>
-        <w:t>1-2-3. On first run, the built-in Node.js and `@deepseek-ai/dsh` dependency are automatically extracted — **fully offline**, no extra downloads or compilation needed.</w:t>
+        <w:t xml:space="preserve">1-2-3. On first run, the built-in Node.js and `@deepseek-ai/dsh` dependency are automatically extracted </w:t>
+      </w:r>
+      <w:proofErr w:type="gramStart"/>
+      <w:r>
+        <w:rPr>
+          <w:rFonts w:hint="eastAsia"/>
+        </w:rPr>
+        <w:t>— *</w:t>
+      </w:r>
+      <w:proofErr w:type="gramEnd"/>
+      <w:r>
+        <w:rPr>
+          <w:rFonts w:hint="eastAsia"/>
+        </w:rPr>
+        <w:t>*fully offline**, no extra downloads or compilation needed.</w:t>
       </w:r>
     </w:p>
     <w:p>
@@ -489,7 +617,21 @@
         <w:rPr>
           <w:rFonts w:hint="eastAsia"/>
         </w:rPr>
-        <w:t>1-3-1. Copy the entire `TakeTopDshTeam` folder to the target machine.</w:t>
+        <w:t>1-3-1. Copy the entire `</w:t>
+      </w:r>
+      <w:proofErr w:type="spellStart"/>
+      <w:r>
+        <w:rPr>
+          <w:rFonts w:hint="eastAsia"/>
+        </w:rPr>
+        <w:t>TakeTopDshTeam</w:t>
+      </w:r>
+      <w:proofErr w:type="spellEnd"/>
+      <w:r>
+        <w:rPr>
+          <w:rFonts w:hint="eastAsia"/>
+        </w:rPr>
+        <w:t>` folder to the target machine.</w:t>
       </w:r>
     </w:p>
     <w:p>
@@ -514,7 +656,15 @@
         </w:rPr>
       </w:pPr>
       <w:r>
-        <w:t>bash cd /path/to/TakeTopDshTeam bash start.sh</w:t>
+        <w:t>bash cd /path/to/</w:t>
+      </w:r>
+      <w:proofErr w:type="spellStart"/>
+      <w:r>
+        <w:t>TakeTopDshTeam</w:t>
+      </w:r>
+      <w:proofErr w:type="spellEnd"/>
+      <w:r>
+        <w:t xml:space="preserve"> bash start.sh</w:t>
       </w:r>
     </w:p>
     <w:p>
@@ -528,7 +678,21 @@
         <w:rPr>
           <w:rFonts w:hint="eastAsia"/>
         </w:rPr>
-        <w:t>1-3-3. On first run, the built-in Node.js and `@deepseek-ai/dsh` dependency are automatically extracted — **fully offline**, no extra downloads or compilation needed.</w:t>
+        <w:t xml:space="preserve">1-3-3. On first run, the built-in Node.js and `@deepseek-ai/dsh` dependency are automatically extracted </w:t>
+      </w:r>
+      <w:proofErr w:type="gramStart"/>
+      <w:r>
+        <w:rPr>
+          <w:rFonts w:hint="eastAsia"/>
+        </w:rPr>
+        <w:t>— *</w:t>
+      </w:r>
+      <w:proofErr w:type="gramEnd"/>
+      <w:r>
+        <w:rPr>
+          <w:rFonts w:hint="eastAsia"/>
+        </w:rPr>
+        <w:t>*fully offline**, no extra downloads or compilation needed.</w:t>
       </w:r>
     </w:p>
     <w:p>
@@ -576,7 +740,21 @@
         <w:rPr>
           <w:rFonts w:hint="eastAsia"/>
         </w:rPr>
-        <w:t>After each restart, open the TakeTopDshTeam folder. You will see the two files below. Run the appropriate file for your system to open the login page:</w:t>
+        <w:t xml:space="preserve">After each restart, open the </w:t>
+      </w:r>
+      <w:proofErr w:type="spellStart"/>
+      <w:r>
+        <w:rPr>
+          <w:rFonts w:hint="eastAsia"/>
+        </w:rPr>
+        <w:t>TakeTopDshTeam</w:t>
+      </w:r>
+      <w:proofErr w:type="spellEnd"/>
+      <w:r>
+        <w:rPr>
+          <w:rFonts w:hint="eastAsia"/>
+        </w:rPr>
+        <w:t xml:space="preserve"> folder. You will see the two files below. Run the appropriate file for your system to open the login page:</w:t>
       </w:r>
     </w:p>
     <w:p>
@@ -590,7 +768,7 @@
           <w:noProof/>
         </w:rPr>
         <w:drawing>
-          <wp:inline distT="0" distB="0" distL="0" distR="0" wp14:anchorId="78E1C3EA" wp14:editId="1FB7C344">
+          <wp:inline distT="0" distB="0" distL="0" distR="0" wp14:anchorId="78E1C3EA" wp14:editId="5A32A688">
             <wp:extent cx="5274310" cy="465455"/>
             <wp:effectExtent l="0" t="0" r="2540" b="0"/>
             <wp:docPr id="286631104" name="图片 1"/>
@@ -736,7 +914,63 @@
         <w:rPr>
           <w:rFonts w:hint="eastAsia"/>
         </w:rPr>
-        <w:t>Enter username `admin` and password `12345678` to log in. After the first login, the TakeTopDSH Team backend service (TakeTopDSHLauncher) will continue running in the background. As long as the computer has not been restarted, simply open `http://127.0.0.1:46001` again in your browser to return to the login page. If the launcher has closed (e.g. after a restart), re-run the startup program above. http://127.0.0.1:46001</w:t>
+        <w:t xml:space="preserve">Enter username `admin` and password `12345678` to log in. After the first login, the </w:t>
+      </w:r>
+      <w:proofErr w:type="spellStart"/>
+      <w:r>
+        <w:rPr>
+          <w:rFonts w:hint="eastAsia"/>
+        </w:rPr>
+        <w:t>TakeTopDSH</w:t>
+      </w:r>
+      <w:proofErr w:type="spellEnd"/>
+      <w:r>
+        <w:rPr>
+          <w:rFonts w:hint="eastAsia"/>
+        </w:rPr>
+        <w:t xml:space="preserve"> Team backend service (</w:t>
+      </w:r>
+      <w:proofErr w:type="spellStart"/>
+      <w:r>
+        <w:rPr>
+          <w:rFonts w:hint="eastAsia"/>
+        </w:rPr>
+        <w:t>TakeTopDSHLauncher</w:t>
+      </w:r>
+      <w:proofErr w:type="spellEnd"/>
+      <w:r>
+        <w:rPr>
+          <w:rFonts w:hint="eastAsia"/>
+        </w:rPr>
+        <w:t xml:space="preserve">) will continue running in the background. </w:t>
+      </w:r>
+      <w:proofErr w:type="gramStart"/>
+      <w:r>
+        <w:rPr>
+          <w:rFonts w:hint="eastAsia"/>
+        </w:rPr>
+        <w:t>As long as</w:t>
+      </w:r>
+      <w:proofErr w:type="gramEnd"/>
+      <w:r>
+        <w:rPr>
+          <w:rFonts w:hint="eastAsia"/>
+        </w:rPr>
+        <w:t xml:space="preserve"> the computer has not </w:t>
+      </w:r>
+      <w:proofErr w:type="gramStart"/>
+      <w:r>
+        <w:rPr>
+          <w:rFonts w:hint="eastAsia"/>
+        </w:rPr>
+        <w:t>been restarted</w:t>
+      </w:r>
+      <w:proofErr w:type="gramEnd"/>
+      <w:r>
+        <w:rPr>
+          <w:rFonts w:hint="eastAsia"/>
+        </w:rPr>
+        <w:t>, simply open `http://127.0.0.1:46001` again in your browser to return to the login page. If the launcher has closed (e.g. after a restart), re-run the startup program above. http://127.0.0.1:46001</w:t>
       </w:r>
       <w:hyperlink r:id="rId11" w:history="1">
         <w:r>
@@ -778,7 +1012,21 @@
         <w:rPr>
           <w:rFonts w:hint="eastAsia"/>
         </w:rPr>
-        <w:t>After an admin user logs in, the following page is displayed. This is the admin management page.</w:t>
+        <w:t xml:space="preserve">After an </w:t>
+      </w:r>
+      <w:proofErr w:type="gramStart"/>
+      <w:r>
+        <w:rPr>
+          <w:rFonts w:hint="eastAsia"/>
+        </w:rPr>
+        <w:t>admin user logs</w:t>
+      </w:r>
+      <w:proofErr w:type="gramEnd"/>
+      <w:r>
+        <w:rPr>
+          <w:rFonts w:hint="eastAsia"/>
+        </w:rPr>
+        <w:t xml:space="preserve"> in, the following page is displayed. This is the admin management page.</w:t>
       </w:r>
     </w:p>
     <w:p>
@@ -887,7 +1135,7 @@
           <w:noProof/>
         </w:rPr>
         <w:drawing>
-          <wp:inline distT="0" distB="0" distL="0" distR="0" wp14:anchorId="2044E27F" wp14:editId="560BDA05">
+          <wp:inline distT="0" distB="0" distL="0" distR="0" wp14:anchorId="2044E27F" wp14:editId="78EA93BD">
             <wp:extent cx="5274310" cy="2002155"/>
             <wp:effectExtent l="0" t="0" r="2540" b="0"/>
             <wp:docPr id="5370857" name="图片 5"/>
@@ -963,7 +1211,21 @@
         <w:rPr>
           <w:rFonts w:hint="eastAsia"/>
         </w:rPr>
-        <w:t>Setting the workspace path defines the platform's workspace directory. This directory can be located on any drive, but plan carefully and ensure sufficient capacity, as all data entered and files uploaded in TakeTopDSH Team are stored in this directory.</w:t>
+        <w:t xml:space="preserve">Setting the workspace path defines the platform's workspace directory. This directory can be located on any drive, but plan carefully and ensure sufficient capacity, as all data entered and files uploaded in </w:t>
+      </w:r>
+      <w:proofErr w:type="spellStart"/>
+      <w:r>
+        <w:rPr>
+          <w:rFonts w:hint="eastAsia"/>
+        </w:rPr>
+        <w:t>TakeTopDSH</w:t>
+      </w:r>
+      <w:proofErr w:type="spellEnd"/>
+      <w:r>
+        <w:rPr>
+          <w:rFonts w:hint="eastAsia"/>
+        </w:rPr>
+        <w:t xml:space="preserve"> Team are stored in this directory.</w:t>
       </w:r>
     </w:p>
     <w:p>
@@ -1156,7 +1418,21 @@
         <w:rPr>
           <w:rFonts w:hint="eastAsia"/>
         </w:rPr>
-        <w:t>Since TakeTopDSH Team is an AI collaboration platform built on DeepSeek Harness, when DeepSeek Harness releases a new version, you can click this button to upgrade and ensure you are using the latest features.</w:t>
+        <w:t xml:space="preserve">Since </w:t>
+      </w:r>
+      <w:proofErr w:type="spellStart"/>
+      <w:r>
+        <w:rPr>
+          <w:rFonts w:hint="eastAsia"/>
+        </w:rPr>
+        <w:t>TakeTopDSH</w:t>
+      </w:r>
+      <w:proofErr w:type="spellEnd"/>
+      <w:r>
+        <w:rPr>
+          <w:rFonts w:hint="eastAsia"/>
+        </w:rPr>
+        <w:t xml:space="preserve"> Team is an AI collaboration platform built on DeepSeek Harness, when DeepSeek Harness releases a new version, you can click this button to upgrade and ensure you are using the latest features.</w:t>
       </w:r>
     </w:p>
     <w:p>
@@ -1192,7 +1468,21 @@
         <w:rPr>
           <w:rFonts w:hint="eastAsia"/>
         </w:rPr>
-        <w:t>After completing setup on the admin page, click the **Open DSH** button in the TakeTopDSH Team launcher area to open the workbench page.</w:t>
+        <w:t xml:space="preserve">After completing setup on the admin page, click the **Open DSH** button in the </w:t>
+      </w:r>
+      <w:proofErr w:type="spellStart"/>
+      <w:r>
+        <w:rPr>
+          <w:rFonts w:hint="eastAsia"/>
+        </w:rPr>
+        <w:t>TakeTopDSH</w:t>
+      </w:r>
+      <w:proofErr w:type="spellEnd"/>
+      <w:r>
+        <w:rPr>
+          <w:rFonts w:hint="eastAsia"/>
+        </w:rPr>
+        <w:t xml:space="preserve"> Team launcher area to open the workbench page.</w:t>
       </w:r>
     </w:p>
     <w:p>
@@ -1206,7 +1496,7 @@
           <w:noProof/>
         </w:rPr>
         <w:drawing>
-          <wp:inline distT="0" distB="0" distL="0" distR="0" wp14:anchorId="39F15B5B" wp14:editId="42230F39">
+          <wp:inline distT="0" distB="0" distL="0" distR="0" wp14:anchorId="39F15B5B" wp14:editId="104D19FC">
             <wp:extent cx="5274310" cy="1233805"/>
             <wp:effectExtent l="0" t="0" r="2540" b="4445"/>
             <wp:docPr id="1833294711" name="图片 8"/>
@@ -1354,7 +1644,21 @@
         <w:rPr>
           <w:rFonts w:hint="eastAsia"/>
         </w:rPr>
-        <w:t>Although TakeTopDSH Team is built on DeepSeek Harness, you can also connect to other LLMs such as OpenAI, Kimi, Claude, Qwen, and even local models.</w:t>
+        <w:t xml:space="preserve">Although </w:t>
+      </w:r>
+      <w:proofErr w:type="spellStart"/>
+      <w:r>
+        <w:rPr>
+          <w:rFonts w:hint="eastAsia"/>
+        </w:rPr>
+        <w:t>TakeTopDSH</w:t>
+      </w:r>
+      <w:proofErr w:type="spellEnd"/>
+      <w:r>
+        <w:rPr>
+          <w:rFonts w:hint="eastAsia"/>
+        </w:rPr>
+        <w:t xml:space="preserve"> Team is built on DeepSeek Harness, you can also connect to other LLMs such as OpenAI, Kimi, Claude, Qwen, and even local models.</w:t>
       </w:r>
     </w:p>
     <w:p>
@@ -1444,7 +1748,21 @@
           <w:rFonts w:hint="eastAsia"/>
         </w:rPr>
         <w:lastRenderedPageBreak/>
-        <w:t>Click the Edit button, as shown below. You can select from the listed models, or click Add model to add a new one. After selecting, enter the API Key you obtained. For detailed setup instructions, refer to the website of the LLM you want to connect.</w:t>
+        <w:t xml:space="preserve">Click the Edit button, as shown below. You can select from the listed </w:t>
+      </w:r>
+      <w:proofErr w:type="gramStart"/>
+      <w:r>
+        <w:rPr>
+          <w:rFonts w:hint="eastAsia"/>
+        </w:rPr>
+        <w:t>models, or</w:t>
+      </w:r>
+      <w:proofErr w:type="gramEnd"/>
+      <w:r>
+        <w:rPr>
+          <w:rFonts w:hint="eastAsia"/>
+        </w:rPr>
+        <w:t xml:space="preserve"> click Add model to add a new one. After selecting, enter the API Key you obtained. For detailed setup instructions, refer to the website of the LLM you want to connect.</w:t>
       </w:r>
     </w:p>
     <w:p>
@@ -1831,7 +2149,35 @@
         <w:rPr>
           <w:rFonts w:hint="eastAsia"/>
         </w:rPr>
-        <w:t>It displays all tasks you have created. The member list on the left is optional (for filtering). Click the "Add Task" button to open the dialog, and select the assignee from the "Assignee" dropdown. The "Type" field contains a text box, a dropdown, and a + button: you can select an existing type, or enter a new type and click + to add it (types are remembered). You can also change the assignee when editing a task; after saving, the task moves to the new assignee's task list. Each task row has a + column to inline-expand its sub-tasks; each sub-task stores its parent task's unique ID (UID), and the "No." column shows the hierarchical number (1, 1-1, 1-2-1...). Tasks without sub-tasks do not show +.</w:t>
+        <w:t xml:space="preserve">It displays all tasks you have created. The member list on the left is optional (for filtering). Click the "Add Task" button to open the </w:t>
+      </w:r>
+      <w:proofErr w:type="gramStart"/>
+      <w:r>
+        <w:rPr>
+          <w:rFonts w:hint="eastAsia"/>
+        </w:rPr>
+        <w:t>dialog, and</w:t>
+      </w:r>
+      <w:proofErr w:type="gramEnd"/>
+      <w:r>
+        <w:rPr>
+          <w:rFonts w:hint="eastAsia"/>
+        </w:rPr>
+        <w:t xml:space="preserve"> select the assignee from the "Assignee" dropdown. The "Type" field contains a text box, a dropdown, and a + button: you can select an existing </w:t>
+      </w:r>
+      <w:proofErr w:type="gramStart"/>
+      <w:r>
+        <w:rPr>
+          <w:rFonts w:hint="eastAsia"/>
+        </w:rPr>
+        <w:t>type, or</w:t>
+      </w:r>
+      <w:proofErr w:type="gramEnd"/>
+      <w:r>
+        <w:rPr>
+          <w:rFonts w:hint="eastAsia"/>
+        </w:rPr>
+        <w:t xml:space="preserve"> enter a new type and click + to add it (types are remembered). You can also change the assignee when editing a task; after saving, the task moves to the new assignee's task list. Each task row has a + column to inline-expand its sub-tasks; each sub-task stores its parent task's unique ID (UID), and the "No." column shows the hierarchical number (1, 1-1, 1-2-1...). Tasks without sub-tasks do not show +.</w:t>
       </w:r>
     </w:p>
     <w:p>
@@ -2137,7 +2483,21 @@
         <w:rPr>
           <w:rFonts w:hint="eastAsia"/>
         </w:rPr>
-        <w:t>Members added by the admin on the admin page (e.g. ericliu added earlier) can also log in from the login page and access that member's management page, as shown below. It is simpler than the admin (admin) page.</w:t>
+        <w:t xml:space="preserve">Members added by the admin on the admin page (e.g. </w:t>
+      </w:r>
+      <w:proofErr w:type="spellStart"/>
+      <w:r>
+        <w:rPr>
+          <w:rFonts w:hint="eastAsia"/>
+        </w:rPr>
+        <w:t>ericliu</w:t>
+      </w:r>
+      <w:proofErr w:type="spellEnd"/>
+      <w:r>
+        <w:rPr>
+          <w:rFonts w:hint="eastAsia"/>
+        </w:rPr>
+        <w:t xml:space="preserve"> added earlier) can also log in from the login page and access that member's management page, as shown below. It is simpler than the admin (admin) page.</w:t>
       </w:r>
     </w:p>
     <w:p>
@@ -2157,7 +2517,35 @@
           <w:rFonts w:hint="eastAsia"/>
         </w:rPr>
         <w:lastRenderedPageBreak/>
-        <w:t>The operation is the same as the admin, but note: members can only operate within their own file workspace and cannot see files in other workspaces.</w:t>
+        <w:t xml:space="preserve">The operation is the same as the </w:t>
+      </w:r>
+      <w:proofErr w:type="gramStart"/>
+      <w:r>
+        <w:rPr>
+          <w:rFonts w:hint="eastAsia"/>
+        </w:rPr>
+        <w:t>admin, but</w:t>
+      </w:r>
+      <w:proofErr w:type="gramEnd"/>
+      <w:r>
+        <w:rPr>
+          <w:rFonts w:hint="eastAsia"/>
+        </w:rPr>
+        <w:t xml:space="preserve"> </w:t>
+      </w:r>
+      <w:proofErr w:type="gramStart"/>
+      <w:r>
+        <w:rPr>
+          <w:rFonts w:hint="eastAsia"/>
+        </w:rPr>
+        <w:t>note:</w:t>
+      </w:r>
+      <w:proofErr w:type="gramEnd"/>
+      <w:r>
+        <w:rPr>
+          <w:rFonts w:hint="eastAsia"/>
+        </w:rPr>
+        <w:t xml:space="preserve"> members can only operate within their own file workspace and cannot see files in other workspaces.</w:t>
       </w:r>
     </w:p>
     <w:p>
@@ -2381,176 +2769,20 @@
           <w:rFonts w:hint="eastAsia"/>
         </w:rPr>
       </w:pPr>
-      <w:r>
-        <w:t>TakeTopDSHTeam is cross-platform: a single installation package covers Windows, macOS, and Linux, with fully offline installation — no compilation required, no extra downloads on the target machine.</w:t>
-      </w:r>
-    </w:p>
-    <w:tbl>
-      <w:tblPr>
-        <w:tblW w:w="0" w:type="auto"/>
-        <w:tblBorders>
-          <w:top w:val="single" w:sz="4" w:space="0" w:color="999999"/>
-          <w:left w:val="single" w:sz="4" w:space="0" w:color="999999"/>
-          <w:bottom w:val="single" w:sz="4" w:space="0" w:color="999999"/>
-          <w:right w:val="single" w:sz="4" w:space="0" w:color="999999"/>
-          <w:insideH w:val="single" w:sz="4" w:space="0" w:color="999999"/>
-          <w:insideV w:val="single" w:sz="4" w:space="0" w:color="999999"/>
-        </w:tblBorders>
-        <w:tblLook w:val="04A0" w:firstRow="1" w:lastRow="0" w:firstColumn="1" w:lastColumn="0" w:noHBand="0" w:noVBand="1"/>
-      </w:tblPr>
-      <w:tblGrid>
-        <w:gridCol w:w="2765"/>
-        <w:gridCol w:w="2765"/>
-        <w:gridCol w:w="2766"/>
-      </w:tblGrid>
-      <w:tr>
-        <w:tc>
-          <w:tcPr>
-            <w:tcW w:w="2769" w:type="dxa"/>
-          </w:tcPr>
-          <w:p>
-            <w:pPr>
-              <w:rPr>
-                <w:rFonts w:hint="eastAsia"/>
-              </w:rPr>
-            </w:pPr>
-            <w:r>
-              <w:t>Platform</w:t>
-            </w:r>
-          </w:p>
-        </w:tc>
-        <w:tc>
-          <w:tcPr>
-            <w:tcW w:w="2769" w:type="dxa"/>
-          </w:tcPr>
-          <w:p>
-            <w:pPr>
-              <w:rPr>
-                <w:rFonts w:hint="eastAsia"/>
-              </w:rPr>
-            </w:pPr>
-            <w:r>
-              <w:t>Node</w:t>
-            </w:r>
-          </w:p>
-        </w:tc>
-        <w:tc>
-          <w:tcPr>
-            <w:tcW w:w="2769" w:type="dxa"/>
-          </w:tcPr>
-          <w:p>
-            <w:pPr>
-              <w:rPr>
-                <w:rFonts w:hint="eastAsia"/>
-              </w:rPr>
-            </w:pPr>
-            <w:r>
-              <w:t>@deepseek-ai/dsh dependency</w:t>
-            </w:r>
-          </w:p>
-        </w:tc>
-      </w:tr>
-      <w:tr>
-        <w:tc>
-          <w:tcPr>
-            <w:tcW w:w="2769" w:type="dxa"/>
-          </w:tcPr>
-          <w:p>
-            <w:pPr>
-              <w:rPr>
-                <w:rFonts w:hint="eastAsia"/>
-              </w:rPr>
-            </w:pPr>
-            <w:r>
-              <w:t>Windows x64</w:t>
-            </w:r>
-          </w:p>
-        </w:tc>
-        <w:tc>
-          <w:tcPr>
-            <w:tcW w:w="2769" w:type="dxa"/>
-          </w:tcPr>
-          <w:p>
-            <w:pPr>
-              <w:rPr>
-                <w:rFonts w:hint="eastAsia"/>
-              </w:rPr>
-            </w:pPr>
-            <w:r>
-              <w:t>Built-in, offline</w:t>
-            </w:r>
-          </w:p>
-        </w:tc>
-        <w:tc>
-          <w:tcPr>
-            <w:tcW w:w="2769" w:type="dxa"/>
-          </w:tcPr>
-          <w:p>
-            <w:pPr>
-              <w:rPr>
-                <w:rFonts w:hint="eastAsia"/>
-              </w:rPr>
-            </w:pPr>
-            <w:r>
-              <w:t>Built-in, offline</w:t>
-            </w:r>
-          </w:p>
-        </w:tc>
-      </w:tr>
-      <w:tr>
-        <w:tc>
-          <w:tcPr>
-            <w:tcW w:w="2769" w:type="dxa"/>
-          </w:tcPr>
-          <w:p>
-            <w:pPr>
-              <w:rPr>
-                <w:rFonts w:hint="eastAsia"/>
-              </w:rPr>
-            </w:pPr>
-            <w:r>
-              <w:t>macOS / Linux (x64 and arm64)</w:t>
-            </w:r>
-          </w:p>
-        </w:tc>
-        <w:tc>
-          <w:tcPr>
-            <w:tcW w:w="2769" w:type="dxa"/>
-          </w:tcPr>
-          <w:p>
-            <w:pPr>
-              <w:rPr>
-                <w:rFonts w:hint="eastAsia"/>
-              </w:rPr>
-            </w:pPr>
-            <w:r>
-              <w:t>Built-in (tar, offline)</w:t>
-            </w:r>
-          </w:p>
-        </w:tc>
-        <w:tc>
-          <w:tcPr>
-            <w:tcW w:w="2769" w:type="dxa"/>
-          </w:tcPr>
-          <w:p>
-            <w:pPr>
-              <w:rPr>
-                <w:rFonts w:hint="eastAsia"/>
-              </w:rPr>
-            </w:pPr>
-            <w:r>
-              <w:t>Built-in (offline tarball); falls back to npm install only if the built-in package is missing</w:t>
-            </w:r>
-          </w:p>
-        </w:tc>
-      </w:tr>
-    </w:tbl>
-    <w:p>
-      <w:pPr>
-        <w:rPr>
-          <w:rFonts w:hint="eastAsia"/>
-        </w:rPr>
-      </w:pPr>
+      <w:proofErr w:type="spellStart"/>
+      <w:r>
+        <w:t>TakeTopDSHTeam</w:t>
+      </w:r>
+      <w:proofErr w:type="spellEnd"/>
+      <w:r>
+        <w:t xml:space="preserve"> is cross-platform: a single installation package covers Windows, macOS, and Linux, with fully offline installation — no compilation required, no extra downloads on the target machine.</w:t>
+      </w:r>
+      <w:r>
+        <w:rPr>
+          <w:rFonts w:hint="eastAsia"/>
+        </w:rPr>
+        <w:t xml:space="preserve"> </w:t>
+      </w:r>
     </w:p>
     <w:sectPr>
       <w:footerReference w:type="default" r:id="rId29"/>
